--- a/Internship/paper/Final_Project_Paper_Bakir_Baskal_JOURNAL.docx
+++ b/Internship/paper/Final_Project_Paper_Bakir_Baskal_JOURNAL.docx
@@ -3382,7 +3382,7 @@
     </w:p>
     <w:bookmarkEnd w:id="16"/>
     <w:bookmarkEnd w:id="17"/>
-    <w:bookmarkStart w:id="20" w:name="sec:settings"/>
+    <w:bookmarkStart w:id="21" w:name="sec:settings"/>
     <w:p>
       <w:pPr>
         <w:pStyle w:val="Heading1"/>
@@ -3827,7 +3827,7 @@
       </w:r>
     </w:p>
     <w:bookmarkEnd w:id="18"/>
-    <w:bookmarkStart w:id="19" w:name="sec:dataset"/>
+    <w:bookmarkStart w:id="20" w:name="sec:dataset"/>
     <w:p>
       <w:pPr>
         <w:pStyle w:val="Heading2"/>
@@ -4023,12 +4023,12 @@
       <w:r>
         <w:t xml:space="preserve">feature, only the target label (Section </w:t>
       </w:r>
-      <w:hyperlink w:anchor="sec:targetconstruction">
+      <w:hyperlink w:anchor="sec:eda">
         <w:r>
           <w:rPr>
             <w:rStyle w:val="Hyperlink"/>
           </w:rPr>
-          <w:t xml:space="preserve">[sec:targetconstruction]</w:t>
+          <w:t xml:space="preserve">4.1</w:t>
         </w:r>
       </w:hyperlink>
       <w:r>
@@ -4101,9 +4101,236 @@
         <w:t xml:space="preserve">single strongest predictor in the whole feature matrix.</w:t>
       </w:r>
     </w:p>
+    <w:bookmarkStart w:id="19" w:name="tab:snapshots"/>
+    <w:p>
+      <w:pPr>
+        <w:pStyle w:val="TableCaption"/>
+        <w:jc w:val="center"/>
+      </w:pPr>
+      <w:r>
+        <w:rPr>
+          <w:sz w:val="16"/>
+        </w:rPr>
+        <w:t xml:space="preserve">Monthly Inside Airbnb snapshots used (New York City).</w:t>
+      </w:r>
+    </w:p>
+    <w:tbl>
+      <w:tblPr>
+        <w:tblStyle w:val="Table"/>
+        <w:tblW w:type="auto" w:w="0"/>
+        <w:tblLook w:firstRow="1" w:lastRow="0" w:firstColumn="0" w:lastColumn="0" w:noHBand="0" w:noVBand="0" w:val="0020"/>
+        <w:tblCaption w:val="Monthly Inside Airbnb snapshots used (New York City)."/>
+      </w:tblPr>
+      <w:tblGrid>
+        <w:gridCol w:w="3960"/>
+        <w:gridCol w:w="3960"/>
+      </w:tblGrid>
+      <w:tr>
+        <w:trPr>
+          <w:tblHeader w:val="on"/>
+        </w:trPr>
+        <w:tc>
+          <w:tcPr/>
+          <w:p>
+            <w:pPr>
+              <w:pStyle w:val="Compact"/>
+              <w:jc w:val="left"/>
+            </w:pPr>
+            <w:r>
+              <w:t xml:space="preserve">Snapshot</w:t>
+            </w:r>
+          </w:p>
+        </w:tc>
+        <w:tc>
+          <w:tcPr/>
+          <w:p>
+            <w:pPr>
+              <w:pStyle w:val="Compact"/>
+              <w:jc w:val="left"/>
+            </w:pPr>
+            <w:r>
+              <w:t xml:space="preserve">Notes</w:t>
+            </w:r>
+          </w:p>
+        </w:tc>
+      </w:tr>
+      <w:tr>
+        <w:tc>
+          <w:tcPr/>
+          <w:p>
+            <w:pPr>
+              <w:pStyle w:val="Compact"/>
+              <w:jc w:val="left"/>
+            </w:pPr>
+            <w:r>
+              <w:t xml:space="preserve">Jul–Nov 2025</w:t>
+            </w:r>
+          </w:p>
+        </w:tc>
+        <w:tc>
+          <w:tcPr/>
+          <w:p>
+            <w:pPr>
+              <w:pStyle w:val="Compact"/>
+              <w:jc w:val="left"/>
+            </w:pPr>
+            <w:r>
+              <w:t xml:space="preserve">Calendar forward span</w:t>
+            </w:r>
+            <w:r>
+              <w:t xml:space="preserve"> </w:t>
+            </w:r>
+            <m:oMath>
+              <m:r>
+                <m:rPr>
+                  <m:sty m:val="p"/>
+                </m:rPr>
+                <m:t>∼</m:t>
+              </m:r>
+            </m:oMath>
+            <w:r>
+              <w:t xml:space="preserve">365 days; listings price</w:t>
+            </w:r>
+            <w:r>
+              <w:t xml:space="preserve"> </w:t>
+            </w:r>
+            <m:oMath>
+              <m:r>
+                <m:rPr>
+                  <m:sty m:val="p"/>
+                </m:rPr>
+                <m:t>∼</m:t>
+              </m:r>
+            </m:oMath>
+            <w:r>
+              <w:t xml:space="preserve">58–59% populated; calendar price column present but 100% empty</w:t>
+            </w:r>
+          </w:p>
+        </w:tc>
+      </w:tr>
+      <w:tr>
+        <w:tc>
+          <w:tcPr/>
+          <w:p>
+            <w:pPr>
+              <w:pStyle w:val="Compact"/>
+              <w:jc w:val="left"/>
+            </w:pPr>
+            <w:r>
+              <w:t xml:space="preserve">Dec 2025–Feb 2026</w:t>
+            </w:r>
+          </w:p>
+        </w:tc>
+        <w:tc>
+          <w:tcPr/>
+          <w:p>
+            <w:pPr>
+              <w:pStyle w:val="Compact"/>
+              <w:jc w:val="left"/>
+            </w:pPr>
+            <w:r>
+              <w:t xml:space="preserve">Calendar forward span</w:t>
+            </w:r>
+            <w:r>
+              <w:t xml:space="preserve"> </w:t>
+            </w:r>
+            <m:oMath>
+              <m:r>
+                <m:rPr>
+                  <m:sty m:val="p"/>
+                </m:rPr>
+                <m:t>∼</m:t>
+              </m:r>
+            </m:oMath>
+            <w:r>
+              <w:t xml:space="preserve">365–371 days; listings price 100% empty; calendar price column present but 100% empty</w:t>
+            </w:r>
+          </w:p>
+        </w:tc>
+      </w:tr>
+      <w:tr>
+        <w:tc>
+          <w:tcPr/>
+          <w:p>
+            <w:pPr>
+              <w:pStyle w:val="Compact"/>
+              <w:jc w:val="left"/>
+            </w:pPr>
+            <w:r>
+              <w:t xml:space="preserve">Mar–Apr 2026</w:t>
+            </w:r>
+          </w:p>
+        </w:tc>
+        <w:tc>
+          <w:tcPr/>
+          <w:p>
+            <w:pPr>
+              <w:pStyle w:val="Compact"/>
+              <w:jc w:val="left"/>
+            </w:pPr>
+            <w:r>
+              <w:t xml:space="preserve">Calendar forward span</w:t>
+            </w:r>
+            <w:r>
+              <w:t xml:space="preserve"> </w:t>
+            </w:r>
+            <m:oMath>
+              <m:r>
+                <m:rPr>
+                  <m:sty m:val="p"/>
+                </m:rPr>
+                <m:t>∼</m:t>
+              </m:r>
+            </m:oMath>
+            <w:r>
+              <w:t xml:space="preserve">365–366 days; listings price resumes (</w:t>
+            </w:r>
+            <m:oMath>
+              <m:r>
+                <m:rPr>
+                  <m:sty m:val="p"/>
+                </m:rPr>
+                <m:t>∼</m:t>
+              </m:r>
+            </m:oMath>
+            <w:r>
+              <w:t xml:space="preserve">59–60% populated); calendar price column removed entirely</w:t>
+            </w:r>
+          </w:p>
+        </w:tc>
+      </w:tr>
+    </w:tbl>
     <w:bookmarkEnd w:id="19"/>
+    <w:p>
+      <w:pPr>
+        <w:pStyle w:val="BodyText"/>
+        <w:jc w:val="both"/>
+      </w:pPr>
+      <w:r>
+        <w:t xml:space="preserve">Ten consecutive monthly snapshots are available in total (July 2025 through</w:t>
+      </w:r>
+      <w:r>
+        <w:t xml:space="preserve"> </w:t>
+      </w:r>
+      <w:r>
+        <w:t xml:space="preserve">April 2026); the pipeline described here uses the first nine (feature window</w:t>
+      </w:r>
+      <w:r>
+        <w:t xml:space="preserve"> </w:t>
+      </w:r>
+      <w:r>
+        <w:t xml:space="preserve">Jul–Dec 2025, target window Oct 2025–Mar 2026), leaving April 2026 available</w:t>
+      </w:r>
+      <w:r>
+        <w:t xml:space="preserve"> </w:t>
+      </w:r>
+      <w:r>
+        <w:t xml:space="preserve">on disk for a future deeper-history setup.</w:t>
+      </w:r>
+    </w:p>
     <w:bookmarkEnd w:id="20"/>
-    <w:bookmarkStart w:id="51" w:name="sec:method"/>
+    <w:bookmarkEnd w:id="21"/>
+    <w:bookmarkStart w:id="52" w:name="sec:method"/>
     <w:p>
       <w:pPr>
         <w:pStyle w:val="Heading1"/>
@@ -4153,7 +4380,7 @@
         <w:t xml:space="preserve">an explicit optimization problem rather than only described in prose.</w:t>
       </w:r>
     </w:p>
-    <w:bookmarkStart w:id="28" w:name="sec:eda"/>
+    <w:bookmarkStart w:id="29" w:name="sec:eda"/>
     <w:p>
       <w:pPr>
         <w:pStyle w:val="Heading2"/>
@@ -4232,8 +4459,8 @@
       <w:r>
         <w:t xml:space="preserve">Q1-2026 snapshots</w:t>
       </w:r>
-      <w:bookmarkStart w:id="21" w:name="sec:targetconstruction"/>
-      <w:bookmarkEnd w:id="21"/>
+      <w:bookmarkStart w:id="22" w:name="sec:targetconstruction"/>
+      <w:bookmarkEnd w:id="22"/>
       <w:r>
         <w:t xml:space="preserve"> </w:t>
       </w:r>
@@ -4274,7 +4501,7 @@
           <w:rPr>
             <w:rStyle w:val="Hyperlink"/>
           </w:rPr>
-          <w:t xml:space="preserve">1</w:t>
+          <w:t xml:space="preserve">2</w:t>
         </w:r>
       </w:hyperlink>
       <w:r>
@@ -4520,7 +4747,7 @@
         <w:t xml:space="preserve">calendar-derived behaviour dominates static metadata as a predictor.</w:t>
       </w:r>
     </w:p>
-    <w:bookmarkStart w:id="25" w:name="fig:target"/>
+    <w:bookmarkStart w:id="26" w:name="fig:target"/>
     <w:p>
       <w:pPr>
         <w:pStyle w:val="CaptionedFigure"/>
@@ -4534,18 +4761,18 @@
           <wp:inline>
             <wp:extent cx="3017520" cy="1678951"/>
             <wp:effectExtent b="0" l="0" r="0" t="0"/>
-            <wp:docPr descr="" title="" id="23" name="Picture"/>
+            <wp:docPr descr="" title="" id="24" name="Picture"/>
             <a:graphic>
               <a:graphicData uri="http://schemas.openxmlformats.org/drawingml/2006/picture">
                 <pic:pic>
                   <pic:nvPicPr>
-                    <pic:cNvPr descr="fig1_target_dist.png" id="24" name="Picture"/>
+                    <pic:cNvPr descr="fig1_target_dist.png" id="25" name="Picture"/>
                     <pic:cNvPicPr>
                       <a:picLocks noChangeArrowheads="1" noChangeAspect="1"/>
                     </pic:cNvPicPr>
                   </pic:nvPicPr>
                   <pic:blipFill>
-                    <a:blip r:embed="rId22"/>
+                    <a:blip r:embed="rId23"/>
                     <a:stretch>
                       <a:fillRect/>
                     </a:stretch>
@@ -4646,7 +4873,7 @@
         <w:t xml:space="preserve">.</w:t>
       </w:r>
     </w:p>
-    <w:bookmarkEnd w:id="25"/>
+    <w:bookmarkEnd w:id="26"/>
     <w:p>
       <w:pPr>
         <w:pStyle w:val="BodyText"/>
@@ -4660,7 +4887,7 @@
           <w:rPr>
             <w:rStyle w:val="Hyperlink"/>
           </w:rPr>
-          <w:t xml:space="preserve">1</w:t>
+          <w:t xml:space="preserve">2</w:t>
         </w:r>
       </w:hyperlink>
       <w:r>
@@ -4679,13 +4906,19 @@
         <w:t xml:space="preserve">,</w:t>
       </w:r>
       <w:r>
-        <w:t xml:space="preserve">261-listing universe. The mean (16.1) sits far above the median (1),</w:t>
-      </w:r>
-      <w:r>
-        <w:t xml:space="preserve"> </w:t>
-      </w:r>
-      <w:r>
-        <w:t xml:space="preserve">the distribution is strongly right-skewed (skewness</w:t>
+        <w:t xml:space="preserve">261-listing universe, alongside the naive single-snapshot count for</w:t>
+      </w:r>
+      <w:r>
+        <w:t xml:space="preserve"> </w:t>
+      </w:r>
+      <w:r>
+        <w:t xml:space="preserve">comparison. The clean target’s mean (16.1) sits far above its median (1), the</w:t>
+      </w:r>
+      <w:r>
+        <w:t xml:space="preserve"> </w:t>
+      </w:r>
+      <w:r>
+        <w:t xml:space="preserve">distribution is strongly right-skewed (skewness</w:t>
       </w:r>
       <w:r>
         <w:t xml:space="preserve"> </w:t>
@@ -4708,13 +4941,36 @@
         <w:t xml:space="preserve"> </w:t>
       </w:r>
       <w:r>
-        <w:t xml:space="preserve">while only 1.7% reach the upper bound. This single statistic is what makes the</w:t>
-      </w:r>
-      <w:r>
-        <w:t xml:space="preserve"> </w:t>
-      </w:r>
-      <w:r>
-        <w:t xml:space="preserve">task a</w:t>
+        <w:t xml:space="preserve">while only 1.7% reach the upper bound; the naive count, by contrast, is</w:t>
+      </w:r>
+      <w:r>
+        <w:t xml:space="preserve"> </w:t>
+      </w:r>
+      <w:r>
+        <w:t xml:space="preserve">left-skewed (skewness</w:t>
+      </w:r>
+      <w:r>
+        <w:t xml:space="preserve"> </w:t>
+      </w:r>
+      <m:oMath>
+        <m:r>
+          <m:t>0.07</m:t>
+        </m:r>
+      </m:oMath>
+      <w:r>
+        <w:t xml:space="preserve">) with a median of 31 and only 32.5% zeros, the</w:t>
+      </w:r>
+      <w:r>
+        <w:t xml:space="preserve"> </w:t>
+      </w:r>
+      <w:r>
+        <w:t xml:space="preserve">signature of host-blocking noise rather than demand. This single statistic is</w:t>
+      </w:r>
+      <w:r>
+        <w:t xml:space="preserve"> </w:t>
+      </w:r>
+      <w:r>
+        <w:t xml:space="preserve">what makes the clean target a</w:t>
       </w:r>
       <w:r>
         <w:t xml:space="preserve"> </w:t>
@@ -4730,19 +4986,19 @@
         <w:t xml:space="preserve"> </w:t>
       </w:r>
       <w:r>
-        <w:t xml:space="preserve">regression problem rather than an ordinary</w:t>
-      </w:r>
-      <w:r>
-        <w:t xml:space="preserve"> </w:t>
-      </w:r>
-      <w:r>
-        <w:t xml:space="preserve">one, and it is the structural reason a least-squares estimator is biased at the</w:t>
-      </w:r>
-      <w:r>
-        <w:t xml:space="preserve"> </w:t>
-      </w:r>
-      <w:r>
-        <w:t xml:space="preserve">extremes (Sections </w:t>
+        <w:t xml:space="preserve">regression problem</w:t>
+      </w:r>
+      <w:r>
+        <w:t xml:space="preserve"> </w:t>
+      </w:r>
+      <w:r>
+        <w:t xml:space="preserve">rather than an ordinary one, and it is the structural reason a least-squares</w:t>
+      </w:r>
+      <w:r>
+        <w:t xml:space="preserve"> </w:t>
+      </w:r>
+      <w:r>
+        <w:t xml:space="preserve">estimator is biased at the extremes (Sections </w:t>
       </w:r>
       <w:hyperlink w:anchor="sec:linearcritique">
         <w:r>
@@ -4767,33 +5023,33 @@
         </w:r>
       </w:hyperlink>
       <w:r>
-        <w:t xml:space="preserve">).</w:t>
-      </w:r>
-      <w:r>
-        <w:t xml:space="preserve"> </w:t>
-      </w:r>
-      <w:r>
-        <w:t xml:space="preserve">Table </w:t>
+        <w:t xml:space="preserve">). Table </w:t>
       </w:r>
       <w:hyperlink w:anchor="tab:missing">
         <w:r>
           <w:rPr>
             <w:rStyle w:val="Hyperlink"/>
           </w:rPr>
-          <w:t xml:space="preserve">2</w:t>
+          <w:t xml:space="preserve">3</w:t>
         </w:r>
       </w:hyperlink>
       <w:r>
         <w:t xml:space="preserve"> </w:t>
       </w:r>
       <w:r>
-        <w:t xml:space="preserve">lists the static columns with the highest missing</w:t>
-      </w:r>
-      <w:r>
-        <w:t xml:space="preserve"> </w:t>
-      </w:r>
-      <w:r>
-        <w:t xml:space="preserve">rates; because these are far from missing-at-random (a missing</w:t>
+        <w:t xml:space="preserve">lists the static columns with</w:t>
+      </w:r>
+      <w:r>
+        <w:t xml:space="preserve"> </w:t>
+      </w:r>
+      <w:r>
+        <w:t xml:space="preserve">the highest missing rates; because these are far from missing-at-random (a</w:t>
+      </w:r>
+      <w:r>
+        <w:t xml:space="preserve"> </w:t>
+      </w:r>
+      <w:r>
+        <w:t xml:space="preserve">missing</w:t>
       </w:r>
       <w:r>
         <w:t xml:space="preserve"> </w:t>
@@ -4808,16 +5064,22 @@
         <w:t xml:space="preserve"> </w:t>
       </w:r>
       <w:r>
-        <w:t xml:space="preserve">typically marks an inactive host), missingness is</w:t>
-      </w:r>
-      <w:r>
-        <w:t xml:space="preserve"> </w:t>
-      </w:r>
-      <w:r>
-        <w:t xml:space="preserve">encoded explicitly with indicator columns rather than discarding it.</w:t>
+        <w:t xml:space="preserve">typically marks an inactive host),</w:t>
+      </w:r>
+      <w:r>
+        <w:t xml:space="preserve"> </w:t>
+      </w:r>
+      <w:r>
+        <w:t xml:space="preserve">missingness is encoded explicitly with indicator columns rather than</w:t>
+      </w:r>
+      <w:r>
+        <w:t xml:space="preserve"> </w:t>
+      </w:r>
+      <w:r>
+        <w:t xml:space="preserve">discarding it.</w:t>
       </w:r>
     </w:p>
-    <w:bookmarkStart w:id="26" w:name="tab:targetstats"/>
+    <w:bookmarkStart w:id="27" w:name="tab:targetstats"/>
     <w:p>
       <w:pPr>
         <w:pStyle w:val="TableCaption"/>
@@ -4856,7 +5118,7 @@
         <w:rPr>
           <w:sz w:val="16"/>
         </w:rPr>
-        <w:t xml:space="preserve">), clean</w:t>
+        <w:t xml:space="preserve">): naive</w:t>
       </w:r>
       <w:r>
         <w:rPr>
@@ -4868,7 +5130,19 @@
         <w:rPr>
           <w:sz w:val="16"/>
         </w:rPr>
-        <w:t xml:space="preserve">multi-snapshot rule.</w:t>
+        <w:t xml:space="preserve">single-snapshot count vs. the clean multi-snapshot rule used throughout this</w:t>
+      </w:r>
+      <w:r>
+        <w:rPr>
+          <w:sz w:val="16"/>
+        </w:rPr>
+        <w:t xml:space="preserve"> </w:t>
+      </w:r>
+      <w:r>
+        <w:rPr>
+          <w:sz w:val="16"/>
+        </w:rPr>
+        <w:t xml:space="preserve">paper (same listings, same target quarter).</w:t>
       </w:r>
     </w:p>
     <w:tbl>
@@ -4876,11 +5150,12 @@
         <w:tblStyle w:val="Table"/>
         <w:tblW w:type="auto" w:w="0"/>
         <w:tblLook w:firstRow="1" w:lastRow="0" w:firstColumn="0" w:lastColumn="0" w:noHBand="0" w:noVBand="0" w:val="0020"/>
-        <w:tblCaption w:val="Target statistics on the full listing universe (n=36{,}261), clean multi-snapshot rule."/>
+        <w:tblCaption w:val="Target statistics on the full listing universe (n=36{,}261): naive single-snapshot count vs. the clean multi-snapshot rule used throughout this paper (same listings, same target quarter)."/>
       </w:tblPr>
       <w:tblGrid>
-        <w:gridCol w:w="3960"/>
-        <w:gridCol w:w="3960"/>
+        <w:gridCol w:w="2640"/>
+        <w:gridCol w:w="2640"/>
+        <w:gridCol w:w="2640"/>
       </w:tblGrid>
       <w:tr>
         <w:trPr>
@@ -4906,7 +5181,19 @@
               <w:jc w:val="center"/>
             </w:pPr>
             <w:r>
-              <w:t xml:space="preserve">Value</w:t>
+              <w:t xml:space="preserve">Naive</w:t>
+            </w:r>
+          </w:p>
+        </w:tc>
+        <w:tc>
+          <w:tcPr/>
+          <w:p>
+            <w:pPr>
+              <w:pStyle w:val="Compact"/>
+              <w:jc w:val="center"/>
+            </w:pPr>
+            <w:r>
+              <w:t xml:space="preserve">Clean</w:t>
             </w:r>
           </w:p>
         </w:tc>
@@ -4932,6 +5219,18 @@
               <w:jc w:val="center"/>
             </w:pPr>
             <w:r>
+              <w:t xml:space="preserve">44.2</w:t>
+            </w:r>
+          </w:p>
+        </w:tc>
+        <w:tc>
+          <w:tcPr/>
+          <w:p>
+            <w:pPr>
+              <w:pStyle w:val="Compact"/>
+              <w:jc w:val="center"/>
+            </w:pPr>
+            <w:r>
               <w:t xml:space="preserve">16.1</w:t>
             </w:r>
           </w:p>
@@ -4958,6 +5257,18 @@
               <w:jc w:val="center"/>
             </w:pPr>
             <w:r>
+              <w:t xml:space="preserve">31</w:t>
+            </w:r>
+          </w:p>
+        </w:tc>
+        <w:tc>
+          <w:tcPr/>
+          <w:p>
+            <w:pPr>
+              <w:pStyle w:val="Compact"/>
+              <w:jc w:val="center"/>
+            </w:pPr>
+            <w:r>
               <w:t xml:space="preserve">1</w:t>
             </w:r>
           </w:p>
@@ -4984,6 +5295,18 @@
               <w:jc w:val="center"/>
             </w:pPr>
             <w:r>
+              <w:t xml:space="preserve">41.1</w:t>
+            </w:r>
+          </w:p>
+        </w:tc>
+        <w:tc>
+          <w:tcPr/>
+          <w:p>
+            <w:pPr>
+              <w:pStyle w:val="Compact"/>
+              <w:jc w:val="center"/>
+            </w:pPr>
+            <w:r>
               <w:t xml:space="preserve">25.1</w:t>
             </w:r>
           </w:p>
@@ -4999,6 +5322,18 @@
             </w:pPr>
             <w:r>
               <w:t xml:space="preserve">Skewness</w:t>
+            </w:r>
+          </w:p>
+        </w:tc>
+        <w:tc>
+          <w:tcPr/>
+          <w:p>
+            <w:pPr>
+              <w:pStyle w:val="Compact"/>
+              <w:jc w:val="center"/>
+            </w:pPr>
+            <w:r>
+              <w:t xml:space="preserve">0.07</w:t>
             </w:r>
           </w:p>
         </w:tc>
@@ -5053,6 +5388,18 @@
               <w:jc w:val="center"/>
             </w:pPr>
             <w:r>
+              <w:t xml:space="preserve">32.5%</w:t>
+            </w:r>
+          </w:p>
+        </w:tc>
+        <w:tc>
+          <w:tcPr/>
+          <w:p>
+            <w:pPr>
+              <w:pStyle w:val="Compact"/>
+              <w:jc w:val="center"/>
+            </w:pPr>
+            <w:r>
               <w:t xml:space="preserve">49.6%</w:t>
             </w:r>
           </w:p>
@@ -5096,14 +5443,26 @@
               <w:jc w:val="center"/>
             </w:pPr>
             <w:r>
+              <w:t xml:space="preserve">39.2%</w:t>
+            </w:r>
+          </w:p>
+        </w:tc>
+        <w:tc>
+          <w:tcPr/>
+          <w:p>
+            <w:pPr>
+              <w:pStyle w:val="Compact"/>
+              <w:jc w:val="center"/>
+            </w:pPr>
+            <w:r>
               <w:t xml:space="preserve">1.7%</w:t>
             </w:r>
           </w:p>
         </w:tc>
       </w:tr>
     </w:tbl>
-    <w:bookmarkEnd w:id="26"/>
-    <w:bookmarkStart w:id="27" w:name="tab:missing"/>
+    <w:bookmarkEnd w:id="27"/>
+    <w:bookmarkStart w:id="28" w:name="tab:missing"/>
     <w:p>
       <w:pPr>
         <w:pStyle w:val="TableCaption"/>
@@ -5203,6 +5562,64 @@
               <w:rPr>
                 <w:rStyle w:val="VerbatimChar"/>
               </w:rPr>
+              <w:t xml:space="preserve">neighborhood_overview</w:t>
+            </w:r>
+          </w:p>
+        </w:tc>
+        <w:tc>
+          <w:tcPr/>
+          <w:p>
+            <w:pPr>
+              <w:pStyle w:val="Compact"/>
+              <w:jc w:val="center"/>
+            </w:pPr>
+            <w:r>
+              <w:t xml:space="preserve">50.0%</w:t>
+            </w:r>
+          </w:p>
+        </w:tc>
+      </w:tr>
+      <w:tr>
+        <w:tc>
+          <w:tcPr/>
+          <w:p>
+            <w:pPr>
+              <w:pStyle w:val="Compact"/>
+              <w:jc w:val="left"/>
+            </w:pPr>
+            <w:r>
+              <w:rPr>
+                <w:rStyle w:val="VerbatimChar"/>
+              </w:rPr>
+              <w:t xml:space="preserve">host_about</w:t>
+            </w:r>
+          </w:p>
+        </w:tc>
+        <w:tc>
+          <w:tcPr/>
+          <w:p>
+            <w:pPr>
+              <w:pStyle w:val="Compact"/>
+              <w:jc w:val="center"/>
+            </w:pPr>
+            <w:r>
+              <w:t xml:space="preserve">42.7%</w:t>
+            </w:r>
+          </w:p>
+        </w:tc>
+      </w:tr>
+      <w:tr>
+        <w:tc>
+          <w:tcPr/>
+          <w:p>
+            <w:pPr>
+              <w:pStyle w:val="Compact"/>
+              <w:jc w:val="left"/>
+            </w:pPr>
+            <w:r>
+              <w:rPr>
+                <w:rStyle w:val="VerbatimChar"/>
+              </w:rPr>
               <w:t xml:space="preserve">host_response_rate/time</w:t>
             </w:r>
           </w:p>
@@ -5290,6 +5707,35 @@
               <w:rPr>
                 <w:rStyle w:val="VerbatimChar"/>
               </w:rPr>
+              <w:t xml:space="preserve">host_acceptance_rate</w:t>
+            </w:r>
+          </w:p>
+        </w:tc>
+        <w:tc>
+          <w:tcPr/>
+          <w:p>
+            <w:pPr>
+              <w:pStyle w:val="Compact"/>
+              <w:jc w:val="center"/>
+            </w:pPr>
+            <w:r>
+              <w:t xml:space="preserve">40.7%</w:t>
+            </w:r>
+          </w:p>
+        </w:tc>
+      </w:tr>
+      <w:tr>
+        <w:tc>
+          <w:tcPr/>
+          <w:p>
+            <w:pPr>
+              <w:pStyle w:val="Compact"/>
+              <w:jc w:val="left"/>
+            </w:pPr>
+            <w:r>
+              <w:rPr>
+                <w:rStyle w:val="VerbatimChar"/>
+              </w:rPr>
               <w:t xml:space="preserve">review_scores_*</w:t>
             </w:r>
           </w:p>
@@ -5303,14 +5749,43 @@
             </w:pPr>
             <w:r>
               <w:t xml:space="preserve">31.3%</w:t>
+            </w:r>
+          </w:p>
+        </w:tc>
+      </w:tr>
+      <w:tr>
+        <w:tc>
+          <w:tcPr/>
+          <w:p>
+            <w:pPr>
+              <w:pStyle w:val="Compact"/>
+              <w:jc w:val="left"/>
+            </w:pPr>
+            <w:r>
+              <w:rPr>
+                <w:rStyle w:val="VerbatimChar"/>
+              </w:rPr>
+              <w:t xml:space="preserve">host_location</w:t>
+            </w:r>
+          </w:p>
+        </w:tc>
+        <w:tc>
+          <w:tcPr/>
+          <w:p>
+            <w:pPr>
+              <w:pStyle w:val="Compact"/>
+              <w:jc w:val="center"/>
+            </w:pPr>
+            <w:r>
+              <w:t xml:space="preserve">21.7%</w:t>
             </w:r>
           </w:p>
         </w:tc>
       </w:tr>
     </w:tbl>
-    <w:bookmarkEnd w:id="27"/>
     <w:bookmarkEnd w:id="28"/>
-    <w:bookmarkStart w:id="34" w:name="sec:featuregroups"/>
+    <w:bookmarkEnd w:id="29"/>
+    <w:bookmarkStart w:id="35" w:name="sec:featuregroups"/>
     <w:p>
       <w:pPr>
         <w:pStyle w:val="Heading2"/>
@@ -5893,7 +6368,7 @@
           <w:rPr>
             <w:rStyle w:val="Hyperlink"/>
           </w:rPr>
-          <w:t xml:space="preserve">3</w:t>
+          <w:t xml:space="preserve">4</w:t>
         </w:r>
       </w:hyperlink>
       <w:r>
@@ -5938,7 +6413,7 @@
         <w:t xml:space="preserve">recency features outweigh the much larger static-metadata block.</w:t>
       </w:r>
     </w:p>
-    <w:bookmarkStart w:id="29" w:name="tab:featgroups"/>
+    <w:bookmarkStart w:id="30" w:name="tab:featgroups"/>
     <w:p>
       <w:pPr>
         <w:pStyle w:val="TableCaption"/>
@@ -6838,8 +7313,8 @@
         </w:tc>
       </w:tr>
     </w:tbl>
-    <w:bookmarkEnd w:id="29"/>
-    <w:bookmarkStart w:id="33" w:name="fig:corr"/>
+    <w:bookmarkEnd w:id="30"/>
+    <w:bookmarkStart w:id="34" w:name="fig:corr"/>
     <w:p>
       <w:pPr>
         <w:pStyle w:val="CaptionedFigure"/>
@@ -6853,18 +7328,18 @@
           <wp:inline>
             <wp:extent cx="3017520" cy="1887230"/>
             <wp:effectExtent b="0" l="0" r="0" t="0"/>
-            <wp:docPr descr="" title="" id="31" name="Picture"/>
+            <wp:docPr descr="" title="" id="32" name="Picture"/>
             <a:graphic>
               <a:graphicData uri="http://schemas.openxmlformats.org/drawingml/2006/picture">
                 <pic:pic>
                   <pic:nvPicPr>
-                    <pic:cNvPr descr="fig2_top_corr.png" id="32" name="Picture"/>
+                    <pic:cNvPr descr="fig2_top_corr.png" id="33" name="Picture"/>
                     <pic:cNvPicPr>
                       <a:picLocks noChangeArrowheads="1" noChangeAspect="1"/>
                     </pic:cNvPicPr>
                   </pic:nvPicPr>
                   <pic:blipFill>
-                    <a:blip r:embed="rId30"/>
+                    <a:blip r:embed="rId31"/>
                     <a:stretch>
                       <a:fillRect/>
                     </a:stretch>
@@ -6947,9 +7422,9 @@
         <w:t xml:space="preserve">) and recency/price signals dominate over static metadata.</w:t>
       </w:r>
     </w:p>
-    <w:bookmarkEnd w:id="33"/>
     <w:bookmarkEnd w:id="34"/>
-    <w:bookmarkStart w:id="37" w:name="sec:preproc"/>
+    <w:bookmarkEnd w:id="35"/>
+    <w:bookmarkStart w:id="38" w:name="sec:preproc"/>
     <w:p>
       <w:pPr>
         <w:pStyle w:val="Heading2"/>
@@ -7085,7 +7560,7 @@
         <w:t xml:space="preserve">binary ones.</w:t>
       </w:r>
     </w:p>
-    <w:bookmarkStart w:id="35" w:name="target-encoding-formula"/>
+    <w:bookmarkStart w:id="36" w:name="target-encoding-formula"/>
     <w:p>
       <w:pPr>
         <w:pStyle w:val="Heading4"/>
@@ -7675,8 +8150,8 @@
         <w:t xml:space="preserve">.</w:t>
       </w:r>
     </w:p>
-    <w:bookmarkEnd w:id="35"/>
-    <w:bookmarkStart w:id="36" w:name="leakage-free-k-fold-scheme"/>
+    <w:bookmarkEnd w:id="36"/>
+    <w:bookmarkStart w:id="37" w:name="leakage-free-k-fold-scheme"/>
     <w:p>
       <w:pPr>
         <w:pStyle w:val="Heading4"/>
@@ -8076,24 +8551,7 @@
         <w:t xml:space="preserve"> </w:t>
       </w:r>
       <w:r>
-        <w:t xml:space="preserve">is</w:t>
-      </w:r>
-      <w:r>
-        <w:t xml:space="preserve"> </w:t>
-      </w:r>
-      <w:hyperlink w:anchor="eq:smooth">
-        <w:r>
-          <w:rPr>
-            <w:rStyle w:val="Hyperlink"/>
-          </w:rPr>
-          <w:t xml:space="preserve">[eq:smooth]</w:t>
-        </w:r>
-      </w:hyperlink>
-      <w:r>
-        <w:t xml:space="preserve"> </w:t>
-      </w:r>
-      <w:r>
-        <w:t xml:space="preserve">evaluated on</w:t>
+        <w:t xml:space="preserve">is the smoothing formula above evaluated on</w:t>
       </w:r>
       <w:r>
         <w:t xml:space="preserve"> </w:t>
@@ -8204,24 +8662,7 @@
         <w:jc w:val="both"/>
       </w:pPr>
       <w:r>
-        <w:t xml:space="preserve">To make</w:t>
-      </w:r>
-      <w:r>
-        <w:t xml:space="preserve"> </w:t>
-      </w:r>
-      <w:hyperlink w:anchor="eq:smooth">
-        <w:r>
-          <w:rPr>
-            <w:rStyle w:val="Hyperlink"/>
-          </w:rPr>
-          <w:t xml:space="preserve">[eq:smooth]</w:t>
-        </w:r>
-      </w:hyperlink>
-      <w:r>
-        <w:t xml:space="preserve"> </w:t>
-      </w:r>
-      <w:r>
-        <w:t xml:space="preserve">concrete, consider a neighbourhood that appears in</w:t>
+        <w:t xml:space="preserve">To make the smoothing formula concrete, consider a neighbourhood that appears in</w:t>
       </w:r>
       <w:r>
         <w:t xml:space="preserve"> </w:t>
@@ -8629,9 +9070,9 @@
         <w:t xml:space="preserve">fair.</w:t>
       </w:r>
     </w:p>
-    <w:bookmarkEnd w:id="36"/>
     <w:bookmarkEnd w:id="37"/>
-    <w:bookmarkStart w:id="42" w:name="model-selection-and-rationale"/>
+    <w:bookmarkEnd w:id="38"/>
+    <w:bookmarkStart w:id="43" w:name="model-selection-and-rationale"/>
     <w:p>
       <w:pPr>
         <w:pStyle w:val="Heading2"/>
@@ -8663,7 +9104,7 @@
         <w:t xml:space="preserve">is added on top.</w:t>
       </w:r>
     </w:p>
-    <w:bookmarkStart w:id="38" w:name="linear-regression-baseline"/>
+    <w:bookmarkStart w:id="39" w:name="linear-regression-baseline"/>
     <w:p>
       <w:pPr>
         <w:pStyle w:val="Heading3"/>
@@ -8712,8 +9153,8 @@
         <w:t xml:space="preserve">.</w:t>
       </w:r>
     </w:p>
-    <w:bookmarkEnd w:id="38"/>
-    <w:bookmarkStart w:id="39" w:name="random-forest-regressor"/>
+    <w:bookmarkEnd w:id="39"/>
+    <w:bookmarkStart w:id="40" w:name="random-forest-regressor"/>
     <w:p>
       <w:pPr>
         <w:pStyle w:val="Heading3"/>
@@ -8757,8 +9198,8 @@
         <w:t xml:space="preserve">needs little tuning. It serves as a strong non-linear reference point.</w:t>
       </w:r>
     </w:p>
-    <w:bookmarkEnd w:id="39"/>
-    <w:bookmarkStart w:id="40" w:name="Xd131f1ed2848e7c45f8347cf00dd89ee8ef2363"/>
+    <w:bookmarkEnd w:id="40"/>
+    <w:bookmarkStart w:id="41" w:name="Xd131f1ed2848e7c45f8347cf00dd89ee8ef2363"/>
     <w:p>
       <w:pPr>
         <w:pStyle w:val="Heading3"/>
@@ -9442,8 +9883,8 @@
         <w:t xml:space="preserve">).</w:t>
       </w:r>
     </w:p>
-    <w:bookmarkEnd w:id="40"/>
-    <w:bookmarkStart w:id="41" w:name="sec:mlp"/>
+    <w:bookmarkEnd w:id="41"/>
+    <w:bookmarkStart w:id="42" w:name="sec:mlp"/>
     <w:p>
       <w:pPr>
         <w:pStyle w:val="Heading3"/>
@@ -11492,19 +11933,8 @@
       <w:r>
         <w:t xml:space="preserve"> </w:t>
       </w:r>
-      <w:hyperlink w:anchor="eq:bn">
-        <w:r>
-          <w:rPr>
-            <w:rStyle w:val="Hyperlink"/>
-          </w:rPr>
-          <w:t xml:space="preserve">[eq:bn]</w:t>
-        </w:r>
-      </w:hyperlink>
-      <w:r>
-        <w:t xml:space="preserve"> </w:t>
-      </w:r>
-      <w:r>
-        <w:t xml:space="preserve">keeps the pre-activations well scaled across the three hidden</w:t>
+      <w:r>
+        <w:t xml:space="preserve">(defined above) keeps the pre-activations well scaled across the three hidden</w:t>
       </w:r>
       <w:r>
         <w:t xml:space="preserve"> </w:t>
@@ -11550,24 +11980,13 @@
         <w:t xml:space="preserve"> </w:t>
       </w:r>
       <w:r>
-        <w:t xml:space="preserve">weight decay in</w:t>
-      </w:r>
-      <w:r>
-        <w:t xml:space="preserve"> </w:t>
-      </w:r>
-      <w:hyperlink w:anchor="eq:adam">
-        <w:r>
-          <w:rPr>
-            <w:rStyle w:val="Hyperlink"/>
-          </w:rPr>
-          <w:t xml:space="preserve">[eq:adam]</w:t>
-        </w:r>
-      </w:hyperlink>
-      <w:r>
-        <w:t xml:space="preserve"> </w:t>
-      </w:r>
-      <w:r>
-        <w:t xml:space="preserve">regularize a network that would otherwise overfit a 29</w:t>
+        <w:t xml:space="preserve">weight decay in the Adam update</w:t>
+      </w:r>
+      <w:r>
+        <w:t xml:space="preserve"> </w:t>
+      </w:r>
+      <w:r>
+        <w:t xml:space="preserve">above regularize a network that would otherwise overfit a 29</w:t>
       </w:r>
       <w:r>
         <w:t xml:space="preserve">,</w:t>
@@ -11582,9 +12001,9 @@
         <w:t xml:space="preserve">inputs.</w:t>
       </w:r>
     </w:p>
-    <w:bookmarkEnd w:id="41"/>
     <w:bookmarkEnd w:id="42"/>
-    <w:bookmarkStart w:id="46" w:name="sec:tuning"/>
+    <w:bookmarkEnd w:id="43"/>
+    <w:bookmarkStart w:id="47" w:name="sec:tuning"/>
     <w:p>
       <w:pPr>
         <w:pStyle w:val="Heading2"/>
@@ -11749,7 +12168,7 @@
         <w:t xml:space="preserve">option, and it also logs every configuration tried.</w:t>
       </w:r>
     </w:p>
-    <w:bookmarkStart w:id="45" w:name="search-objective"/>
+    <w:bookmarkStart w:id="46" w:name="search-objective"/>
     <w:p>
       <w:pPr>
         <w:pStyle w:val="Heading4"/>
@@ -12653,7 +13072,7 @@
           <w:rPr>
             <w:rStyle w:val="Hyperlink"/>
           </w:rPr>
-          <w:t xml:space="preserve">4</w:t>
+          <w:t xml:space="preserve">5</w:t>
         </w:r>
       </w:hyperlink>
       <w:r>
@@ -12744,7 +13163,7 @@
           <w:rPr>
             <w:rStyle w:val="Hyperlink"/>
           </w:rPr>
-          <w:t xml:space="preserve">6</w:t>
+          <w:t xml:space="preserve">7</w:t>
         </w:r>
       </w:hyperlink>
       <w:r>
@@ -12773,7 +13192,7 @@
           <w:rPr>
             <w:rStyle w:val="Hyperlink"/>
           </w:rPr>
-          <w:t xml:space="preserve">8</w:t>
+          <w:t xml:space="preserve">9</w:t>
         </w:r>
       </w:hyperlink>
       <w:r>
@@ -12786,7 +13205,7 @@
         <w:t xml:space="preserve">itself an informal check on how much headroom the search actually finds.</w:t>
       </w:r>
     </w:p>
-    <w:bookmarkStart w:id="43" w:name="tab:search"/>
+    <w:bookmarkStart w:id="44" w:name="tab:search"/>
     <w:p>
       <w:pPr>
         <w:pStyle w:val="TableCaption"/>
@@ -13611,7 +14030,7 @@
         </w:tc>
       </w:tr>
     </w:tbl>
-    <w:bookmarkEnd w:id="43"/>
+    <w:bookmarkEnd w:id="44"/>
     <w:p>
       <w:pPr>
         <w:pStyle w:val="BodyText"/>
@@ -13925,7 +14344,7 @@
           <w:rPr>
             <w:rStyle w:val="Hyperlink"/>
           </w:rPr>
-          <w:t xml:space="preserve">4</w:t>
+          <w:t xml:space="preserve">5</w:t>
         </w:r>
       </w:hyperlink>
       <w:r>
@@ -14075,21 +14494,7 @@
         <w:t xml:space="preserve"> </w:t>
       </w:r>
       <w:r>
-        <w:t xml:space="preserve">by</w:t>
-      </w:r>
-      <w:r>
-        <w:t xml:space="preserve"> </w:t>
-      </w:r>
-      <w:hyperlink w:anchor="eq:earlystop">
-        <w:r>
-          <w:rPr>
-            <w:rStyle w:val="Hyperlink"/>
-          </w:rPr>
-          <w:t xml:space="preserve">[eq:earlystop]</w:t>
-        </w:r>
-      </w:hyperlink>
-      <w:r>
-        <w:t xml:space="preserve">, and record</w:t>
+        <w:t xml:space="preserve">by the early-stopping rule above, and record</w:t>
       </w:r>
       <w:r>
         <w:t xml:space="preserve"> </w:t>
@@ -14466,7 +14871,7 @@
           <w:rPr>
             <w:rStyle w:val="Hyperlink"/>
           </w:rPr>
-          <w:t xml:space="preserve">5</w:t>
+          <w:t xml:space="preserve">6</w:t>
         </w:r>
       </w:hyperlink>
       <w:r>
@@ -14554,7 +14959,7 @@
           <w:rPr>
             <w:rStyle w:val="Hyperlink"/>
           </w:rPr>
-          <w:t xml:space="preserve">8</w:t>
+          <w:t xml:space="preserve">9</w:t>
         </w:r>
       </w:hyperlink>
       <w:r>
@@ -14573,7 +14978,7 @@
         <w:t xml:space="preserve">local optima.</w:t>
       </w:r>
     </w:p>
-    <w:bookmarkStart w:id="44" w:name="tab:xgbparams"/>
+    <w:bookmarkStart w:id="45" w:name="tab:xgbparams"/>
     <w:p>
       <w:pPr>
         <w:pStyle w:val="TableCaption"/>
@@ -14946,7 +15351,7 @@
         </w:tc>
       </w:tr>
     </w:tbl>
-    <w:bookmarkEnd w:id="44"/>
+    <w:bookmarkEnd w:id="45"/>
     <w:p>
       <w:pPr>
         <w:pStyle w:val="BodyText"/>
@@ -14976,7 +15381,7 @@
           <w:rPr>
             <w:rStyle w:val="Hyperlink"/>
           </w:rPr>
-          <w:t xml:space="preserve">8</w:t>
+          <w:t xml:space="preserve">9</w:t>
         </w:r>
       </w:hyperlink>
       <w:r>
@@ -15030,21 +15435,21 @@
       <w:r>
         <w:t xml:space="preserve">feature matrix than by exact tree hyper-parameters (Section </w:t>
       </w:r>
-      <w:hyperlink w:anchor="sec:ablation">
+      <w:hyperlink w:anchor="sec:changes">
         <w:r>
           <w:rPr>
             <w:rStyle w:val="Hyperlink"/>
           </w:rPr>
-          <w:t xml:space="preserve">[sec:ablation]</w:t>
+          <w:t xml:space="preserve">6</w:t>
         </w:r>
       </w:hyperlink>
       <w:r>
         <w:t xml:space="preserve">).</w:t>
       </w:r>
     </w:p>
-    <w:bookmarkEnd w:id="45"/>
     <w:bookmarkEnd w:id="46"/>
-    <w:bookmarkStart w:id="47" w:name="sec:blend"/>
+    <w:bookmarkEnd w:id="47"/>
+    <w:bookmarkStart w:id="48" w:name="sec:blend"/>
     <w:p>
       <w:pPr>
         <w:pStyle w:val="Heading2"/>
@@ -15611,41 +16016,13 @@
         <w:jc w:val="both"/>
       </w:pPr>
       <w:r>
-        <w:t xml:space="preserve">The equality constraint </w:t>
-      </w:r>
-      <w:hyperlink w:anchor="eq:blendeq">
-        <w:r>
-          <w:rPr>
-            <w:rStyle w:val="Hyperlink"/>
-          </w:rPr>
-          <w:t xml:space="preserve">[eq:blendeq]</w:t>
-        </w:r>
-      </w:hyperlink>
-      <w:r>
-        <w:t xml:space="preserve"> </w:t>
-      </w:r>
-      <w:r>
-        <w:t xml:space="preserve">and the box</w:t>
-      </w:r>
-      <w:r>
-        <w:t xml:space="preserve"> </w:t>
-      </w:r>
-      <w:r>
-        <w:t xml:space="preserve">bounds </w:t>
-      </w:r>
-      <w:hyperlink w:anchor="eq:blendbox">
-        <w:r>
-          <w:rPr>
-            <w:rStyle w:val="Hyperlink"/>
-          </w:rPr>
-          <w:t xml:space="preserve">[eq:blendbox]</w:t>
-        </w:r>
-      </w:hyperlink>
-      <w:r>
-        <w:t xml:space="preserve"> </w:t>
-      </w:r>
-      <w:r>
-        <w:t xml:space="preserve">make the solution a</w:t>
+        <w:t xml:space="preserve">The equality constraint above and the box</w:t>
+      </w:r>
+      <w:r>
+        <w:t xml:space="preserve"> </w:t>
+      </w:r>
+      <w:r>
+        <w:t xml:space="preserve">bounds above make the solution a</w:t>
       </w:r>
       <w:r>
         <w:t xml:space="preserve"> </w:t>
@@ -15670,35 +16047,7 @@
         <w:t xml:space="preserve"> </w:t>
       </w:r>
       <w:r>
-        <w:t xml:space="preserve">from receiving a runaway weight. Problem</w:t>
-      </w:r>
-      <w:r>
-        <w:t xml:space="preserve"> </w:t>
-      </w:r>
-      <w:hyperlink w:anchor="eq:blendobj">
-        <w:r>
-          <w:rPr>
-            <w:rStyle w:val="Hyperlink"/>
-          </w:rPr>
-          <w:t xml:space="preserve">[eq:blendobj]</w:t>
-        </w:r>
-      </w:hyperlink>
-      <w:r>
-        <w:t xml:space="preserve">–</w:t>
-      </w:r>
-      <w:hyperlink w:anchor="eq:blendbox">
-        <w:r>
-          <w:rPr>
-            <w:rStyle w:val="Hyperlink"/>
-          </w:rPr>
-          <w:t xml:space="preserve">[eq:blendbox]</w:t>
-        </w:r>
-      </w:hyperlink>
-      <w:r>
-        <w:t xml:space="preserve"> </w:t>
-      </w:r>
-      <w:r>
-        <w:t xml:space="preserve">is solved</w:t>
+        <w:t xml:space="preserve">from receiving a runaway weight. This constrained problem is solved</w:t>
       </w:r>
       <w:r>
         <w:t xml:space="preserve"> </w:t>
@@ -15849,19 +16198,8 @@
       <w:r>
         <w:t xml:space="preserve"> </w:t>
       </w:r>
-      <w:hyperlink w:anchor="eq:blendeq">
-        <w:r>
-          <w:rPr>
-            <w:rStyle w:val="Hyperlink"/>
-          </w:rPr>
-          <w:t xml:space="preserve">[eq:blendeq]</w:t>
-        </w:r>
-      </w:hyperlink>
-      <w:r>
-        <w:t xml:space="preserve"> </w:t>
-      </w:r>
-      <w:r>
-        <w:t xml:space="preserve">still holds exactly. A randomized search directly over the</w:t>
+      <w:r>
+        <w:t xml:space="preserve">the weights still sum to one exactly. A randomized search directly over the</w:t>
       </w:r>
       <w:r>
         <w:t xml:space="preserve"> </w:t>
@@ -16020,7 +16358,7 @@
           <w:rPr>
             <w:rStyle w:val="Hyperlink"/>
           </w:rPr>
-          <w:t xml:space="preserve">7</w:t>
+          <w:t xml:space="preserve">8</w:t>
         </w:r>
       </w:hyperlink>
       <w:r>
@@ -16798,8 +17136,8 @@
         <w:t xml:space="preserve">.</w:t>
       </w:r>
     </w:p>
-    <w:bookmarkEnd w:id="47"/>
-    <w:bookmarkStart w:id="48" w:name="experimental-design-and-evaluation"/>
+    <w:bookmarkEnd w:id="48"/>
+    <w:bookmarkStart w:id="49" w:name="experimental-design-and-evaluation"/>
     <w:p>
       <w:pPr>
         <w:pStyle w:val="Heading2"/>
@@ -16949,16 +17287,8 @@
       <w:r>
         <w:t xml:space="preserve"> </w:t>
       </w:r>
-      <w:hyperlink w:anchor="eq:kfoldte">
-        <w:r>
-          <w:rPr>
-            <w:rStyle w:val="Hyperlink"/>
-          </w:rPr>
-          <w:t xml:space="preserve">[eq:kfoldte]</w:t>
-        </w:r>
-      </w:hyperlink>
-      <w:r>
-        <w:t xml:space="preserve">. As a last step, predictions are clipped to</w:t>
+      <w:r>
+        <w:t xml:space="preserve">the target-encoding formula above. As a last step, predictions are clipped to</w:t>
       </w:r>
       <w:r>
         <w:t xml:space="preserve"> </w:t>
@@ -17005,8 +17335,8 @@
         <w:t xml:space="preserve">to bound the loss contributed by any stray extrapolation.</w:t>
       </w:r>
     </w:p>
-    <w:bookmarkEnd w:id="48"/>
-    <w:bookmarkStart w:id="49" w:name="sec:cost"/>
+    <w:bookmarkEnd w:id="49"/>
+    <w:bookmarkStart w:id="50" w:name="sec:cost"/>
     <w:p>
       <w:pPr>
         <w:pStyle w:val="Heading2"/>
@@ -17187,8 +17517,8 @@
         <w:t xml:space="preserve">).</w:t>
       </w:r>
     </w:p>
-    <w:bookmarkEnd w:id="49"/>
-    <w:bookmarkStart w:id="50" w:name="sec:repro"/>
+    <w:bookmarkEnd w:id="50"/>
+    <w:bookmarkStart w:id="51" w:name="sec:repro"/>
     <w:p>
       <w:pPr>
         <w:pStyle w:val="Heading2"/>
@@ -17464,9 +17794,9 @@
         <w:t xml:space="preserve">recomputed without retraining.</w:t>
       </w:r>
     </w:p>
-    <w:bookmarkEnd w:id="50"/>
     <w:bookmarkEnd w:id="51"/>
-    <w:bookmarkStart w:id="86" w:name="sec:results"/>
+    <w:bookmarkEnd w:id="52"/>
+    <w:bookmarkStart w:id="87" w:name="sec:results"/>
     <w:p>
       <w:pPr>
         <w:pStyle w:val="Heading1"/>
@@ -17496,7 +17826,7 @@
           <w:rPr>
             <w:rStyle w:val="Hyperlink"/>
           </w:rPr>
-          <w:t xml:space="preserve">6</w:t>
+          <w:t xml:space="preserve">7</w:t>
         </w:r>
       </w:hyperlink>
       <w:r>
@@ -17617,7 +17947,7 @@
           <w:rPr>
             <w:rStyle w:val="Hyperlink"/>
           </w:rPr>
-          <w:t xml:space="preserve">6</w:t>
+          <w:t xml:space="preserve">7</w:t>
         </w:r>
       </w:hyperlink>
       <w:r>
@@ -17681,7 +18011,7 @@
         <w:t xml:space="preserve">particular boosting library.</w:t>
       </w:r>
     </w:p>
-    <w:bookmarkStart w:id="52" w:name="tab:cv"/>
+    <w:bookmarkStart w:id="53" w:name="tab:cv"/>
     <w:p>
       <w:pPr>
         <w:pStyle w:val="TableCaption"/>
@@ -18356,8 +18686,8 @@
         </w:tc>
       </w:tr>
     </w:tbl>
-    <w:bookmarkEnd w:id="52"/>
-    <w:bookmarkStart w:id="56" w:name="fig:baseline"/>
+    <w:bookmarkEnd w:id="53"/>
+    <w:bookmarkStart w:id="57" w:name="fig:baseline"/>
     <w:p>
       <w:pPr>
         <w:pStyle w:val="CaptionedFigure"/>
@@ -18371,18 +18701,18 @@
           <wp:inline>
             <wp:extent cx="3017520" cy="1765288"/>
             <wp:effectExtent b="0" l="0" r="0" t="0"/>
-            <wp:docPr descr="" title="" id="54" name="Picture"/>
+            <wp:docPr descr="" title="" id="55" name="Picture"/>
             <a:graphic>
               <a:graphicData uri="http://schemas.openxmlformats.org/drawingml/2006/picture">
                 <pic:pic>
                   <pic:nvPicPr>
-                    <pic:cNvPr descr="fig3_baseline_cv.png" id="55" name="Picture"/>
+                    <pic:cNvPr descr="fig3_baseline_cv.png" id="56" name="Picture"/>
                     <pic:cNvPicPr>
                       <a:picLocks noChangeArrowheads="1" noChangeAspect="1"/>
                     </pic:cNvPicPr>
                   </pic:nvPicPr>
                   <pic:blipFill>
-                    <a:blip r:embed="rId53"/>
+                    <a:blip r:embed="rId54"/>
                     <a:stretch>
                       <a:fillRect/>
                     </a:stretch>
@@ -18457,8 +18787,8 @@
         <w:t xml:space="preserve">trail well behind.</w:t>
       </w:r>
     </w:p>
-    <w:bookmarkEnd w:id="56"/>
-    <w:bookmarkStart w:id="61" w:name="why-the-methods-behaved-as-they-did"/>
+    <w:bookmarkEnd w:id="57"/>
+    <w:bookmarkStart w:id="62" w:name="why-the-methods-behaved-as-they-did"/>
     <w:p>
       <w:pPr>
         <w:pStyle w:val="Heading2"/>
@@ -18650,41 +18980,13 @@
         <w:t xml:space="preserve"> </w:t>
       </w:r>
       <w:r>
-        <w:t xml:space="preserve">regularization and early stopping</w:t>
-      </w:r>
-      <w:r>
-        <w:t xml:space="preserve"> </w:t>
-      </w:r>
-      <w:hyperlink w:anchor="eq:xgbobj">
-        <w:r>
-          <w:rPr>
-            <w:rStyle w:val="Hyperlink"/>
-          </w:rPr>
-          <w:t xml:space="preserve">[eq:xgbobj]</w:t>
-        </w:r>
-      </w:hyperlink>
-      <w:r>
-        <w:t xml:space="preserve">–</w:t>
-      </w:r>
-      <w:hyperlink w:anchor="eq:earlystop">
-        <w:r>
-          <w:rPr>
-            <w:rStyle w:val="Hyperlink"/>
-          </w:rPr>
-          <w:t xml:space="preserve">[eq:earlystop]</w:t>
-        </w:r>
-      </w:hyperlink>
-      <w:r>
-        <w:t xml:space="preserve"> </w:t>
-      </w:r>
-      <w:r>
-        <w:t xml:space="preserve">that</w:t>
-      </w:r>
-      <w:r>
-        <w:t xml:space="preserve"> </w:t>
-      </w:r>
-      <w:r>
-        <w:t xml:space="preserve">keep the corresponding variance in check, which is why they sit at the bottom</w:t>
+        <w:t xml:space="preserve">regularization and early stopping (the regularized objective and early-stopping</w:t>
+      </w:r>
+      <w:r>
+        <w:t xml:space="preserve"> </w:t>
+      </w:r>
+      <w:r>
+        <w:t xml:space="preserve">rule defined earlier) that keep the corresponding variance in check, which is why they sit at the bottom</w:t>
       </w:r>
       <w:r>
         <w:t xml:space="preserve"> </w:t>
@@ -18750,7 +19052,7 @@
         <w:t xml:space="preserve">on even the best single model.</w:t>
       </w:r>
     </w:p>
-    <w:bookmarkStart w:id="60" w:name="fig:importance"/>
+    <w:bookmarkStart w:id="61" w:name="fig:importance"/>
     <w:p>
       <w:pPr>
         <w:pStyle w:val="CaptionedFigure"/>
@@ -18764,18 +19066,18 @@
           <wp:inline>
             <wp:extent cx="3017520" cy="1863332"/>
             <wp:effectExtent b="0" l="0" r="0" t="0"/>
-            <wp:docPr descr="" title="" id="58" name="Picture"/>
+            <wp:docPr descr="" title="" id="59" name="Picture"/>
             <a:graphic>
               <a:graphicData uri="http://schemas.openxmlformats.org/drawingml/2006/picture">
                 <pic:pic>
                   <pic:nvPicPr>
-                    <pic:cNvPr descr="fig4_xgb_importance.png" id="59" name="Picture"/>
+                    <pic:cNvPr descr="fig4_xgb_importance.png" id="60" name="Picture"/>
                     <pic:cNvPicPr>
                       <a:picLocks noChangeArrowheads="1" noChangeAspect="1"/>
                     </pic:cNvPicPr>
                   </pic:nvPicPr>
                   <pic:blipFill>
-                    <a:blip r:embed="rId57"/>
+                    <a:blip r:embed="rId58"/>
                     <a:stretch>
                       <a:fillRect/>
                     </a:stretch>
@@ -18840,7 +19142,7 @@
         <w:t xml:space="preserve">.</w:t>
       </w:r>
     </w:p>
-    <w:bookmarkEnd w:id="60"/>
+    <w:bookmarkEnd w:id="61"/>
     <w:p>
       <w:pPr>
         <w:pStyle w:val="BodyText"/>
@@ -18935,8 +19237,8 @@
         <w:t xml:space="preserve">because this dataset’s repeated monthly re-scrapes make it observable.</w:t>
       </w:r>
     </w:p>
-    <w:bookmarkEnd w:id="61"/>
-    <w:bookmarkStart w:id="67" w:name="X527baf0b06dc091d6fbfa9dd76bd5c2ffccca74"/>
+    <w:bookmarkEnd w:id="62"/>
+    <w:bookmarkStart w:id="68" w:name="X527baf0b06dc091d6fbfa9dd76bd5c2ffccca74"/>
     <w:p>
       <w:pPr>
         <w:pStyle w:val="Heading2"/>
@@ -19062,7 +19364,7 @@
           <w:rPr>
             <w:rStyle w:val="Hyperlink"/>
           </w:rPr>
-          <w:t xml:space="preserve">7</w:t>
+          <w:t xml:space="preserve">8</w:t>
         </w:r>
       </w:hyperlink>
       <w:r>
@@ -19072,7 +19374,7 @@
         <w:t xml:space="preserve">lists the optimal weights.</w:t>
       </w:r>
     </w:p>
-    <w:bookmarkStart w:id="65" w:name="fig:blend"/>
+    <w:bookmarkStart w:id="66" w:name="fig:blend"/>
     <w:p>
       <w:pPr>
         <w:pStyle w:val="CaptionedFigure"/>
@@ -19086,18 +19388,18 @@
           <wp:inline>
             <wp:extent cx="3017520" cy="1704462"/>
             <wp:effectExtent b="0" l="0" r="0" t="0"/>
-            <wp:docPr descr="" title="" id="63" name="Picture"/>
+            <wp:docPr descr="" title="" id="64" name="Picture"/>
             <a:graphic>
               <a:graphicData uri="http://schemas.openxmlformats.org/drawingml/2006/picture">
                 <pic:pic>
                   <pic:nvPicPr>
-                    <pic:cNvPr descr="fig5_blend.png" id="64" name="Picture"/>
+                    <pic:cNvPr descr="fig5_blend.png" id="65" name="Picture"/>
                     <pic:cNvPicPr>
                       <a:picLocks noChangeArrowheads="1" noChangeAspect="1"/>
                     </pic:cNvPicPr>
                   </pic:nvPicPr>
                   <pic:blipFill>
-                    <a:blip r:embed="rId62"/>
+                    <a:blip r:embed="rId63"/>
                     <a:stretch>
                       <a:fillRect/>
                     </a:stretch>
@@ -19148,8 +19450,8 @@
         <w:t xml:space="preserve">(SLSQP) blends. The weighted blend is the best configuration.</w:t>
       </w:r>
     </w:p>
-    <w:bookmarkEnd w:id="65"/>
-    <w:bookmarkStart w:id="66" w:name="tab:weights"/>
+    <w:bookmarkEnd w:id="66"/>
+    <w:bookmarkStart w:id="67" w:name="tab:weights"/>
     <w:p>
       <w:pPr>
         <w:pStyle w:val="TableCaption"/>
@@ -19171,28 +19473,14 @@
         <w:rPr>
           <w:sz w:val="16"/>
         </w:rPr>
-        <w:t xml:space="preserve">nine models (problem </w:t>
-      </w:r>
-      <w:hyperlink w:anchor="eq:blendobj">
+        <w:t xml:space="preserve">nine models (the constrained blend problem in Section </w:t>
+      </w:r>
+      <w:hyperlink w:anchor="sec:blend">
         <w:r>
           <w:rPr>
             <w:rStyle w:val="Hyperlink"/>
           </w:rPr>
-          <w:t xml:space="preserve">[eq:blendobj]</w:t>
-        </w:r>
-      </w:hyperlink>
-      <w:r>
-        <w:rPr>
-          <w:sz w:val="16"/>
-        </w:rPr>
-        <w:t xml:space="preserve">–</w:t>
-      </w:r>
-      <w:hyperlink w:anchor="eq:blendbox">
-        <w:r>
-          <w:rPr>
-            <w:rStyle w:val="Hyperlink"/>
-          </w:rPr>
-          <w:t xml:space="preserve">[eq:blendbox]</w:t>
+          <w:t xml:space="preserve">4.6</w:t>
         </w:r>
       </w:hyperlink>
       <w:r>
@@ -19207,7 +19495,7 @@
         <w:tblStyle w:val="Table"/>
         <w:tblW w:type="auto" w:w="0"/>
         <w:tblLook w:firstRow="1" w:lastRow="0" w:firstColumn="0" w:lastColumn="0" w:noHBand="0" w:noVBand="0" w:val="0020"/>
-        <w:tblCaption w:val="Optimal blend weights chosen by SLSQP on the OOF predictions of all nine models (problem [eq:blendobj]–[eq:blendbox])."/>
+        <w:tblCaption w:val="Optimal blend weights chosen by SLSQP on the OOF predictions of all nine models (the constrained blend problem in Section 4.6)."/>
       </w:tblPr>
       <w:tblGrid>
         <w:gridCol w:w="3960"/>
@@ -19494,9 +19782,9 @@
         </w:tc>
       </w:tr>
     </w:tbl>
-    <w:bookmarkEnd w:id="66"/>
     <w:bookmarkEnd w:id="67"/>
-    <w:bookmarkStart w:id="69" w:name="sec:complementarity"/>
+    <w:bookmarkEnd w:id="68"/>
+    <w:bookmarkStart w:id="70" w:name="sec:complementarity"/>
     <w:p>
       <w:pPr>
         <w:pStyle w:val="Heading2"/>
@@ -19547,21 +19835,7 @@
         <w:t xml:space="preserve"> </w:t>
       </w:r>
       <w:r>
-        <w:t xml:space="preserve">error. Table </w:t>
-      </w:r>
-      <w:hyperlink w:anchor="tab:errcorr">
-        <w:r>
-          <w:rPr>
-            <w:rStyle w:val="Hyperlink"/>
-          </w:rPr>
-          <w:t xml:space="preserve">[tab:errcorr]</w:t>
-        </w:r>
-      </w:hyperlink>
-      <w:r>
-        <w:t xml:space="preserve"> </w:t>
-      </w:r>
-      <w:r>
-        <w:t xml:space="preserve">reports the Pearson correlation of the per-row</w:t>
+        <w:t xml:space="preserve">error. The correlation table below reports the Pearson correlation of the per-row</w:t>
       </w:r>
       <w:r>
         <w:t xml:space="preserve"> </w:t>
@@ -19605,60 +19879,6 @@
         <w:t xml:space="preserve">zero (Table </w:t>
       </w:r>
       <w:hyperlink w:anchor="tab:weights">
-        <w:r>
-          <w:rPr>
-            <w:rStyle w:val="Hyperlink"/>
-          </w:rPr>
-          <w:t xml:space="preserve">7</w:t>
-        </w:r>
-      </w:hyperlink>
-      <w:r>
-        <w:t xml:space="preserve">) despite XGBoost v2 individually outscoring</w:t>
-      </w:r>
-      <w:r>
-        <w:t xml:space="preserve"> </w:t>
-      </w:r>
-      <w:r>
-        <w:t xml:space="preserve">several models that do receive weight—it largely duplicates signal already</w:t>
-      </w:r>
-      <w:r>
-        <w:t xml:space="preserve"> </w:t>
-      </w:r>
-      <w:r>
-        <w:t xml:space="preserve">covered by the main XGBoost and v3. The MLP and Linear Regression are the</w:t>
-      </w:r>
-      <w:r>
-        <w:t xml:space="preserve"> </w:t>
-      </w:r>
-      <w:r>
-        <w:t xml:space="preserve">least correlated with the tree ensembles (</w:t>
-      </w:r>
-      <m:oMath>
-        <m:r>
-          <m:t>0.86</m:t>
-        </m:r>
-      </m:oMath>
-      <w:r>
-        <w:t xml:space="preserve">–</w:t>
-      </w:r>
-      <m:oMath>
-        <m:r>
-          <m:t>0.93</m:t>
-        </m:r>
-      </m:oMath>
-      <w:r>
-        <w:t xml:space="preserve"> </w:t>
-      </w:r>
-      <w:r>
-        <w:t xml:space="preserve">with the others), so</w:t>
-      </w:r>
-      <w:r>
-        <w:t xml:space="preserve"> </w:t>
-      </w:r>
-      <w:r>
-        <w:t xml:space="preserve">although they are individually much weaker (Table </w:t>
-      </w:r>
-      <w:hyperlink w:anchor="tab:metrics">
         <w:r>
           <w:rPr>
             <w:rStyle w:val="Hyperlink"/>
@@ -19667,6 +19887,60 @@
         </w:r>
       </w:hyperlink>
       <w:r>
+        <w:t xml:space="preserve">) despite XGBoost v2 individually outscoring</w:t>
+      </w:r>
+      <w:r>
+        <w:t xml:space="preserve"> </w:t>
+      </w:r>
+      <w:r>
+        <w:t xml:space="preserve">several models that do receive weight—it largely duplicates signal already</w:t>
+      </w:r>
+      <w:r>
+        <w:t xml:space="preserve"> </w:t>
+      </w:r>
+      <w:r>
+        <w:t xml:space="preserve">covered by the main XGBoost and v3. The MLP and Linear Regression are the</w:t>
+      </w:r>
+      <w:r>
+        <w:t xml:space="preserve"> </w:t>
+      </w:r>
+      <w:r>
+        <w:t xml:space="preserve">least correlated with the tree ensembles (</w:t>
+      </w:r>
+      <m:oMath>
+        <m:r>
+          <m:t>0.86</m:t>
+        </m:r>
+      </m:oMath>
+      <w:r>
+        <w:t xml:space="preserve">–</w:t>
+      </w:r>
+      <m:oMath>
+        <m:r>
+          <m:t>0.93</m:t>
+        </m:r>
+      </m:oMath>
+      <w:r>
+        <w:t xml:space="preserve"> </w:t>
+      </w:r>
+      <w:r>
+        <w:t xml:space="preserve">with the others), so</w:t>
+      </w:r>
+      <w:r>
+        <w:t xml:space="preserve"> </w:t>
+      </w:r>
+      <w:r>
+        <w:t xml:space="preserve">although they are individually much weaker (Table </w:t>
+      </w:r>
+      <w:hyperlink w:anchor="tab:metrics">
+        <w:r>
+          <w:rPr>
+            <w:rStyle w:val="Hyperlink"/>
+          </w:rPr>
+          <w:t xml:space="preserve">9</w:t>
+        </w:r>
+      </w:hyperlink>
+      <w:r>
         <w:t xml:space="preserve">), the MLP</w:t>
       </w:r>
       <w:r>
@@ -19698,7 +19972,7 @@
           <w:rPr>
             <w:rStyle w:val="Hyperlink"/>
           </w:rPr>
-          <w:t xml:space="preserve">7</w:t>
+          <w:t xml:space="preserve">8</w:t>
         </w:r>
       </w:hyperlink>
       <w:r>
@@ -19724,7 +19998,7 @@
           <w:rPr>
             <w:rStyle w:val="Hyperlink"/>
           </w:rPr>
-          <w:t xml:space="preserve">8</w:t>
+          <w:t xml:space="preserve">9</w:t>
         </w:r>
       </w:hyperlink>
       <w:r>
@@ -19804,7 +20078,7 @@
         <w:t xml:space="preserve">cost of median accuracy.</w:t>
       </w:r>
     </w:p>
-    <w:bookmarkStart w:id="68" w:name="tab:metrics"/>
+    <w:bookmarkStart w:id="69" w:name="tab:metrics"/>
     <w:p>
       <w:pPr>
         <w:pStyle w:val="TableCaption"/>
@@ -20455,7 +20729,7 @@
         </w:tc>
       </w:tr>
     </w:tbl>
-    <w:bookmarkEnd w:id="68"/>
+    <w:bookmarkEnd w:id="69"/>
     <w:tbl>
       <w:tblPr>
         <w:tblStyle w:val="Table"/>
@@ -21550,8 +21824,8 @@
         </w:tc>
       </w:tr>
     </w:tbl>
-    <w:bookmarkEnd w:id="69"/>
-    <w:bookmarkStart w:id="70" w:name="sec:significance"/>
+    <w:bookmarkEnd w:id="70"/>
+    <w:bookmarkStart w:id="71" w:name="sec:significance"/>
     <w:p>
       <w:pPr>
         <w:pStyle w:val="Heading2"/>
@@ -22356,7 +22630,7 @@
           <w:rPr>
             <w:rStyle w:val="Hyperlink"/>
           </w:rPr>
-          <w:t xml:space="preserve">8</w:t>
+          <w:t xml:space="preserve">9</w:t>
         </w:r>
       </w:hyperlink>
       <w:r>
@@ -22486,8 +22760,8 @@
         <w:t xml:space="preserve">allowed.</w:t>
       </w:r>
     </w:p>
-    <w:bookmarkEnd w:id="70"/>
-    <w:bookmarkStart w:id="79" w:name="sec:residuals"/>
+    <w:bookmarkEnd w:id="71"/>
+    <w:bookmarkStart w:id="80" w:name="sec:residuals"/>
     <w:p>
       <w:pPr>
         <w:pStyle w:val="Heading2"/>
@@ -22707,7 +22981,7 @@
         <w:t xml:space="preserve">confirming non-Gaussian residuals.</w:t>
       </w:r>
     </w:p>
-    <w:bookmarkStart w:id="74" w:name="fig:residuals"/>
+    <w:bookmarkStart w:id="75" w:name="fig:residuals"/>
     <w:p>
       <w:pPr>
         <w:pStyle w:val="CaptionedFigure"/>
@@ -22721,18 +22995,18 @@
           <wp:inline>
             <wp:extent cx="3017520" cy="2250787"/>
             <wp:effectExtent b="0" l="0" r="0" t="0"/>
-            <wp:docPr descr="" title="" id="72" name="Picture"/>
+            <wp:docPr descr="" title="" id="73" name="Picture"/>
             <a:graphic>
               <a:graphicData uri="http://schemas.openxmlformats.org/drawingml/2006/picture">
                 <pic:pic>
                   <pic:nvPicPr>
-                    <pic:cNvPr descr="fig6_residuals.png" id="73" name="Picture"/>
+                    <pic:cNvPr descr="fig6_residuals.png" id="74" name="Picture"/>
                     <pic:cNvPicPr>
                       <a:picLocks noChangeArrowheads="1" noChangeAspect="1"/>
                     </pic:cNvPicPr>
                   </pic:nvPicPr>
                   <pic:blipFill>
-                    <a:blip r:embed="rId71"/>
+                    <a:blip r:embed="rId72"/>
                     <a:stretch>
                       <a:fillRect/>
                     </a:stretch>
@@ -22795,7 +23069,7 @@
         <w:t xml:space="preserve">and upper-bound bands highlighted, (c) residual histogram, (d) normal Q-Q plot.</w:t>
       </w:r>
     </w:p>
-    <w:bookmarkEnd w:id="74"/>
+    <w:bookmarkEnd w:id="75"/>
     <w:p>
       <w:pPr>
         <w:pStyle w:val="BodyText"/>
@@ -23289,7 +23563,7 @@
         <w:t xml:space="preserve">motivation for the two-stage hurdle model implemented next.</w:t>
       </w:r>
     </w:p>
-    <w:bookmarkStart w:id="78" w:name="fig:residualbins"/>
+    <w:bookmarkStart w:id="79" w:name="fig:residualbins"/>
     <w:p>
       <w:pPr>
         <w:pStyle w:val="CaptionedFigure"/>
@@ -23303,18 +23577,18 @@
           <wp:inline>
             <wp:extent cx="3017520" cy="1803964"/>
             <wp:effectExtent b="0" l="0" r="0" t="0"/>
-            <wp:docPr descr="" title="" id="76" name="Picture"/>
+            <wp:docPr descr="" title="" id="77" name="Picture"/>
             <a:graphic>
               <a:graphicData uri="http://schemas.openxmlformats.org/drawingml/2006/picture">
                 <pic:pic>
                   <pic:nvPicPr>
-                    <pic:cNvPr descr="fig7_residual_bins.png" id="77" name="Picture"/>
+                    <pic:cNvPr descr="fig7_residual_bins.png" id="78" name="Picture"/>
                     <pic:cNvPicPr>
                       <a:picLocks noChangeArrowheads="1" noChangeAspect="1"/>
                     </pic:cNvPicPr>
                   </pic:nvPicPr>
                   <pic:blipFill>
-                    <a:blip r:embed="rId75"/>
+                    <a:blip r:embed="rId76"/>
                     <a:stretch>
                       <a:fillRect/>
                     </a:stretch>
@@ -23416,9 +23690,9 @@
         <w:t xml:space="preserve">target.</w:t>
       </w:r>
     </w:p>
-    <w:bookmarkEnd w:id="78"/>
     <w:bookmarkEnd w:id="79"/>
-    <w:bookmarkStart w:id="81" w:name="sec:hurdle-impl"/>
+    <w:bookmarkEnd w:id="80"/>
+    <w:bookmarkStart w:id="82" w:name="sec:hurdle-impl"/>
     <w:p>
       <w:pPr>
         <w:pStyle w:val="Heading2"/>
@@ -24200,7 +24474,7 @@
           <w:rPr>
             <w:rStyle w:val="Hyperlink"/>
           </w:rPr>
-          <w:t xml:space="preserve">9</w:t>
+          <w:t xml:space="preserve">10</w:t>
         </w:r>
       </w:hyperlink>
       <w:r>
@@ -24313,7 +24587,7 @@
         <w:t xml:space="preserve">.</w:t>
       </w:r>
     </w:p>
-    <w:bookmarkStart w:id="80" w:name="tab:hurdle"/>
+    <w:bookmarkStart w:id="81" w:name="tab:hurdle"/>
     <w:p>
       <w:pPr>
         <w:pStyle w:val="TableCaption"/>
@@ -24640,9 +24914,9 @@
         </w:tc>
       </w:tr>
     </w:tbl>
-    <w:bookmarkEnd w:id="80"/>
     <w:bookmarkEnd w:id="81"/>
-    <w:bookmarkStart w:id="82" w:name="sec:heldout"/>
+    <w:bookmarkEnd w:id="82"/>
+    <w:bookmarkStart w:id="83" w:name="sec:heldout"/>
     <w:p>
       <w:pPr>
         <w:pStyle w:val="Heading2"/>
@@ -24764,8 +25038,8 @@
         <w:t xml:space="preserve">future-quarter data, mirroring the out-of-fold gain.</w:t>
       </w:r>
     </w:p>
-    <w:bookmarkEnd w:id="82"/>
-    <w:bookmarkStart w:id="84" w:name="sec:failure"/>
+    <w:bookmarkEnd w:id="83"/>
+    <w:bookmarkStart w:id="85" w:name="sec:failure"/>
     <w:p>
       <w:pPr>
         <w:pStyle w:val="Heading2"/>
@@ -24807,7 +25081,7 @@
           <w:rPr>
             <w:rStyle w:val="Hyperlink"/>
           </w:rPr>
-          <w:t xml:space="preserve">10</w:t>
+          <w:t xml:space="preserve">11</w:t>
         </w:r>
       </w:hyperlink>
       <w:r>
@@ -25029,7 +25303,7 @@
         <w:t xml:space="preserve">).</w:t>
       </w:r>
     </w:p>
-    <w:bookmarkStart w:id="83" w:name="tab:failure"/>
+    <w:bookmarkStart w:id="84" w:name="tab:failure"/>
     <w:p>
       <w:pPr>
         <w:pStyle w:val="TableCaption"/>
@@ -25499,9 +25773,9 @@
         </w:tc>
       </w:tr>
     </w:tbl>
-    <w:bookmarkEnd w:id="83"/>
     <w:bookmarkEnd w:id="84"/>
-    <w:bookmarkStart w:id="85" w:name="sec:threats"/>
+    <w:bookmarkEnd w:id="85"/>
+    <w:bookmarkStart w:id="86" w:name="sec:threats"/>
     <w:p>
       <w:pPr>
         <w:pStyle w:val="Heading2"/>
@@ -25625,25 +25899,25 @@
         <w:t xml:space="preserve"> </w:t>
       </w:r>
       <w:r>
-        <w:t xml:space="preserve">(New York City) and a single quarter (Q1 2026), so the learned price and</w:t>
-      </w:r>
-      <w:r>
-        <w:t xml:space="preserve"> </w:t>
-      </w:r>
-      <w:r>
-        <w:t xml:space="preserve">seasonality effects need not transfer to other cities or years, and the</w:t>
-      </w:r>
-      <w:r>
-        <w:t xml:space="preserve"> </w:t>
-      </w:r>
-      <w:r>
-        <w:t xml:space="preserve">reliance on H2-2025 calendar-volatility features degrades performance for</w:t>
-      </w:r>
-      <w:r>
-        <w:t xml:space="preserve"> </w:t>
-      </w:r>
-      <w:r>
-        <w:t xml:space="preserve">brand-new listings with no six-month history (Section </w:t>
+        <w:t xml:space="preserve">(New York City), so the learned price and seasonality effects need not</w:t>
+      </w:r>
+      <w:r>
+        <w:t xml:space="preserve"> </w:t>
+      </w:r>
+      <w:r>
+        <w:t xml:space="preserve">transfer to other cities, and the reliance on calendar-volatility features</w:t>
+      </w:r>
+      <w:r>
+        <w:t xml:space="preserve"> </w:t>
+      </w:r>
+      <w:r>
+        <w:t xml:space="preserve">degrades performance for brand-new listings with no multi-month history</w:t>
+      </w:r>
+      <w:r>
+        <w:t xml:space="preserve"> </w:t>
+      </w:r>
+      <w:r>
+        <w:t xml:space="preserve">(Section </w:t>
       </w:r>
       <w:hyperlink w:anchor="sec:failure">
         <w:r>
@@ -25654,7 +25928,71 @@
         </w:r>
       </w:hyperlink>
       <w:r>
-        <w:t xml:space="preserve">).</w:t>
+        <w:t xml:space="preserve">). Temporal generalization within this market was</w:t>
+      </w:r>
+      <w:r>
+        <w:t xml:space="preserve"> </w:t>
+      </w:r>
+      <w:r>
+        <w:t xml:space="preserve">checked directly (Section </w:t>
+      </w:r>
+      <w:hyperlink w:anchor="sec:robustness">
+        <w:r>
+          <w:rPr>
+            <w:rStyle w:val="Hyperlink"/>
+          </w:rPr>
+          <w:t xml:space="preserve">6.1</w:t>
+        </w:r>
+      </w:hyperlink>
+      <w:r>
+        <w:t xml:space="preserve">): the same pipeline, with no</w:t>
+      </w:r>
+      <w:r>
+        <w:t xml:space="preserve"> </w:t>
+      </w:r>
+      <w:r>
+        <w:t xml:space="preserve">per-setup re-tuning, was re-run on two additional history/target</w:t>
+      </w:r>
+      <w:r>
+        <w:t xml:space="preserve"> </w:t>
+      </w:r>
+      <w:r>
+        <w:t xml:space="preserve">configurations (Q4 2025 and Feb–Apr 2026), and held-out</w:t>
+      </w:r>
+      <w:r>
+        <w:t xml:space="preserve"> </w:t>
+      </w:r>
+      <m:oMath>
+        <m:sSup>
+          <m:e>
+            <m:r>
+              <m:t>R</m:t>
+            </m:r>
+          </m:e>
+          <m:sup>
+            <m:r>
+              <m:t>2</m:t>
+            </m:r>
+          </m:sup>
+        </m:sSup>
+      </m:oMath>
+      <w:r>
+        <w:t xml:space="preserve"> </w:t>
+      </w:r>
+      <w:r>
+        <w:t xml:space="preserve">stayed in the</w:t>
+      </w:r>
+      <w:r>
+        <w:t xml:space="preserve"> </w:t>
+      </w:r>
+      <w:r>
+        <w:t xml:space="preserve">same 0.54–0.62 range as the primary Q1 2026 setup, so the result is not a</w:t>
+      </w:r>
+      <w:r>
+        <w:t xml:space="preserve"> </w:t>
+      </w:r>
+      <w:r>
+        <w:t xml:space="preserve">one-quarter artefact.</w:t>
       </w:r>
       <w:r>
         <w:t xml:space="preserve"> </w:t>
@@ -25761,9 +26099,9 @@
         <w:t xml:space="preserve">real-world performance in a way this fixed train/test split cannot detect.</w:t>
       </w:r>
     </w:p>
-    <w:bookmarkEnd w:id="85"/>
     <w:bookmarkEnd w:id="86"/>
-    <w:bookmarkStart w:id="98" w:name="sec:changes"/>
+    <w:bookmarkEnd w:id="87"/>
+    <w:bookmarkStart w:id="110" w:name="sec:changes"/>
     <w:p>
       <w:pPr>
         <w:pStyle w:val="Heading1"/>
@@ -25785,8 +26123,8 @@
         <w:pStyle w:val="FirstParagraph"/>
         <w:jc w:val="both"/>
       </w:pPr>
-      <w:bookmarkStart w:id="87" w:name="sec:ablation"/>
-      <w:bookmarkEnd w:id="87"/>
+      <w:bookmarkStart w:id="88" w:name="sec:ablation"/>
+      <w:bookmarkEnd w:id="88"/>
       <w:r>
         <w:t xml:space="preserve"> </w:t>
       </w:r>
@@ -25822,7 +26160,7 @@
           <w:rPr>
             <w:rStyle w:val="Hyperlink"/>
           </w:rPr>
-          <w:t xml:space="preserve">11</w:t>
+          <w:t xml:space="preserve">12</w:t>
         </w:r>
       </w:hyperlink>
       <w:r>
@@ -25850,7 +26188,7 @@
         <w:t xml:space="preserve">design choices.</w:t>
       </w:r>
     </w:p>
-    <w:bookmarkStart w:id="88" w:name="tab:ablation"/>
+    <w:bookmarkStart w:id="89" w:name="tab:ablation"/>
     <w:p>
       <w:pPr>
         <w:pStyle w:val="TableCaption"/>
@@ -26356,8 +26694,8 @@
         </w:tc>
       </w:tr>
     </w:tbl>
-    <w:bookmarkEnd w:id="88"/>
-    <w:bookmarkStart w:id="89" w:name="engineered-features-dominate"/>
+    <w:bookmarkEnd w:id="89"/>
+    <w:bookmarkStart w:id="90" w:name="engineered-features-dominate"/>
     <w:p>
       <w:pPr>
         <w:pStyle w:val="Heading4"/>
@@ -26393,7 +26731,7 @@
           <w:rPr>
             <w:rStyle w:val="Hyperlink"/>
           </w:rPr>
-          <w:t xml:space="preserve">11</w:t>
+          <w:t xml:space="preserve">12</w:t>
         </w:r>
       </w:hyperlink>
       <w:r>
@@ -26450,8 +26788,8 @@
         <w:t xml:space="preserve">).</w:t>
       </w:r>
     </w:p>
-    <w:bookmarkEnd w:id="89"/>
-    <w:bookmarkStart w:id="90" w:name="Xb775b33320b859a61bbdff343378a19094c6b31"/>
+    <w:bookmarkEnd w:id="90"/>
+    <w:bookmarkStart w:id="91" w:name="Xb775b33320b859a61bbdff343378a19094c6b31"/>
     <w:p>
       <w:pPr>
         <w:pStyle w:val="Heading4"/>
@@ -26576,7 +26914,7 @@
           <w:rPr>
             <w:rStyle w:val="Hyperlink"/>
           </w:rPr>
-          <w:t xml:space="preserve">8</w:t>
+          <w:t xml:space="preserve">9</w:t>
         </w:r>
       </w:hyperlink>
       <w:r>
@@ -26589,8 +26927,8 @@
         <w:t xml:space="preserve">accuracy gain for the linear baseline.</w:t>
       </w:r>
     </w:p>
-    <w:bookmarkEnd w:id="90"/>
-    <w:bookmarkStart w:id="91" w:name="model-choice-and-convex-weighting"/>
+    <w:bookmarkEnd w:id="91"/>
+    <w:bookmarkStart w:id="92" w:name="model-choice-and-convex-weighting"/>
     <w:p>
       <w:pPr>
         <w:pStyle w:val="Heading4"/>
@@ -26687,28 +27025,14 @@
         <w:t xml:space="preserve"> </w:t>
       </w:r>
       <w:r>
-        <w:t xml:space="preserve">the constrained convex optimisation of</w:t>
-      </w:r>
-      <w:r>
-        <w:t xml:space="preserve"> </w:t>
-      </w:r>
-      <w:hyperlink w:anchor="eq:blendobj">
+        <w:t xml:space="preserve">the constrained convex optimisation described in Section </w:t>
+      </w:r>
+      <w:hyperlink w:anchor="sec:blend">
         <w:r>
           <w:rPr>
             <w:rStyle w:val="Hyperlink"/>
           </w:rPr>
-          <w:t xml:space="preserve">[eq:blendobj]</w:t>
-        </w:r>
-      </w:hyperlink>
-      <w:r>
-        <w:t xml:space="preserve">–</w:t>
-      </w:r>
-      <w:hyperlink w:anchor="eq:blendbox">
-        <w:r>
-          <w:rPr>
-            <w:rStyle w:val="Hyperlink"/>
-          </w:rPr>
-          <w:t xml:space="preserve">[eq:blendbox]</w:t>
+          <w:t xml:space="preserve">4.6</w:t>
         </w:r>
       </w:hyperlink>
       <w:r>
@@ -26734,15 +27058,15 @@
           <w:rPr>
             <w:rStyle w:val="Hyperlink"/>
           </w:rPr>
-          <w:t xml:space="preserve">7</w:t>
+          <w:t xml:space="preserve">8</w:t>
         </w:r>
       </w:hyperlink>
       <w:r>
         <w:t xml:space="preserve">).</w:t>
       </w:r>
     </w:p>
-    <w:bookmarkEnd w:id="91"/>
-    <w:bookmarkStart w:id="92" w:name="Xbcda621364e897578fb61e84b2d39f735c00eea"/>
+    <w:bookmarkEnd w:id="92"/>
+    <w:bookmarkStart w:id="93" w:name="Xbcda621364e897578fb61e84b2d39f735c00eea"/>
     <w:p>
       <w:pPr>
         <w:pStyle w:val="Heading4"/>
@@ -26917,8 +27241,8 @@
         <w:t xml:space="preserve">).</w:t>
       </w:r>
     </w:p>
-    <w:bookmarkEnd w:id="92"/>
-    <w:bookmarkStart w:id="93" w:name="X1f1fb7eee2aef1393b55cd973747459a571f67b"/>
+    <w:bookmarkEnd w:id="93"/>
+    <w:bookmarkStart w:id="94" w:name="X1f1fb7eee2aef1393b55cd973747459a571f67b"/>
     <w:p>
       <w:pPr>
         <w:pStyle w:val="Heading4"/>
@@ -27004,8 +27328,8 @@
         <w:t xml:space="preserve">column.</w:t>
       </w:r>
     </w:p>
-    <w:bookmarkEnd w:id="93"/>
-    <w:bookmarkStart w:id="94" w:name="one-raw-categorical-instead-of-several"/>
+    <w:bookmarkEnd w:id="94"/>
+    <w:bookmarkStart w:id="95" w:name="one-raw-categorical-instead-of-several"/>
     <w:p>
       <w:pPr>
         <w:pStyle w:val="Heading4"/>
@@ -27078,8 +27402,8 @@
         <w:t xml:space="preserve">feature-engineering time.</w:t>
       </w:r>
     </w:p>
-    <w:bookmarkEnd w:id="94"/>
-    <w:bookmarkStart w:id="95" w:name="X5bdf25720a9289c5d9ad816ca443a2c0cd38779"/>
+    <w:bookmarkEnd w:id="95"/>
+    <w:bookmarkStart w:id="96" w:name="X5bdf25720a9289c5d9ad816ca443a2c0cd38779"/>
     <w:p>
       <w:pPr>
         <w:pStyle w:val="Heading4"/>
@@ -27201,8 +27525,8 @@
         <w:t xml:space="preserve">single-snapshot dataset.</w:t>
       </w:r>
     </w:p>
-    <w:bookmarkEnd w:id="95"/>
-    <w:bookmarkStart w:id="96" w:name="X33abae8878fbb7e8f9c60328207a2aeab430861"/>
+    <w:bookmarkEnd w:id="96"/>
+    <w:bookmarkStart w:id="97" w:name="X33abae8878fbb7e8f9c60328207a2aeab430861"/>
     <w:p>
       <w:pPr>
         <w:pStyle w:val="Heading4"/>
@@ -27289,8 +27613,8 @@
         <w:t xml:space="preserve">competition organizers had already fixed the boundary.</w:t>
       </w:r>
     </w:p>
-    <w:bookmarkEnd w:id="96"/>
-    <w:bookmarkStart w:id="97" w:name="Xc95b429956e17c933dcbc42b5b4c66ea111bce6"/>
+    <w:bookmarkEnd w:id="97"/>
+    <w:bookmarkStart w:id="98" w:name="Xc95b429956e17c933dcbc42b5b4c66ea111bce6"/>
     <w:p>
       <w:pPr>
         <w:pStyle w:val="Heading4"/>
@@ -27364,47 +27688,19 @@
         <w:t xml:space="preserve"> </w:t>
       </w:r>
       <w:r>
-        <w:t xml:space="preserve">and</w:t>
-      </w:r>
-      <w:r>
-        <w:t xml:space="preserve"> </w:t>
-      </w:r>
-      <w:hyperlink w:anchor="eq:searchobj">
-        <w:r>
-          <w:rPr>
-            <w:rStyle w:val="Hyperlink"/>
-          </w:rPr>
-          <w:t xml:space="preserve">[eq:searchobj]</w:t>
-        </w:r>
-      </w:hyperlink>
-      <w:r>
-        <w:t xml:space="preserve"> </w:t>
-      </w:r>
-      <w:r>
-        <w:t xml:space="preserve">but</w:t>
-      </w:r>
-      <w:r>
-        <w:t xml:space="preserve"> </w:t>
-      </w:r>
-      <w:r>
-        <w:t xml:space="preserve">additionally lets each fold stop at its own best iteration</w:t>
-      </w:r>
-      <w:r>
-        <w:t xml:space="preserve"> </w:t>
-      </w:r>
-      <w:hyperlink w:anchor="eq:earlystop">
-        <w:r>
-          <w:rPr>
-            <w:rStyle w:val="Hyperlink"/>
-          </w:rPr>
-          <w:t xml:space="preserve">[eq:earlystop]</w:t>
-        </w:r>
-      </w:hyperlink>
-      <w:r>
-        <w:t xml:space="preserve"> </w:t>
-      </w:r>
-      <w:r>
-        <w:t xml:space="preserve">and logs every trial for inspection; this search is now</w:t>
+        <w:t xml:space="preserve">and the search objective defined</w:t>
+      </w:r>
+      <w:r>
+        <w:t xml:space="preserve"> </w:t>
+      </w:r>
+      <w:r>
+        <w:t xml:space="preserve">earlier but additionally lets each fold stop at its own best iteration using</w:t>
+      </w:r>
+      <w:r>
+        <w:t xml:space="preserve"> </w:t>
+      </w:r>
+      <w:r>
+        <w:t xml:space="preserve">the early-stopping rule defined earlier and logs every trial for inspection; this search is now</w:t>
       </w:r>
       <w:r>
         <w:t xml:space="preserve"> </w:t>
@@ -27476,9 +27772,1478 @@
         <w:t xml:space="preserve">).</w:t>
       </w:r>
     </w:p>
-    <w:bookmarkEnd w:id="97"/>
     <w:bookmarkEnd w:id="98"/>
-    <w:bookmarkStart w:id="100" w:name="sec:concl"/>
+    <w:bookmarkStart w:id="109" w:name="sec:robustness"/>
+    <w:p>
+      <w:pPr>
+        <w:pStyle w:val="Heading2"/>
+        <w:jc w:val="left"/>
+      </w:pPr>
+      <w:r>
+        <w:rPr>
+          <w:rFonts w:ascii="Times New Roman" w:hAnsi="Times New Roman"/>
+          <w:b w:val="0"/>
+          <w:i/>
+          <w:smallCaps w:val="0"/>
+          <w:sz w:val="20"/>
+        </w:rPr>
+        <w:t>A. Cross-Period Robustness</w:t>
+      </w:r>
+    </w:p>
+    <w:p>
+      <w:pPr>
+        <w:pStyle w:val="FirstParagraph"/>
+        <w:jc w:val="both"/>
+      </w:pPr>
+      <w:r>
+        <w:t xml:space="preserve">Everything reported so far uses a single history/target configuration — July–December</w:t>
+      </w:r>
+      <w:r>
+        <w:t xml:space="preserve"> </w:t>
+      </w:r>
+      <w:r>
+        <w:t xml:space="preserve">2025 history predicting Q1 2026, referred to here as Setup B. To check that this is not a</w:t>
+      </w:r>
+      <w:r>
+        <w:t xml:space="preserve"> </w:t>
+      </w:r>
+      <w:r>
+        <w:t xml:space="preserve">one-quarter result, the identical pipeline (the clean multi-snapshot target rule, the same</w:t>
+      </w:r>
+      <w:r>
+        <w:t xml:space="preserve"> </w:t>
+      </w:r>
+      <w:r>
+        <w:t xml:space="preserve">five-model roster with hyperparameters reused unchanged from Setup B, and the same SLSQP</w:t>
+      </w:r>
+      <w:r>
+        <w:t xml:space="preserve"> </w:t>
+      </w:r>
+      <w:r>
+        <w:t xml:space="preserve">blend) was re-run on two additional configurations: Setup A (July–September 2025 history</w:t>
+      </w:r>
+      <w:r>
+        <w:t xml:space="preserve"> </w:t>
+      </w:r>
+      <w:r>
+        <w:t xml:space="preserve">predicting Q4 2025, the shallowest-history case) and Setup C (July 2025–January 2026 history</w:t>
+      </w:r>
+      <w:r>
+        <w:t xml:space="preserve"> </w:t>
+      </w:r>
+      <w:r>
+        <w:t xml:space="preserve">predicting February–April 2026, the deepest-history case). Table </w:t>
+      </w:r>
+      <w:hyperlink w:anchor="tab:setups">
+        <w:r>
+          <w:rPr>
+            <w:rStyle w:val="Hyperlink"/>
+          </w:rPr>
+          <w:t xml:space="preserve">13</w:t>
+        </w:r>
+      </w:hyperlink>
+      <w:r>
+        <w:t xml:space="preserve"> </w:t>
+      </w:r>
+      <w:r>
+        <w:t xml:space="preserve">summarises the three configurations, and Table </w:t>
+      </w:r>
+      <w:hyperlink w:anchor="tab:targetstats3">
+        <w:r>
+          <w:rPr>
+            <w:rStyle w:val="Hyperlink"/>
+          </w:rPr>
+          <w:t xml:space="preserve">14</w:t>
+        </w:r>
+      </w:hyperlink>
+      <w:r>
+        <w:t xml:space="preserve"> </w:t>
+      </w:r>
+      <w:r>
+        <w:t xml:space="preserve">their target</w:t>
+      </w:r>
+      <w:r>
+        <w:t xml:space="preserve"> </w:t>
+      </w:r>
+      <w:r>
+        <w:t xml:space="preserve">distributions, each built from the identical clean multi-snapshot rule</w:t>
+      </w:r>
+      <w:r>
+        <w:t xml:space="preserve"> </w:t>
+      </w:r>
+      <w:r>
+        <w:t xml:space="preserve">(Section </w:t>
+      </w:r>
+      <w:hyperlink w:anchor="sec:eda">
+        <w:r>
+          <w:rPr>
+            <w:rStyle w:val="Hyperlink"/>
+          </w:rPr>
+          <w:t xml:space="preserve">4.1</w:t>
+        </w:r>
+      </w:hyperlink>
+      <w:r>
+        <w:t xml:space="preserve">) applied to that setup’s own snapshots.</w:t>
+      </w:r>
+    </w:p>
+    <w:bookmarkStart w:id="99" w:name="tab:setups"/>
+    <w:p>
+      <w:pPr>
+        <w:pStyle w:val="TableCaption"/>
+        <w:jc w:val="center"/>
+      </w:pPr>
+      <w:r>
+        <w:rPr>
+          <w:sz w:val="16"/>
+        </w:rPr>
+        <w:t xml:space="preserve">Prediction setups (history window</w:t>
+      </w:r>
+      <w:r>
+        <w:rPr>
+          <w:sz w:val="16"/>
+        </w:rPr>
+        <w:t xml:space="preserve"> </w:t>
+      </w:r>
+      <m:oMath>
+        <m:r>
+          <m:rPr>
+            <m:sty m:val="p"/>
+          </m:rPr>
+          <m:t>→</m:t>
+        </m:r>
+      </m:oMath>
+      <w:r>
+        <w:rPr>
+          <w:sz w:val="16"/>
+        </w:rPr>
+        <w:t xml:space="preserve"> </w:t>
+      </w:r>
+      <w:r>
+        <w:rPr>
+          <w:sz w:val="16"/>
+        </w:rPr>
+        <w:t xml:space="preserve">target quarter).</w:t>
+      </w:r>
+    </w:p>
+    <w:tbl>
+      <w:tblPr>
+        <w:tblStyle w:val="Table"/>
+        <w:tblW w:type="auto" w:w="0"/>
+        <w:tblLook w:firstRow="1" w:lastRow="0" w:firstColumn="0" w:lastColumn="0" w:noHBand="0" w:noVBand="0" w:val="0020"/>
+        <w:tblCaption w:val="Prediction setups (history window \to target quarter)."/>
+      </w:tblPr>
+      <w:tblGrid>
+        <w:gridCol w:w="1980"/>
+        <w:gridCol w:w="1980"/>
+        <w:gridCol w:w="1980"/>
+        <w:gridCol w:w="1980"/>
+      </w:tblGrid>
+      <w:tr>
+        <w:trPr>
+          <w:tblHeader w:val="on"/>
+        </w:trPr>
+        <w:tc>
+          <w:tcPr/>
+          <w:p>
+            <w:pPr>
+              <w:pStyle w:val="Compact"/>
+              <w:jc w:val="left"/>
+            </w:pPr>
+            <w:r>
+              <w:t xml:space="preserve">Setup</w:t>
+            </w:r>
+          </w:p>
+        </w:tc>
+        <w:tc>
+          <w:tcPr/>
+          <w:p>
+            <w:pPr>
+              <w:pStyle w:val="Compact"/>
+              <w:jc w:val="center"/>
+            </w:pPr>
+            <w:r>
+              <w:t xml:space="preserve">History</w:t>
+            </w:r>
+          </w:p>
+        </w:tc>
+        <w:tc>
+          <w:tcPr/>
+          <w:p>
+            <w:pPr>
+              <w:pStyle w:val="Compact"/>
+              <w:jc w:val="center"/>
+            </w:pPr>
+            <w:r>
+              <w:t xml:space="preserve">Target quarter</w:t>
+            </w:r>
+          </w:p>
+        </w:tc>
+        <w:tc>
+          <w:tcPr/>
+          <w:p>
+            <w:pPr>
+              <w:pStyle w:val="Compact"/>
+              <w:jc w:val="center"/>
+            </w:pPr>
+            <w:r>
+              <w:t xml:space="preserve">Listings</w:t>
+            </w:r>
+          </w:p>
+        </w:tc>
+      </w:tr>
+      <w:tr>
+        <w:tc>
+          <w:tcPr/>
+          <w:p>
+            <w:pPr>
+              <w:pStyle w:val="Compact"/>
+              <w:jc w:val="left"/>
+            </w:pPr>
+            <w:r>
+              <w:t xml:space="preserve">A</w:t>
+            </w:r>
+          </w:p>
+        </w:tc>
+        <w:tc>
+          <w:tcPr/>
+          <w:p>
+            <w:pPr>
+              <w:pStyle w:val="Compact"/>
+              <w:jc w:val="center"/>
+            </w:pPr>
+            <w:r>
+              <w:t xml:space="preserve">Jul–Sep 2025 (3 mo)</w:t>
+            </w:r>
+          </w:p>
+        </w:tc>
+        <w:tc>
+          <w:tcPr/>
+          <w:p>
+            <w:pPr>
+              <w:pStyle w:val="Compact"/>
+              <w:jc w:val="center"/>
+            </w:pPr>
+            <w:r>
+              <w:t xml:space="preserve">Q4 2025</w:t>
+            </w:r>
+          </w:p>
+        </w:tc>
+        <w:tc>
+          <w:tcPr/>
+          <w:p>
+            <w:pPr>
+              <w:pStyle w:val="Compact"/>
+              <w:jc w:val="center"/>
+            </w:pPr>
+            <w:r>
+              <w:t xml:space="preserve">36</w:t>
+            </w:r>
+            <w:r>
+              <w:t xml:space="preserve">,</w:t>
+            </w:r>
+            <w:r>
+              <w:t xml:space="preserve">178</w:t>
+            </w:r>
+          </w:p>
+        </w:tc>
+      </w:tr>
+      <w:tr>
+        <w:tc>
+          <w:tcPr/>
+          <w:p>
+            <w:pPr>
+              <w:pStyle w:val="Compact"/>
+              <w:jc w:val="left"/>
+            </w:pPr>
+            <w:r>
+              <w:t xml:space="preserve">B (primary)</w:t>
+            </w:r>
+          </w:p>
+        </w:tc>
+        <w:tc>
+          <w:tcPr/>
+          <w:p>
+            <w:pPr>
+              <w:pStyle w:val="Compact"/>
+              <w:jc w:val="center"/>
+            </w:pPr>
+            <w:r>
+              <w:t xml:space="preserve">Jul–Dec 2025 (6 mo)</w:t>
+            </w:r>
+          </w:p>
+        </w:tc>
+        <w:tc>
+          <w:tcPr/>
+          <w:p>
+            <w:pPr>
+              <w:pStyle w:val="Compact"/>
+              <w:jc w:val="center"/>
+            </w:pPr>
+            <w:r>
+              <w:t xml:space="preserve">Q1 2026</w:t>
+            </w:r>
+          </w:p>
+        </w:tc>
+        <w:tc>
+          <w:tcPr/>
+          <w:p>
+            <w:pPr>
+              <w:pStyle w:val="Compact"/>
+              <w:jc w:val="center"/>
+            </w:pPr>
+            <w:r>
+              <w:t xml:space="preserve">36</w:t>
+            </w:r>
+            <w:r>
+              <w:t xml:space="preserve">,</w:t>
+            </w:r>
+            <w:r>
+              <w:t xml:space="preserve">261</w:t>
+            </w:r>
+          </w:p>
+        </w:tc>
+      </w:tr>
+      <w:tr>
+        <w:tc>
+          <w:tcPr/>
+          <w:p>
+            <w:pPr>
+              <w:pStyle w:val="Compact"/>
+              <w:jc w:val="left"/>
+            </w:pPr>
+            <w:r>
+              <w:t xml:space="preserve">C</w:t>
+            </w:r>
+          </w:p>
+        </w:tc>
+        <w:tc>
+          <w:tcPr/>
+          <w:p>
+            <w:pPr>
+              <w:pStyle w:val="Compact"/>
+              <w:jc w:val="center"/>
+            </w:pPr>
+            <w:r>
+              <w:t xml:space="preserve">Jul 2025–Jan 2026 (7 mo)</w:t>
+            </w:r>
+          </w:p>
+        </w:tc>
+        <w:tc>
+          <w:tcPr/>
+          <w:p>
+            <w:pPr>
+              <w:pStyle w:val="Compact"/>
+              <w:jc w:val="center"/>
+            </w:pPr>
+            <w:r>
+              <w:t xml:space="preserve">Feb–Apr 2026</w:t>
+            </w:r>
+          </w:p>
+        </w:tc>
+        <w:tc>
+          <w:tcPr/>
+          <w:p>
+            <w:pPr>
+              <w:pStyle w:val="Compact"/>
+              <w:jc w:val="center"/>
+            </w:pPr>
+            <w:r>
+              <w:t xml:space="preserve">36</w:t>
+            </w:r>
+            <w:r>
+              <w:t xml:space="preserve">,</w:t>
+            </w:r>
+            <w:r>
+              <w:t xml:space="preserve">282</w:t>
+            </w:r>
+          </w:p>
+        </w:tc>
+      </w:tr>
+    </w:tbl>
+    <w:bookmarkEnd w:id="99"/>
+    <w:bookmarkStart w:id="100" w:name="tab:targetstats3"/>
+    <w:p>
+      <w:pPr>
+        <w:pStyle w:val="TableCaption"/>
+        <w:jc w:val="center"/>
+      </w:pPr>
+      <w:r>
+        <w:rPr>
+          <w:sz w:val="16"/>
+        </w:rPr>
+        <w:t xml:space="preserve">Clean multi-snapshot target statistics by setup.</w:t>
+      </w:r>
+    </w:p>
+    <w:tbl>
+      <w:tblPr>
+        <w:tblStyle w:val="Table"/>
+        <w:tblW w:type="auto" w:w="0"/>
+        <w:tblLook w:firstRow="1" w:lastRow="0" w:firstColumn="0" w:lastColumn="0" w:noHBand="0" w:noVBand="0" w:val="0020"/>
+        <w:tblCaption w:val="Clean multi-snapshot target statistics by setup."/>
+      </w:tblPr>
+      <w:tblGrid>
+        <w:gridCol w:w="1320"/>
+        <w:gridCol w:w="1320"/>
+        <w:gridCol w:w="1320"/>
+        <w:gridCol w:w="1320"/>
+        <w:gridCol w:w="1320"/>
+        <w:gridCol w:w="1320"/>
+      </w:tblGrid>
+      <w:tr>
+        <w:trPr>
+          <w:tblHeader w:val="on"/>
+        </w:trPr>
+        <w:tc>
+          <w:tcPr/>
+          <w:p>
+            <w:pPr>
+              <w:pStyle w:val="Compact"/>
+              <w:jc w:val="left"/>
+            </w:pPr>
+            <w:r>
+              <w:t xml:space="preserve">Setup</w:t>
+            </w:r>
+          </w:p>
+        </w:tc>
+        <w:tc>
+          <w:tcPr/>
+          <w:p>
+            <w:pPr>
+              <w:pStyle w:val="Compact"/>
+              <w:jc w:val="center"/>
+            </w:pPr>
+            <m:oMath>
+              <m:r>
+                <m:t>n</m:t>
+              </m:r>
+            </m:oMath>
+          </w:p>
+        </w:tc>
+        <w:tc>
+          <w:tcPr/>
+          <w:p>
+            <w:pPr>
+              <w:pStyle w:val="Compact"/>
+              <w:jc w:val="center"/>
+            </w:pPr>
+            <w:r>
+              <w:t xml:space="preserve">Mean</w:t>
+            </w:r>
+          </w:p>
+        </w:tc>
+        <w:tc>
+          <w:tcPr/>
+          <w:p>
+            <w:pPr>
+              <w:pStyle w:val="Compact"/>
+              <w:jc w:val="center"/>
+            </w:pPr>
+            <w:r>
+              <w:t xml:space="preserve">Median</w:t>
+            </w:r>
+          </w:p>
+        </w:tc>
+        <w:tc>
+          <w:tcPr/>
+          <w:p>
+            <w:pPr>
+              <w:pStyle w:val="Compact"/>
+              <w:jc w:val="center"/>
+            </w:pPr>
+            <w:r>
+              <w:t xml:space="preserve">Std</w:t>
+            </w:r>
+          </w:p>
+        </w:tc>
+        <w:tc>
+          <w:tcPr/>
+          <w:p>
+            <w:pPr>
+              <w:pStyle w:val="Compact"/>
+              <w:jc w:val="center"/>
+            </w:pPr>
+            <w:r>
+              <w:t xml:space="preserve">% zero</w:t>
+            </w:r>
+          </w:p>
+        </w:tc>
+      </w:tr>
+      <w:tr>
+        <w:tc>
+          <w:tcPr/>
+          <w:p>
+            <w:pPr>
+              <w:pStyle w:val="Compact"/>
+              <w:jc w:val="left"/>
+            </w:pPr>
+            <w:r>
+              <w:t xml:space="preserve">A</w:t>
+            </w:r>
+          </w:p>
+        </w:tc>
+        <w:tc>
+          <w:tcPr/>
+          <w:p>
+            <w:pPr>
+              <w:pStyle w:val="Compact"/>
+              <w:jc w:val="center"/>
+            </w:pPr>
+            <w:r>
+              <w:t xml:space="preserve">36</w:t>
+            </w:r>
+            <w:r>
+              <w:t xml:space="preserve">,</w:t>
+            </w:r>
+            <w:r>
+              <w:t xml:space="preserve">178</w:t>
+            </w:r>
+          </w:p>
+        </w:tc>
+        <w:tc>
+          <w:tcPr/>
+          <w:p>
+            <w:pPr>
+              <w:pStyle w:val="Compact"/>
+              <w:jc w:val="center"/>
+            </w:pPr>
+            <w:r>
+              <w:t xml:space="preserve">21.5</w:t>
+            </w:r>
+          </w:p>
+        </w:tc>
+        <w:tc>
+          <w:tcPr/>
+          <w:p>
+            <w:pPr>
+              <w:pStyle w:val="Compact"/>
+              <w:jc w:val="center"/>
+            </w:pPr>
+            <w:r>
+              <w:t xml:space="preserve">2</w:t>
+            </w:r>
+          </w:p>
+        </w:tc>
+        <w:tc>
+          <w:tcPr/>
+          <w:p>
+            <w:pPr>
+              <w:pStyle w:val="Compact"/>
+              <w:jc w:val="center"/>
+            </w:pPr>
+            <w:r>
+              <w:t xml:space="preserve">29.5</w:t>
+            </w:r>
+          </w:p>
+        </w:tc>
+        <w:tc>
+          <w:tcPr/>
+          <w:p>
+            <w:pPr>
+              <w:pStyle w:val="Compact"/>
+              <w:jc w:val="center"/>
+            </w:pPr>
+            <w:r>
+              <w:t xml:space="preserve">47.7%</w:t>
+            </w:r>
+          </w:p>
+        </w:tc>
+      </w:tr>
+      <w:tr>
+        <w:tc>
+          <w:tcPr/>
+          <w:p>
+            <w:pPr>
+              <w:pStyle w:val="Compact"/>
+              <w:jc w:val="left"/>
+            </w:pPr>
+            <w:r>
+              <w:t xml:space="preserve">B</w:t>
+            </w:r>
+          </w:p>
+        </w:tc>
+        <w:tc>
+          <w:tcPr/>
+          <w:p>
+            <w:pPr>
+              <w:pStyle w:val="Compact"/>
+              <w:jc w:val="center"/>
+            </w:pPr>
+            <w:r>
+              <w:t xml:space="preserve">36</w:t>
+            </w:r>
+            <w:r>
+              <w:t xml:space="preserve">,</w:t>
+            </w:r>
+            <w:r>
+              <w:t xml:space="preserve">261</w:t>
+            </w:r>
+          </w:p>
+        </w:tc>
+        <w:tc>
+          <w:tcPr/>
+          <w:p>
+            <w:pPr>
+              <w:pStyle w:val="Compact"/>
+              <w:jc w:val="center"/>
+            </w:pPr>
+            <w:r>
+              <w:t xml:space="preserve">16.1</w:t>
+            </w:r>
+          </w:p>
+        </w:tc>
+        <w:tc>
+          <w:tcPr/>
+          <w:p>
+            <w:pPr>
+              <w:pStyle w:val="Compact"/>
+              <w:jc w:val="center"/>
+            </w:pPr>
+            <w:r>
+              <w:t xml:space="preserve">1</w:t>
+            </w:r>
+          </w:p>
+        </w:tc>
+        <w:tc>
+          <w:tcPr/>
+          <w:p>
+            <w:pPr>
+              <w:pStyle w:val="Compact"/>
+              <w:jc w:val="center"/>
+            </w:pPr>
+            <w:r>
+              <w:t xml:space="preserve">25.1</w:t>
+            </w:r>
+          </w:p>
+        </w:tc>
+        <w:tc>
+          <w:tcPr/>
+          <w:p>
+            <w:pPr>
+              <w:pStyle w:val="Compact"/>
+              <w:jc w:val="center"/>
+            </w:pPr>
+            <w:r>
+              <w:t xml:space="preserve">49.6%</w:t>
+            </w:r>
+          </w:p>
+        </w:tc>
+      </w:tr>
+      <w:tr>
+        <w:tc>
+          <w:tcPr/>
+          <w:p>
+            <w:pPr>
+              <w:pStyle w:val="Compact"/>
+              <w:jc w:val="left"/>
+            </w:pPr>
+            <w:r>
+              <w:t xml:space="preserve">C</w:t>
+            </w:r>
+          </w:p>
+        </w:tc>
+        <w:tc>
+          <w:tcPr/>
+          <w:p>
+            <w:pPr>
+              <w:pStyle w:val="Compact"/>
+              <w:jc w:val="center"/>
+            </w:pPr>
+            <w:r>
+              <w:t xml:space="preserve">36</w:t>
+            </w:r>
+            <w:r>
+              <w:t xml:space="preserve">,</w:t>
+            </w:r>
+            <w:r>
+              <w:t xml:space="preserve">282</w:t>
+            </w:r>
+          </w:p>
+        </w:tc>
+        <w:tc>
+          <w:tcPr/>
+          <w:p>
+            <w:pPr>
+              <w:pStyle w:val="Compact"/>
+              <w:jc w:val="center"/>
+            </w:pPr>
+            <w:r>
+              <w:t xml:space="preserve">17.9</w:t>
+            </w:r>
+          </w:p>
+        </w:tc>
+        <w:tc>
+          <w:tcPr/>
+          <w:p>
+            <w:pPr>
+              <w:pStyle w:val="Compact"/>
+              <w:jc w:val="center"/>
+            </w:pPr>
+            <w:r>
+              <w:t xml:space="preserve">1</w:t>
+            </w:r>
+          </w:p>
+        </w:tc>
+        <w:tc>
+          <w:tcPr/>
+          <w:p>
+            <w:pPr>
+              <w:pStyle w:val="Compact"/>
+              <w:jc w:val="center"/>
+            </w:pPr>
+            <w:r>
+              <w:t xml:space="preserve">26.4</w:t>
+            </w:r>
+          </w:p>
+        </w:tc>
+        <w:tc>
+          <w:tcPr/>
+          <w:p>
+            <w:pPr>
+              <w:pStyle w:val="Compact"/>
+              <w:jc w:val="center"/>
+            </w:pPr>
+            <w:r>
+              <w:t xml:space="preserve">48.6%</w:t>
+            </w:r>
+          </w:p>
+        </w:tc>
+      </w:tr>
+    </w:tbl>
+    <w:bookmarkEnd w:id="100"/>
+    <w:p>
+      <w:pPr>
+        <w:pStyle w:val="BodyText"/>
+        <w:jc w:val="both"/>
+      </w:pPr>
+      <w:r>
+        <w:t xml:space="preserve">Figure </w:t>
+      </w:r>
+      <w:hyperlink w:anchor="fig:robustness">
+        <w:r>
+          <w:rPr>
+            <w:rStyle w:val="Hyperlink"/>
+          </w:rPr>
+          <w:t xml:space="preserve">8</w:t>
+        </w:r>
+      </w:hyperlink>
+      <w:r>
+        <w:t xml:space="preserve"> </w:t>
+      </w:r>
+      <w:r>
+        <w:t xml:space="preserve">reports the held-out test</w:t>
+      </w:r>
+      <w:r>
+        <w:t xml:space="preserve"> </w:t>
+      </w:r>
+      <m:oMath>
+        <m:sSup>
+          <m:e>
+            <m:r>
+              <m:t>R</m:t>
+            </m:r>
+          </m:e>
+          <m:sup>
+            <m:r>
+              <m:t>2</m:t>
+            </m:r>
+          </m:sup>
+        </m:sSup>
+      </m:oMath>
+      <w:r>
+        <w:t xml:space="preserve"> </w:t>
+      </w:r>
+      <w:r>
+        <w:t xml:space="preserve">of the SLSQP blend for all</w:t>
+      </w:r>
+      <w:r>
+        <w:t xml:space="preserve"> </w:t>
+      </w:r>
+      <w:r>
+        <w:t xml:space="preserve">three setups; Figure </w:t>
+      </w:r>
+      <w:hyperlink w:anchor="fig:robustnessmodels">
+        <w:r>
+          <w:rPr>
+            <w:rStyle w:val="Hyperlink"/>
+          </w:rPr>
+          <w:t xml:space="preserve">9</w:t>
+        </w:r>
+      </w:hyperlink>
+      <w:r>
+        <w:t xml:space="preserve"> </w:t>
+      </w:r>
+      <w:r>
+        <w:t xml:space="preserve">breaks this down by individual model. The</w:t>
+      </w:r>
+      <w:r>
+        <w:t xml:space="preserve"> </w:t>
+      </w:r>
+      <w:r>
+        <w:t xml:space="preserve">blend’s held-out</w:t>
+      </w:r>
+      <w:r>
+        <w:t xml:space="preserve"> </w:t>
+      </w:r>
+      <m:oMath>
+        <m:sSup>
+          <m:e>
+            <m:r>
+              <m:t>R</m:t>
+            </m:r>
+          </m:e>
+          <m:sup>
+            <m:r>
+              <m:t>2</m:t>
+            </m:r>
+          </m:sup>
+        </m:sSup>
+      </m:oMath>
+      <w:r>
+        <w:t xml:space="preserve"> </w:t>
+      </w:r>
+      <w:r>
+        <w:t xml:space="preserve">is 0.622 (Setup A), 0.536 (Setup B), and 0.567 (Setup C): the accuracy</w:t>
+      </w:r>
+      <w:r>
+        <w:t xml:space="preserve"> </w:t>
+      </w:r>
+      <w:r>
+        <w:t xml:space="preserve">is not a one-quarter artefact, and the same model ranking (blend</w:t>
+      </w:r>
+      <w:r>
+        <w:t xml:space="preserve"> </w:t>
+      </w:r>
+      <m:oMath>
+        <m:r>
+          <m:rPr>
+            <m:sty m:val="p"/>
+          </m:rPr>
+          <m:t>&gt;</m:t>
+        </m:r>
+      </m:oMath>
+      <w:r>
+        <w:t xml:space="preserve"> </w:t>
+      </w:r>
+      <w:r>
+        <w:t xml:space="preserve">CatBoost</w:t>
+      </w:r>
+      <w:r>
+        <w:t xml:space="preserve"> </w:t>
+      </w:r>
+      <m:oMath>
+        <m:r>
+          <m:rPr>
+            <m:sty m:val="p"/>
+          </m:rPr>
+          <m:t>≈</m:t>
+        </m:r>
+      </m:oMath>
+      <w:r>
+        <w:t xml:space="preserve"> </w:t>
+      </w:r>
+      <w:r>
+        <w:t xml:space="preserve">LightGBM</w:t>
+      </w:r>
+      <w:r>
+        <w:t xml:space="preserve"> </w:t>
+      </w:r>
+      <m:oMath>
+        <m:r>
+          <m:rPr>
+            <m:sty m:val="p"/>
+          </m:rPr>
+          <m:t>≈</m:t>
+        </m:r>
+      </m:oMath>
+      <w:r>
+        <w:t xml:space="preserve"> </w:t>
+      </w:r>
+      <w:r>
+        <w:t xml:space="preserve">XGBoost</w:t>
+      </w:r>
+      <w:r>
+        <w:t xml:space="preserve"> </w:t>
+      </w:r>
+      <m:oMath>
+        <m:r>
+          <m:rPr>
+            <m:sty m:val="p"/>
+          </m:rPr>
+          <m:t>&gt;</m:t>
+        </m:r>
+      </m:oMath>
+      <w:r>
+        <w:t xml:space="preserve"> </w:t>
+      </w:r>
+      <w:r>
+        <w:t xml:space="preserve">Random Forest</w:t>
+      </w:r>
+      <w:r>
+        <w:t xml:space="preserve"> </w:t>
+      </w:r>
+      <m:oMath>
+        <m:r>
+          <m:rPr>
+            <m:sty m:val="p"/>
+          </m:rPr>
+          <m:t>≫</m:t>
+        </m:r>
+      </m:oMath>
+      <w:r>
+        <w:t xml:space="preserve"> </w:t>
+      </w:r>
+      <w:r>
+        <w:t xml:space="preserve">Linear Regression) holds in every period.</w:t>
+      </w:r>
+    </w:p>
+    <w:bookmarkStart w:id="104" w:name="fig:robustness"/>
+    <w:p>
+      <w:pPr>
+        <w:pStyle w:val="CaptionedFigure"/>
+        <w:jc w:val="center"/>
+      </w:pPr>
+      <w:r>
+        <w:rPr>
+          <w:sz w:val="16"/>
+        </w:rPr>
+        <w:drawing>
+          <wp:inline>
+            <wp:extent cx="3017520" cy="1918384"/>
+            <wp:effectExtent b="0" l="0" r="0" t="0"/>
+            <wp:docPr descr="" title="" id="102" name="Picture"/>
+            <a:graphic>
+              <a:graphicData uri="http://schemas.openxmlformats.org/drawingml/2006/picture">
+                <pic:pic>
+                  <pic:nvPicPr>
+                    <pic:cNvPr descr="fig8_cross_period_robustness.png" id="103" name="Picture"/>
+                    <pic:cNvPicPr>
+                      <a:picLocks noChangeArrowheads="1" noChangeAspect="1"/>
+                    </pic:cNvPicPr>
+                  </pic:nvPicPr>
+                  <pic:blipFill>
+                    <a:blip r:embed="rId101"/>
+                    <a:stretch>
+                      <a:fillRect/>
+                    </a:stretch>
+                  </pic:blipFill>
+                  <pic:spPr bwMode="auto">
+                    <a:xfrm>
+                      <a:off x="0" y="0"/>
+                      <a:ext cx="3017520" cy="1918384"/>
+                    </a:xfrm>
+                    <a:prstGeom prst="rect">
+                      <a:avLst/>
+                    </a:prstGeom>
+                    <a:noFill/>
+                    <a:ln w="9525">
+                      <a:noFill/>
+                      <a:headEnd/>
+                      <a:tailEnd/>
+                    </a:ln>
+                  </pic:spPr>
+                </pic:pic>
+              </a:graphicData>
+            </a:graphic>
+          </wp:inline>
+        </w:drawing>
+      </w:r>
+    </w:p>
+    <w:p>
+      <w:pPr>
+        <w:pStyle w:val="ImageCaption"/>
+        <w:jc w:val="center"/>
+      </w:pPr>
+      <w:r>
+        <w:rPr>
+          <w:sz w:val="16"/>
+        </w:rPr>
+        <w:t xml:space="preserve">Cross-period robustness: held-out test</w:t>
+      </w:r>
+      <w:r>
+        <w:rPr>
+          <w:sz w:val="16"/>
+        </w:rPr>
+        <w:t xml:space="preserve"> </w:t>
+      </w:r>
+      <m:oMath>
+        <m:sSup>
+          <m:e>
+            <m:r>
+              <m:t>R</m:t>
+            </m:r>
+          </m:e>
+          <m:sup>
+            <m:r>
+              <m:t>2</m:t>
+            </m:r>
+          </m:sup>
+        </m:sSup>
+      </m:oMath>
+      <w:r>
+        <w:rPr>
+          <w:sz w:val="16"/>
+        </w:rPr>
+        <w:t xml:space="preserve"> </w:t>
+      </w:r>
+      <w:r>
+        <w:rPr>
+          <w:sz w:val="16"/>
+        </w:rPr>
+        <w:t xml:space="preserve">of the SLSQP blend for each of the</w:t>
+      </w:r>
+      <w:r>
+        <w:rPr>
+          <w:sz w:val="16"/>
+        </w:rPr>
+        <w:t xml:space="preserve"> </w:t>
+      </w:r>
+      <w:r>
+        <w:rPr>
+          <w:sz w:val="16"/>
+        </w:rPr>
+        <w:t xml:space="preserve">three setups.</w:t>
+      </w:r>
+    </w:p>
+    <w:bookmarkEnd w:id="104"/>
+    <w:bookmarkStart w:id="108" w:name="fig:robustnessmodels"/>
+    <w:p>
+      <w:pPr>
+        <w:pStyle w:val="CaptionedFigure"/>
+        <w:jc w:val="center"/>
+      </w:pPr>
+      <w:r>
+        <w:rPr>
+          <w:sz w:val="16"/>
+        </w:rPr>
+        <w:drawing>
+          <wp:inline>
+            <wp:extent cx="3017520" cy="950586"/>
+            <wp:effectExtent b="0" l="0" r="0" t="0"/>
+            <wp:docPr descr="" title="" id="106" name="Picture"/>
+            <a:graphic>
+              <a:graphicData uri="http://schemas.openxmlformats.org/drawingml/2006/picture">
+                <pic:pic>
+                  <pic:nvPicPr>
+                    <pic:cNvPr descr="fig9_model_comparison_all_setups.png" id="107" name="Picture"/>
+                    <pic:cNvPicPr>
+                      <a:picLocks noChangeArrowheads="1" noChangeAspect="1"/>
+                    </pic:cNvPicPr>
+                  </pic:nvPicPr>
+                  <pic:blipFill>
+                    <a:blip r:embed="rId105"/>
+                    <a:stretch>
+                      <a:fillRect/>
+                    </a:stretch>
+                  </pic:blipFill>
+                  <pic:spPr bwMode="auto">
+                    <a:xfrm>
+                      <a:off x="0" y="0"/>
+                      <a:ext cx="3017520" cy="950586"/>
+                    </a:xfrm>
+                    <a:prstGeom prst="rect">
+                      <a:avLst/>
+                    </a:prstGeom>
+                    <a:noFill/>
+                    <a:ln w="9525">
+                      <a:noFill/>
+                      <a:headEnd/>
+                      <a:tailEnd/>
+                    </a:ln>
+                  </pic:spPr>
+                </pic:pic>
+              </a:graphicData>
+            </a:graphic>
+          </wp:inline>
+        </w:drawing>
+      </w:r>
+    </w:p>
+    <w:p>
+      <w:pPr>
+        <w:pStyle w:val="ImageCaption"/>
+        <w:jc w:val="center"/>
+      </w:pPr>
+      <w:r>
+        <w:rPr>
+          <w:sz w:val="16"/>
+        </w:rPr>
+        <w:t xml:space="preserve">Held-out test</w:t>
+      </w:r>
+      <w:r>
+        <w:rPr>
+          <w:sz w:val="16"/>
+        </w:rPr>
+        <w:t xml:space="preserve"> </w:t>
+      </w:r>
+      <m:oMath>
+        <m:sSup>
+          <m:e>
+            <m:r>
+              <m:t>R</m:t>
+            </m:r>
+          </m:e>
+          <m:sup>
+            <m:r>
+              <m:t>2</m:t>
+            </m:r>
+          </m:sup>
+        </m:sSup>
+      </m:oMath>
+      <w:r>
+        <w:rPr>
+          <w:sz w:val="16"/>
+        </w:rPr>
+        <w:t xml:space="preserve"> </w:t>
+      </w:r>
+      <w:r>
+        <w:rPr>
+          <w:sz w:val="16"/>
+        </w:rPr>
+        <w:t xml:space="preserve">for every model, all three setups.</w:t>
+      </w:r>
+    </w:p>
+    <w:bookmarkEnd w:id="108"/>
+    <w:p>
+      <w:pPr>
+        <w:pStyle w:val="BodyText"/>
+        <w:jc w:val="both"/>
+      </w:pPr>
+      <w:r>
+        <w:t xml:space="preserve">Two further findings from Setup B were re-tested on Setups A and C, with all</w:t>
+      </w:r>
+      <w:r>
+        <w:t xml:space="preserve"> </w:t>
+      </w:r>
+      <w:r>
+        <w:t xml:space="preserve">hyperparameters reused unchanged (no per-setup re-tuning). First, the hurdle model</w:t>
+      </w:r>
+      <w:r>
+        <w:t xml:space="preserve"> </w:t>
+      </w:r>
+      <w:r>
+        <w:t xml:space="preserve">(Section </w:t>
+      </w:r>
+      <w:hyperlink w:anchor="sec:hurdle-impl">
+        <w:r>
+          <w:rPr>
+            <w:rStyle w:val="Hyperlink"/>
+          </w:rPr>
+          <w:t xml:space="preserve">5.6</w:t>
+        </w:r>
+      </w:hyperlink>
+      <w:r>
+        <w:t xml:space="preserve">) did not improve on a single XGBoost model in either new</w:t>
+      </w:r>
+      <w:r>
+        <w:t xml:space="preserve"> </w:t>
+      </w:r>
+      <w:r>
+        <w:t xml:space="preserve">setup (MSE</w:t>
+      </w:r>
+      <w:r>
+        <w:t xml:space="preserve"> </w:t>
+      </w:r>
+      <m:oMath>
+        <m:r>
+          <m:rPr>
+            <m:sty m:val="p"/>
+          </m:rPr>
+          <m:t>+</m:t>
+        </m:r>
+        <m:r>
+          <m:t>4.15</m:t>
+        </m:r>
+      </m:oMath>
+      <w:r>
+        <w:t xml:space="preserve"> </w:t>
+      </w:r>
+      <w:r>
+        <w:t xml:space="preserve">for Setup A,</w:t>
+      </w:r>
+      <w:r>
+        <w:t xml:space="preserve"> </w:t>
+      </w:r>
+      <m:oMath>
+        <m:r>
+          <m:rPr>
+            <m:sty m:val="p"/>
+          </m:rPr>
+          <m:t>+</m:t>
+        </m:r>
+        <m:r>
+          <m:t>3.56</m:t>
+        </m:r>
+      </m:oMath>
+      <w:r>
+        <w:t xml:space="preserve"> </w:t>
+      </w:r>
+      <w:r>
+        <w:t xml:space="preserve">for Setup C), matching Setup B’s own borderline</w:t>
+      </w:r>
+      <w:r>
+        <w:t xml:space="preserve"> </w:t>
+      </w:r>
+      <w:r>
+        <w:t xml:space="preserve">result. Second, a direct naive-vs-clean-target comparison (fitting the identical model on</w:t>
+      </w:r>
+      <w:r>
+        <w:t xml:space="preserve"> </w:t>
+      </w:r>
+      <w:r>
+        <w:t xml:space="preserve">both target definitions) was run for the first time on this project: it does</w:t>
+      </w:r>
+      <w:r>
+        <w:t xml:space="preserve"> </w:t>
+      </w:r>
+      <w:r>
+        <w:rPr>
+          <w:i/>
+          <w:iCs/>
+        </w:rPr>
+        <w:t xml:space="preserve">not</w:t>
+      </w:r>
+      <w:r>
+        <w:t xml:space="preserve"> </w:t>
+      </w:r>
+      <w:r>
+        <w:t xml:space="preserve">show the clean target achieving a better</w:t>
+      </w:r>
+      <w:r>
+        <w:t xml:space="preserve"> </w:t>
+      </w:r>
+      <m:oMath>
+        <m:sSup>
+          <m:e>
+            <m:r>
+              <m:t>R</m:t>
+            </m:r>
+          </m:e>
+          <m:sup>
+            <m:r>
+              <m:t>2</m:t>
+            </m:r>
+          </m:sup>
+        </m:sSup>
+      </m:oMath>
+      <w:r>
+        <w:t xml:space="preserve"> </w:t>
+      </w:r>
+      <w:r>
+        <w:t xml:space="preserve">or MSE than the naive target on either new</w:t>
+      </w:r>
+      <w:r>
+        <w:t xml:space="preserve"> </w:t>
+      </w:r>
+      <w:r>
+        <w:t xml:space="preserve">setup — the naive target’s</w:t>
+      </w:r>
+      <w:r>
+        <w:t xml:space="preserve"> </w:t>
+      </w:r>
+      <m:oMath>
+        <m:sSup>
+          <m:e>
+            <m:r>
+              <m:t>R</m:t>
+            </m:r>
+          </m:e>
+          <m:sup>
+            <m:r>
+              <m:t>2</m:t>
+            </m:r>
+          </m:sup>
+        </m:sSup>
+      </m:oMath>
+      <w:r>
+        <w:t xml:space="preserve"> </w:t>
+      </w:r>
+      <w:r>
+        <w:t xml:space="preserve">is mechanically inflated by its own higher variance</w:t>
+      </w:r>
+      <w:r>
+        <w:t xml:space="preserve"> </w:t>
+      </w:r>
+      <w:r>
+        <w:t xml:space="preserve">(</w:t>
+      </w:r>
+      <m:oMath>
+        <m:sSup>
+          <m:e>
+            <m:r>
+              <m:t>R</m:t>
+            </m:r>
+          </m:e>
+          <m:sup>
+            <m:r>
+              <m:t>2</m:t>
+            </m:r>
+          </m:sup>
+        </m:sSup>
+        <m:r>
+          <m:rPr>
+            <m:sty m:val="p"/>
+          </m:rPr>
+          <m:t>=</m:t>
+        </m:r>
+        <m:r>
+          <m:t>1</m:t>
+        </m:r>
+        <m:r>
+          <m:rPr>
+            <m:sty m:val="p"/>
+          </m:rPr>
+          <m:t>−</m:t>
+        </m:r>
+        <m:r>
+          <m:rPr>
+            <m:sty m:val="p"/>
+          </m:rPr>
+          <m:t>M</m:t>
+        </m:r>
+        <m:r>
+          <m:rPr>
+            <m:sty m:val="p"/>
+          </m:rPr>
+          <m:t>S</m:t>
+        </m:r>
+        <m:r>
+          <m:rPr>
+            <m:sty m:val="p"/>
+          </m:rPr>
+          <m:t>E</m:t>
+        </m:r>
+        <m:r>
+          <m:rPr>
+            <m:sty m:val="p"/>
+          </m:rPr>
+          <m:t>/</m:t>
+        </m:r>
+        <m:r>
+          <m:rPr>
+            <m:sty m:val="p"/>
+          </m:rPr>
+          <m:t>V</m:t>
+        </m:r>
+        <m:r>
+          <m:rPr>
+            <m:sty m:val="p"/>
+          </m:rPr>
+          <m:t>a</m:t>
+        </m:r>
+        <m:r>
+          <m:rPr>
+            <m:sty m:val="p"/>
+          </m:rPr>
+          <m:t>r</m:t>
+        </m:r>
+        <m:r>
+          <m:rPr>
+            <m:sty m:val="p"/>
+          </m:rPr>
+          <m:t>(</m:t>
+        </m:r>
+        <m:r>
+          <m:t>y</m:t>
+        </m:r>
+        <m:r>
+          <m:rPr>
+            <m:sty m:val="p"/>
+          </m:rPr>
+          <m:t>)</m:t>
+        </m:r>
+      </m:oMath>
+      <w:r>
+        <w:t xml:space="preserve">; the naive target has</w:t>
+      </w:r>
+      <w:r>
+        <w:t xml:space="preserve"> </w:t>
+      </w:r>
+      <m:oMath>
+        <m:r>
+          <m:t>1.9</m:t>
+        </m:r>
+      </m:oMath>
+      <w:r>
+        <w:t xml:space="preserve">–</w:t>
+      </w:r>
+      <m:oMath>
+        <m:r>
+          <m:t>2.3</m:t>
+        </m:r>
+        <m:r>
+          <m:rPr>
+            <m:sty m:val="p"/>
+          </m:rPr>
+          <m:t>×</m:t>
+        </m:r>
+      </m:oMath>
+      <w:r>
+        <w:t xml:space="preserve"> </w:t>
+      </w:r>
+      <w:r>
+        <w:t xml:space="preserve">the clean</w:t>
+      </w:r>
+      <w:r>
+        <w:t xml:space="preserve"> </w:t>
+      </w:r>
+      <w:r>
+        <w:t xml:space="preserve">target’s variance). This is not evidence against the clean-target design: the justification</w:t>
+      </w:r>
+      <w:r>
+        <w:t xml:space="preserve"> </w:t>
+      </w:r>
+      <w:r>
+        <w:t xml:space="preserve">for it was always a construct-validity argument (the clean rule isolates a real</w:t>
+      </w:r>
+      <w:r>
+        <w:t xml:space="preserve"> </w:t>
+      </w:r>
+      <w:r>
+        <w:t xml:space="preserve">available</w:t>
+      </w:r>
+      <m:oMath>
+        <m:r>
+          <m:rPr>
+            <m:sty m:val="p"/>
+          </m:rPr>
+          <m:t>→</m:t>
+        </m:r>
+      </m:oMath>
+      <w:r>
+        <w:t xml:space="preserve">booked transition, whereas the naive count conflates that with host-blocking,</w:t>
+      </w:r>
+      <w:r>
+        <w:t xml:space="preserve"> </w:t>
+      </w:r>
+      <w:r>
+        <w:t xml:space="preserve">Section </w:t>
+      </w:r>
+      <w:hyperlink w:anchor="sec:eda">
+        <w:r>
+          <w:rPr>
+            <w:rStyle w:val="Hyperlink"/>
+          </w:rPr>
+          <w:t xml:space="preserve">4.1</w:t>
+        </w:r>
+      </w:hyperlink>
+      <w:r>
+        <w:t xml:space="preserve">), not a claim that it would score better by these metrics, and this</w:t>
+      </w:r>
+      <w:r>
+        <w:t xml:space="preserve"> </w:t>
+      </w:r>
+      <w:r>
+        <w:t xml:space="preserve">result is a useful reminder to state that argument precisely rather than oversell it as an</w:t>
+      </w:r>
+      <w:r>
+        <w:t xml:space="preserve"> </w:t>
+      </w:r>
+      <w:r>
+        <w:t xml:space="preserve">error-reduction technique.</w:t>
+      </w:r>
+    </w:p>
+    <w:bookmarkEnd w:id="109"/>
+    <w:bookmarkEnd w:id="110"/>
+    <w:bookmarkStart w:id="112" w:name="sec:concl"/>
     <w:p>
       <w:pPr>
         <w:pStyle w:val="Heading1"/>
@@ -27770,7 +29535,7 @@
         <w:t xml:space="preserve">attendance, or inventory demand.</w:t>
       </w:r>
     </w:p>
-    <w:bookmarkStart w:id="99" w:name="sec:limitations"/>
+    <w:bookmarkStart w:id="111" w:name="sec:limitations"/>
     <w:p>
       <w:pPr>
         <w:pStyle w:val="Heading2"/>
@@ -27803,25 +29568,25 @@
           <w:i/>
           <w:iCs/>
         </w:rPr>
-        <w:t xml:space="preserve">Geographic and temporal specificity:</w:t>
-      </w:r>
-      <w:r>
-        <w:t xml:space="preserve"> </w:t>
-      </w:r>
-      <w:r>
-        <w:t xml:space="preserve">the model is fitted to a single</w:t>
-      </w:r>
-      <w:r>
-        <w:t xml:space="preserve"> </w:t>
-      </w:r>
-      <w:r>
-        <w:t xml:space="preserve">market (New York City) and a single quarter (Q1 2026), so the learned price and</w:t>
-      </w:r>
-      <w:r>
-        <w:t xml:space="preserve"> </w:t>
-      </w:r>
-      <w:r>
-        <w:t xml:space="preserve">seasonality effects need not transfer to other cities or years.</w:t>
+        <w:t xml:space="preserve">Geographic specificity:</w:t>
+      </w:r>
+      <w:r>
+        <w:t xml:space="preserve"> </w:t>
+      </w:r>
+      <w:r>
+        <w:t xml:space="preserve">the model is fitted to a single market (New</w:t>
+      </w:r>
+      <w:r>
+        <w:t xml:space="preserve"> </w:t>
+      </w:r>
+      <w:r>
+        <w:t xml:space="preserve">York City), so the learned price and seasonality effects need not transfer to</w:t>
+      </w:r>
+      <w:r>
+        <w:t xml:space="preserve"> </w:t>
+      </w:r>
+      <w:r>
+        <w:t xml:space="preserve">other cities.</w:t>
       </w:r>
       <w:r>
         <w:t xml:space="preserve"> </w:t>
@@ -27837,19 +29602,19 @@
         <w:t xml:space="preserve"> </w:t>
       </w:r>
       <w:r>
-        <w:t xml:space="preserve">predictions rely heavily on H2-2025 calendar</w:t>
-      </w:r>
-      <w:r>
-        <w:t xml:space="preserve"> </w:t>
-      </w:r>
-      <w:r>
-        <w:t xml:space="preserve">history, so accuracy degrades for brand-new listings, which is the dominant</w:t>
-      </w:r>
-      <w:r>
-        <w:t xml:space="preserve"> </w:t>
-      </w:r>
-      <w:r>
-        <w:t xml:space="preserve">failure mode identified in Section </w:t>
+        <w:t xml:space="preserve">predictions rely heavily on</w:t>
+      </w:r>
+      <w:r>
+        <w:t xml:space="preserve"> </w:t>
+      </w:r>
+      <w:r>
+        <w:t xml:space="preserve">calendar history, so accuracy degrades for brand-new listings, which is the</w:t>
+      </w:r>
+      <w:r>
+        <w:t xml:space="preserve"> </w:t>
+      </w:r>
+      <w:r>
+        <w:t xml:space="preserve">dominant failure mode identified in Section </w:t>
       </w:r>
       <w:hyperlink w:anchor="sec:failure">
         <w:r>
@@ -27926,31 +29691,54 @@
           <w:i/>
           <w:iCs/>
         </w:rPr>
-        <w:t xml:space="preserve">Untested temporal generalization:</w:t>
-      </w:r>
-      <w:r>
-        <w:t xml:space="preserve"> </w:t>
-      </w:r>
-      <w:r>
-        <w:t xml:space="preserve">unlike a fixed competition</w:t>
-      </w:r>
-      <w:r>
-        <w:t xml:space="preserve"> </w:t>
-      </w:r>
-      <w:r>
-        <w:t xml:space="preserve">snapshot, this open dataset could in principle be used to validate the</w:t>
-      </w:r>
-      <w:r>
-        <w:t xml:space="preserve"> </w:t>
-      </w:r>
-      <w:r>
-        <w:t xml:space="preserve">pipeline against a later quarter (e.g. Q2 2026) as it becomes available, but</w:t>
-      </w:r>
-      <w:r>
-        <w:t xml:space="preserve"> </w:t>
-      </w:r>
-      <w:r>
-        <w:t xml:space="preserve">that validation has not yet been performed.</w:t>
+        <w:t xml:space="preserve">Temporal generalization</w:t>
+      </w:r>
+      <w:r>
+        <w:t xml:space="preserve"> </w:t>
+      </w:r>
+      <w:r>
+        <w:t xml:space="preserve">was checked directly rather than</w:t>
+      </w:r>
+      <w:r>
+        <w:t xml:space="preserve"> </w:t>
+      </w:r>
+      <w:r>
+        <w:t xml:space="preserve">left untested (Section </w:t>
+      </w:r>
+      <w:hyperlink w:anchor="sec:robustness">
+        <w:r>
+          <w:rPr>
+            <w:rStyle w:val="Hyperlink"/>
+          </w:rPr>
+          <w:t xml:space="preserve">6.1</w:t>
+        </w:r>
+      </w:hyperlink>
+      <w:r>
+        <w:t xml:space="preserve">): the pipeline was re-run,</w:t>
+      </w:r>
+      <w:r>
+        <w:t xml:space="preserve"> </w:t>
+      </w:r>
+      <w:r>
+        <w:t xml:space="preserve">unchanged, on Q4 2025 and Feb–Apr 2026 in addition to the primary Q1 2026</w:t>
+      </w:r>
+      <w:r>
+        <w:t xml:space="preserve"> </w:t>
+      </w:r>
+      <w:r>
+        <w:t xml:space="preserve">setup. That check used quarters already present in the ten available</w:t>
+      </w:r>
+      <w:r>
+        <w:t xml:space="preserve"> </w:t>
+      </w:r>
+      <w:r>
+        <w:t xml:space="preserve">snapshots, though, not a genuinely new future scrape; validating against a</w:t>
+      </w:r>
+      <w:r>
+        <w:t xml:space="preserve"> </w:t>
+      </w:r>
+      <w:r>
+        <w:t xml:space="preserve">quarter published after this paper (e.g. Q3 2026) remains open.</w:t>
       </w:r>
     </w:p>
     <w:p>
@@ -28079,14 +29867,14 @@
         <w:t xml:space="preserve"> </w:t>
       </w:r>
       <w:r>
-        <w:t xml:space="preserve">(Table </w:t>
-      </w:r>
-      <w:hyperlink w:anchor="tab:errcorr">
+        <w:t xml:space="preserve">(Section </w:t>
+      </w:r>
+      <w:hyperlink w:anchor="sec:complementarity">
         <w:r>
           <w:rPr>
             <w:rStyle w:val="Hyperlink"/>
           </w:rPr>
-          <w:t xml:space="preserve">[tab:errcorr]</w:t>
+          <w:t xml:space="preserve">5.3</w:t>
         </w:r>
       </w:hyperlink>
       <w:r>
@@ -28096,19 +29884,42 @@
         <w:t xml:space="preserve"> </w:t>
       </w:r>
       <w:r>
-        <w:t xml:space="preserve">route to a stronger blend partner. Finally, re-running the pipeline against a</w:t>
-      </w:r>
-      <w:r>
-        <w:t xml:space="preserve"> </w:t>
-      </w:r>
-      <w:r>
-        <w:t xml:space="preserve">subsequent Inside Airbnb scrape, once a later quarter’s outcome is known, would</w:t>
-      </w:r>
-      <w:r>
-        <w:t xml:space="preserve"> </w:t>
-      </w:r>
-      <w:r>
-        <w:t xml:space="preserve">be a direct, non-simulated test of the external-validity concerns raised in</w:t>
+        <w:t xml:space="preserve">route to a stronger blend partner. Finally, the cross-period check</w:t>
+      </w:r>
+      <w:r>
+        <w:t xml:space="preserve"> </w:t>
+      </w:r>
+      <w:r>
+        <w:t xml:space="preserve">(Section </w:t>
+      </w:r>
+      <w:hyperlink w:anchor="sec:robustness">
+        <w:r>
+          <w:rPr>
+            <w:rStyle w:val="Hyperlink"/>
+          </w:rPr>
+          <w:t xml:space="preserve">6.1</w:t>
+        </w:r>
+      </w:hyperlink>
+      <w:r>
+        <w:t xml:space="preserve">) used quarters already present in the available</w:t>
+      </w:r>
+      <w:r>
+        <w:t xml:space="preserve"> </w:t>
+      </w:r>
+      <w:r>
+        <w:t xml:space="preserve">snapshots; re-running the pipeline against a genuinely new future scrape, once</w:t>
+      </w:r>
+      <w:r>
+        <w:t xml:space="preserve"> </w:t>
+      </w:r>
+      <w:r>
+        <w:t xml:space="preserve">a quarter published after this paper closes, would be a stronger,</w:t>
+      </w:r>
+      <w:r>
+        <w:t xml:space="preserve"> </w:t>
+      </w:r>
+      <w:r>
+        <w:t xml:space="preserve">non-backtested test of the same external-validity concerns raised in</w:t>
       </w:r>
       <w:r>
         <w:t xml:space="preserve"> </w:t>
@@ -28128,9 +29939,9 @@
         <w:t xml:space="preserve">.</w:t>
       </w:r>
     </w:p>
-    <w:bookmarkEnd w:id="99"/>
-    <w:bookmarkEnd w:id="100"/>
-    <w:bookmarkStart w:id="101" w:name="app:env"/>
+    <w:bookmarkEnd w:id="111"/>
+    <w:bookmarkEnd w:id="112"/>
+    <w:bookmarkStart w:id="113" w:name="app:env"/>
     <w:p>
       <w:pPr>
         <w:pStyle w:val="Heading1"/>
@@ -28395,8 +30206,8 @@
         <w:t xml:space="preserve">post-hoc diagnostics can be recomputed without retraining.</w:t>
       </w:r>
     </w:p>
-    <w:bookmarkEnd w:id="101"/>
-    <w:bookmarkStart w:id="103" w:name="app:features"/>
+    <w:bookmarkEnd w:id="113"/>
+    <w:bookmarkStart w:id="115" w:name="app:features"/>
     <w:p>
       <w:pPr>
         <w:pStyle w:val="Heading1"/>
@@ -28426,7 +30237,7 @@
           <w:rPr>
             <w:rStyle w:val="Hyperlink"/>
           </w:rPr>
-          <w:t xml:space="preserve">12</w:t>
+          <w:t xml:space="preserve">15</w:t>
         </w:r>
       </w:hyperlink>
       <w:r>
@@ -28466,17 +30277,11 @@
         <w:t xml:space="preserve">days a listing is observed in the period.</w:t>
       </w:r>
     </w:p>
-    <w:bookmarkStart w:id="102" w:name="tab:featinventory"/>
+    <w:bookmarkStart w:id="114" w:name="tab:featinventory"/>
     <w:p>
       <w:pPr>
         <w:pStyle w:val="TableCaption"/>
         <w:jc w:val="center"/>
-        <w:sectPr>
-          <w:type w:val="continuous"/>
-          <w:pgSz w:w="12240" w:h="15840"/>
-          <w:pgMar w:top="1080" w:right="900" w:bottom="1440" w:left="900" w:header="720" w:footer="720" w:gutter="0"/>
-          <w:cols w:num="2" w:space="360" w:equalWidth="1"/>
-        </w:sectPr>
       </w:pPr>
       <w:r>
         <w:rPr>
@@ -29383,9 +31188,9 @@
         </w:tc>
       </w:tr>
     </w:tbl>
-    <w:bookmarkEnd w:id="102"/>
-    <w:bookmarkEnd w:id="103"/>
-    <w:bookmarkStart w:id="145" w:name="app:allfeatures_table"/>
+    <w:bookmarkEnd w:id="114"/>
+    <w:bookmarkEnd w:id="115"/>
+    <w:bookmarkStart w:id="158" w:name="app:allfeatures_table"/>
     <w:p>
       <w:pPr>
         <w:pStyle w:val="Heading1"/>
@@ -29485,19 +31290,42 @@
         <w:t xml:space="preserve">any other missing column.</w:t>
       </w:r>
     </w:p>
+    <w:bookmarkStart w:id="116" w:name="tab:allfeatures_list"/>
+    <w:p>
+      <w:pPr>
+        <w:pStyle w:val="TableCaption"/>
+        <w:jc w:val="center"/>
+      </w:pPr>
+      <w:r>
+        <w:rPr>
+          <w:sz w:val="16"/>
+        </w:rPr>
+        <w:t xml:space="preserve">Detailed list of all 208 columns in the processed feature matrix</w:t>
+      </w:r>
+      <w:r>
+        <w:rPr>
+          <w:sz w:val="16"/>
+        </w:rPr>
+        <w:t xml:space="preserve"> </w:t>
+      </w:r>
+      <w:r>
+        <w:rPr>
+          <w:sz w:val="16"/>
+        </w:rPr>
+        <w:t xml:space="preserve">(identifier, target, and 206 features).</w:t>
+      </w:r>
+    </w:p>
     <w:tbl>
       <w:tblPr>
         <w:tblStyle w:val="Table"/>
         <w:tblLook w:firstRow="1" w:lastRow="0" w:firstColumn="0" w:lastColumn="0" w:noHBand="0" w:noVBand="0" w:val="0020"/>
-        <w:tblW w:w="10080" w:type="dxa"/>
+        <w:tblCaption w:val="Detailed list of all 208 columns in the processed feature matrix (identifier, target, and 206 features)."/>
+        <w:tblW w:w="4536" w:type="dxa"/>
+        <w:tblLayout w:type="fixed"/>
       </w:tblPr>
       <w:tblGrid>
-        <w:gridCol w:w="1680"/>
-        <w:gridCol w:w="1680"/>
-        <w:gridCol w:w="1680"/>
-        <w:gridCol w:w="1680"/>
-        <w:gridCol w:w="1680"/>
-        <w:gridCol w:w="1680"/>
+        <w:gridCol w:w="3384"/>
+        <w:gridCol w:w="1152"/>
       </w:tblGrid>
       <w:tr>
         <w:trPr>
@@ -29505,7 +31333,7 @@
         </w:trPr>
         <w:tc>
           <w:tcPr>
-            <w:tcW w:type="dxa" w:w="1680"/>
+            <w:tcW w:type="dxa" w:w="3384"/>
           </w:tcPr>
           <w:p>
             <w:pPr>
@@ -29519,63 +31347,7 @@
         </w:tc>
         <w:tc>
           <w:tcPr>
-            <w:tcW w:type="dxa" w:w="1680"/>
-          </w:tcPr>
-          <w:p>
-            <w:pPr>
-              <w:pStyle w:val="Compact"/>
-              <w:jc w:val="left"/>
-            </w:pPr>
-            <w:r>
-              <w:t xml:space="preserve">Type</w:t>
-            </w:r>
-          </w:p>
-        </w:tc>
-        <w:tc>
-          <w:tcPr>
-            <w:tcW w:type="dxa" w:w="1680"/>
-          </w:tcPr>
-          <w:p>
-            <w:pPr>
-              <w:pStyle w:val="Compact"/>
-              <w:jc w:val="left"/>
-            </w:pPr>
-            <w:r>
-              <w:t xml:space="preserve">Feature Name</w:t>
-            </w:r>
-          </w:p>
-        </w:tc>
-        <w:tc>
-          <w:tcPr>
-            <w:tcW w:type="dxa" w:w="1680"/>
-          </w:tcPr>
-          <w:p>
-            <w:pPr>
-              <w:pStyle w:val="Compact"/>
-              <w:jc w:val="left"/>
-            </w:pPr>
-            <w:r>
-              <w:t xml:space="preserve">Type</w:t>
-            </w:r>
-          </w:p>
-        </w:tc>
-        <w:tc>
-          <w:tcPr>
-            <w:tcW w:type="dxa" w:w="1680"/>
-          </w:tcPr>
-          <w:p>
-            <w:pPr>
-              <w:pStyle w:val="Compact"/>
-              <w:jc w:val="left"/>
-            </w:pPr>
-            <w:r>
-              <w:t xml:space="preserve">Feature Name</w:t>
-            </w:r>
-          </w:p>
-        </w:tc>
-        <w:tc>
-          <w:tcPr>
-            <w:tcW w:type="dxa" w:w="1680"/>
+            <w:tcW w:type="dxa" w:w="1152"/>
           </w:tcPr>
           <w:p>
             <w:pPr>
@@ -29591,7 +31363,75 @@
       <w:tr>
         <w:tc>
           <w:tcPr>
-            <w:tcW w:type="dxa" w:w="1680"/>
+            <w:tcW w:type="dxa" w:w="1152"/>
+            <w:gridSpan w:val="2"/>
+          </w:tcPr>
+          <w:p>
+            <w:pPr>
+              <w:pStyle w:val="Compact"/>
+              <w:jc w:val="center"/>
+            </w:pPr>
+            <w:r>
+              <w:t xml:space="preserve">Table  – continued from previous page</w:t>
+            </w:r>
+          </w:p>
+        </w:tc>
+      </w:tr>
+      <w:tr>
+        <w:tc>
+          <w:tcPr>
+            <w:tcW w:type="dxa" w:w="3384"/>
+          </w:tcPr>
+          <w:p>
+            <w:pPr>
+              <w:pStyle w:val="Compact"/>
+              <w:jc w:val="left"/>
+            </w:pPr>
+            <w:r>
+              <w:t xml:space="preserve">Feature Name</w:t>
+            </w:r>
+          </w:p>
+        </w:tc>
+        <w:tc>
+          <w:tcPr>
+            <w:tcW w:type="dxa" w:w="1152"/>
+          </w:tcPr>
+          <w:p>
+            <w:pPr>
+              <w:pStyle w:val="Compact"/>
+              <w:jc w:val="left"/>
+            </w:pPr>
+            <w:r>
+              <w:t xml:space="preserve">Type</w:t>
+            </w:r>
+          </w:p>
+        </w:tc>
+      </w:tr>
+      <w:tr>
+        <w:tc>
+          <w:tcPr>
+            <w:tcW w:type="dxa" w:w="1152"/>
+            <w:gridSpan w:val="2"/>
+          </w:tcPr>
+          <w:p>
+            <w:pPr>
+              <w:pStyle w:val="Compact"/>
+              <w:jc w:val="right"/>
+            </w:pPr>
+            <w:r>
+              <w:rPr>
+                <w:i/>
+                <w:iCs/>
+              </w:rPr>
+              <w:t xml:space="preserve">Continued on next page</w:t>
+            </w:r>
+          </w:p>
+        </w:tc>
+      </w:tr>
+      <w:tr>
+        <w:tc>
+          <w:tcPr>
+            <w:tcW w:type="dxa" w:w="3384"/>
           </w:tcPr>
           <w:p>
             <w:pPr>
@@ -29608,7 +31448,7 @@
         </w:tc>
         <w:tc>
           <w:tcPr>
-            <w:tcW w:type="dxa" w:w="1680"/>
+            <w:tcW w:type="dxa" w:w="1152"/>
           </w:tcPr>
           <w:p>
             <w:pPr>
@@ -29620,9 +31460,11 @@
             </w:r>
           </w:p>
         </w:tc>
-        <w:tc>
-          <w:tcPr>
-            <w:tcW w:type="dxa" w:w="1680"/>
+      </w:tr>
+      <w:tr>
+        <w:tc>
+          <w:tcPr>
+            <w:tcW w:type="dxa" w:w="3384"/>
           </w:tcPr>
           <w:p>
             <w:pPr>
@@ -29639,7 +31481,7 @@
         </w:tc>
         <w:tc>
           <w:tcPr>
-            <w:tcW w:type="dxa" w:w="1680"/>
+            <w:tcW w:type="dxa" w:w="1152"/>
           </w:tcPr>
           <w:p>
             <w:pPr>
@@ -29651,9 +31493,11 @@
             </w:r>
           </w:p>
         </w:tc>
-        <w:tc>
-          <w:tcPr>
-            <w:tcW w:type="dxa" w:w="1680"/>
+      </w:tr>
+      <w:tr>
+        <w:tc>
+          <w:tcPr>
+            <w:tcW w:type="dxa" w:w="3384"/>
           </w:tcPr>
           <w:p>
             <w:pPr>
@@ -29670,7 +31514,7 @@
         </w:tc>
         <w:tc>
           <w:tcPr>
-            <w:tcW w:type="dxa" w:w="1680"/>
+            <w:tcW w:type="dxa" w:w="1152"/>
           </w:tcPr>
           <w:p>
             <w:pPr>
@@ -29686,7 +31530,7 @@
       <w:tr>
         <w:tc>
           <w:tcPr>
-            <w:tcW w:type="dxa" w:w="1680"/>
+            <w:tcW w:type="dxa" w:w="3384"/>
           </w:tcPr>
           <w:p>
             <w:pPr>
@@ -29703,7 +31547,7 @@
         </w:tc>
         <w:tc>
           <w:tcPr>
-            <w:tcW w:type="dxa" w:w="1680"/>
+            <w:tcW w:type="dxa" w:w="1152"/>
           </w:tcPr>
           <w:p>
             <w:pPr>
@@ -29715,9 +31559,11 @@
             </w:r>
           </w:p>
         </w:tc>
-        <w:tc>
-          <w:tcPr>
-            <w:tcW w:type="dxa" w:w="1680"/>
+      </w:tr>
+      <w:tr>
+        <w:tc>
+          <w:tcPr>
+            <w:tcW w:type="dxa" w:w="3384"/>
           </w:tcPr>
           <w:p>
             <w:pPr>
@@ -29734,7 +31580,7 @@
         </w:tc>
         <w:tc>
           <w:tcPr>
-            <w:tcW w:type="dxa" w:w="1680"/>
+            <w:tcW w:type="dxa" w:w="1152"/>
           </w:tcPr>
           <w:p>
             <w:pPr>
@@ -29746,9 +31592,11 @@
             </w:r>
           </w:p>
         </w:tc>
-        <w:tc>
-          <w:tcPr>
-            <w:tcW w:type="dxa" w:w="1680"/>
+      </w:tr>
+      <w:tr>
+        <w:tc>
+          <w:tcPr>
+            <w:tcW w:type="dxa" w:w="3384"/>
           </w:tcPr>
           <w:p>
             <w:pPr>
@@ -29765,7 +31613,7 @@
         </w:tc>
         <w:tc>
           <w:tcPr>
-            <w:tcW w:type="dxa" w:w="1680"/>
+            <w:tcW w:type="dxa" w:w="1152"/>
           </w:tcPr>
           <w:p>
             <w:pPr>
@@ -29781,7 +31629,7 @@
       <w:tr>
         <w:tc>
           <w:tcPr>
-            <w:tcW w:type="dxa" w:w="1680"/>
+            <w:tcW w:type="dxa" w:w="3384"/>
           </w:tcPr>
           <w:p>
             <w:pPr>
@@ -29798,7 +31646,7 @@
         </w:tc>
         <w:tc>
           <w:tcPr>
-            <w:tcW w:type="dxa" w:w="1680"/>
+            <w:tcW w:type="dxa" w:w="1152"/>
           </w:tcPr>
           <w:p>
             <w:pPr>
@@ -29810,9 +31658,11 @@
             </w:r>
           </w:p>
         </w:tc>
-        <w:tc>
-          <w:tcPr>
-            <w:tcW w:type="dxa" w:w="1680"/>
+      </w:tr>
+      <w:tr>
+        <w:tc>
+          <w:tcPr>
+            <w:tcW w:type="dxa" w:w="3384"/>
           </w:tcPr>
           <w:p>
             <w:pPr>
@@ -29829,7 +31679,7 @@
         </w:tc>
         <w:tc>
           <w:tcPr>
-            <w:tcW w:type="dxa" w:w="1680"/>
+            <w:tcW w:type="dxa" w:w="1152"/>
           </w:tcPr>
           <w:p>
             <w:pPr>
@@ -29841,9 +31691,11 @@
             </w:r>
           </w:p>
         </w:tc>
-        <w:tc>
-          <w:tcPr>
-            <w:tcW w:type="dxa" w:w="1680"/>
+      </w:tr>
+      <w:tr>
+        <w:tc>
+          <w:tcPr>
+            <w:tcW w:type="dxa" w:w="3384"/>
           </w:tcPr>
           <w:p>
             <w:pPr>
@@ -29860,7 +31712,7 @@
         </w:tc>
         <w:tc>
           <w:tcPr>
-            <w:tcW w:type="dxa" w:w="1680"/>
+            <w:tcW w:type="dxa" w:w="1152"/>
           </w:tcPr>
           <w:p>
             <w:pPr>
@@ -29876,7 +31728,7 @@
       <w:tr>
         <w:tc>
           <w:tcPr>
-            <w:tcW w:type="dxa" w:w="1680"/>
+            <w:tcW w:type="dxa" w:w="3384"/>
           </w:tcPr>
           <w:p>
             <w:pPr>
@@ -29893,7 +31745,7 @@
         </w:tc>
         <w:tc>
           <w:tcPr>
-            <w:tcW w:type="dxa" w:w="1680"/>
+            <w:tcW w:type="dxa" w:w="1152"/>
           </w:tcPr>
           <w:p>
             <w:pPr>
@@ -29905,9 +31757,11 @@
             </w:r>
           </w:p>
         </w:tc>
-        <w:tc>
-          <w:tcPr>
-            <w:tcW w:type="dxa" w:w="1680"/>
+      </w:tr>
+      <w:tr>
+        <w:tc>
+          <w:tcPr>
+            <w:tcW w:type="dxa" w:w="3384"/>
           </w:tcPr>
           <w:p>
             <w:pPr>
@@ -29924,7 +31778,7 @@
         </w:tc>
         <w:tc>
           <w:tcPr>
-            <w:tcW w:type="dxa" w:w="1680"/>
+            <w:tcW w:type="dxa" w:w="1152"/>
           </w:tcPr>
           <w:p>
             <w:pPr>
@@ -29936,9 +31790,11 @@
             </w:r>
           </w:p>
         </w:tc>
-        <w:tc>
-          <w:tcPr>
-            <w:tcW w:type="dxa" w:w="1680"/>
+      </w:tr>
+      <w:tr>
+        <w:tc>
+          <w:tcPr>
+            <w:tcW w:type="dxa" w:w="3384"/>
           </w:tcPr>
           <w:p>
             <w:pPr>
@@ -29955,7 +31811,7 @@
         </w:tc>
         <w:tc>
           <w:tcPr>
-            <w:tcW w:type="dxa" w:w="1680"/>
+            <w:tcW w:type="dxa" w:w="1152"/>
           </w:tcPr>
           <w:p>
             <w:pPr>
@@ -29971,7 +31827,7 @@
       <w:tr>
         <w:tc>
           <w:tcPr>
-            <w:tcW w:type="dxa" w:w="1680"/>
+            <w:tcW w:type="dxa" w:w="3384"/>
           </w:tcPr>
           <w:p>
             <w:pPr>
@@ -29988,7 +31844,7 @@
         </w:tc>
         <w:tc>
           <w:tcPr>
-            <w:tcW w:type="dxa" w:w="1680"/>
+            <w:tcW w:type="dxa" w:w="1152"/>
           </w:tcPr>
           <w:p>
             <w:pPr>
@@ -30000,9 +31856,11 @@
             </w:r>
           </w:p>
         </w:tc>
-        <w:tc>
-          <w:tcPr>
-            <w:tcW w:type="dxa" w:w="1680"/>
+      </w:tr>
+      <w:tr>
+        <w:tc>
+          <w:tcPr>
+            <w:tcW w:type="dxa" w:w="3384"/>
           </w:tcPr>
           <w:p>
             <w:pPr>
@@ -30019,7 +31877,7 @@
         </w:tc>
         <w:tc>
           <w:tcPr>
-            <w:tcW w:type="dxa" w:w="1680"/>
+            <w:tcW w:type="dxa" w:w="1152"/>
           </w:tcPr>
           <w:p>
             <w:pPr>
@@ -30031,9 +31889,11 @@
             </w:r>
           </w:p>
         </w:tc>
-        <w:tc>
-          <w:tcPr>
-            <w:tcW w:type="dxa" w:w="1680"/>
+      </w:tr>
+      <w:tr>
+        <w:tc>
+          <w:tcPr>
+            <w:tcW w:type="dxa" w:w="3384"/>
           </w:tcPr>
           <w:p>
             <w:pPr>
@@ -30050,7 +31910,7 @@
         </w:tc>
         <w:tc>
           <w:tcPr>
-            <w:tcW w:type="dxa" w:w="1680"/>
+            <w:tcW w:type="dxa" w:w="1152"/>
           </w:tcPr>
           <w:p>
             <w:pPr>
@@ -30066,7 +31926,7 @@
       <w:tr>
         <w:tc>
           <w:tcPr>
-            <w:tcW w:type="dxa" w:w="1680"/>
+            <w:tcW w:type="dxa" w:w="3384"/>
           </w:tcPr>
           <w:p>
             <w:pPr>
@@ -30083,7 +31943,7 @@
         </w:tc>
         <w:tc>
           <w:tcPr>
-            <w:tcW w:type="dxa" w:w="1680"/>
+            <w:tcW w:type="dxa" w:w="1152"/>
           </w:tcPr>
           <w:p>
             <w:pPr>
@@ -30095,9 +31955,11 @@
             </w:r>
           </w:p>
         </w:tc>
-        <w:tc>
-          <w:tcPr>
-            <w:tcW w:type="dxa" w:w="1680"/>
+      </w:tr>
+      <w:tr>
+        <w:tc>
+          <w:tcPr>
+            <w:tcW w:type="dxa" w:w="3384"/>
           </w:tcPr>
           <w:p>
             <w:pPr>
@@ -30114,7 +31976,7 @@
         </w:tc>
         <w:tc>
           <w:tcPr>
-            <w:tcW w:type="dxa" w:w="1680"/>
+            <w:tcW w:type="dxa" w:w="1152"/>
           </w:tcPr>
           <w:p>
             <w:pPr>
@@ -30126,9 +31988,11 @@
             </w:r>
           </w:p>
         </w:tc>
-        <w:tc>
-          <w:tcPr>
-            <w:tcW w:type="dxa" w:w="1680"/>
+      </w:tr>
+      <w:tr>
+        <w:tc>
+          <w:tcPr>
+            <w:tcW w:type="dxa" w:w="3384"/>
           </w:tcPr>
           <w:p>
             <w:pPr>
@@ -30145,7 +32009,7 @@
         </w:tc>
         <w:tc>
           <w:tcPr>
-            <w:tcW w:type="dxa" w:w="1680"/>
+            <w:tcW w:type="dxa" w:w="1152"/>
           </w:tcPr>
           <w:p>
             <w:pPr>
@@ -30161,7 +32025,7 @@
       <w:tr>
         <w:tc>
           <w:tcPr>
-            <w:tcW w:type="dxa" w:w="1680"/>
+            <w:tcW w:type="dxa" w:w="3384"/>
           </w:tcPr>
           <w:p>
             <w:pPr>
@@ -30178,7 +32042,7 @@
         </w:tc>
         <w:tc>
           <w:tcPr>
-            <w:tcW w:type="dxa" w:w="1680"/>
+            <w:tcW w:type="dxa" w:w="1152"/>
           </w:tcPr>
           <w:p>
             <w:pPr>
@@ -30190,9 +32054,11 @@
             </w:r>
           </w:p>
         </w:tc>
-        <w:tc>
-          <w:tcPr>
-            <w:tcW w:type="dxa" w:w="1680"/>
+      </w:tr>
+      <w:tr>
+        <w:tc>
+          <w:tcPr>
+            <w:tcW w:type="dxa" w:w="3384"/>
           </w:tcPr>
           <w:p>
             <w:pPr>
@@ -30209,7 +32075,7 @@
         </w:tc>
         <w:tc>
           <w:tcPr>
-            <w:tcW w:type="dxa" w:w="1680"/>
+            <w:tcW w:type="dxa" w:w="1152"/>
           </w:tcPr>
           <w:p>
             <w:pPr>
@@ -30221,9 +32087,11 @@
             </w:r>
           </w:p>
         </w:tc>
-        <w:tc>
-          <w:tcPr>
-            <w:tcW w:type="dxa" w:w="1680"/>
+      </w:tr>
+      <w:tr>
+        <w:tc>
+          <w:tcPr>
+            <w:tcW w:type="dxa" w:w="3384"/>
           </w:tcPr>
           <w:p>
             <w:pPr>
@@ -30240,7 +32108,7 @@
         </w:tc>
         <w:tc>
           <w:tcPr>
-            <w:tcW w:type="dxa" w:w="1680"/>
+            <w:tcW w:type="dxa" w:w="1152"/>
           </w:tcPr>
           <w:p>
             <w:pPr>
@@ -30256,7 +32124,7 @@
       <w:tr>
         <w:tc>
           <w:tcPr>
-            <w:tcW w:type="dxa" w:w="1680"/>
+            <w:tcW w:type="dxa" w:w="3384"/>
           </w:tcPr>
           <w:p>
             <w:pPr>
@@ -30273,7 +32141,7 @@
         </w:tc>
         <w:tc>
           <w:tcPr>
-            <w:tcW w:type="dxa" w:w="1680"/>
+            <w:tcW w:type="dxa" w:w="1152"/>
           </w:tcPr>
           <w:p>
             <w:pPr>
@@ -30285,9 +32153,11 @@
             </w:r>
           </w:p>
         </w:tc>
-        <w:tc>
-          <w:tcPr>
-            <w:tcW w:type="dxa" w:w="1680"/>
+      </w:tr>
+      <w:tr>
+        <w:tc>
+          <w:tcPr>
+            <w:tcW w:type="dxa" w:w="3384"/>
           </w:tcPr>
           <w:p>
             <w:pPr>
@@ -30304,7 +32174,7 @@
         </w:tc>
         <w:tc>
           <w:tcPr>
-            <w:tcW w:type="dxa" w:w="1680"/>
+            <w:tcW w:type="dxa" w:w="1152"/>
           </w:tcPr>
           <w:p>
             <w:pPr>
@@ -30316,9 +32186,11 @@
             </w:r>
           </w:p>
         </w:tc>
-        <w:tc>
-          <w:tcPr>
-            <w:tcW w:type="dxa" w:w="1680"/>
+      </w:tr>
+      <w:tr>
+        <w:tc>
+          <w:tcPr>
+            <w:tcW w:type="dxa" w:w="3384"/>
           </w:tcPr>
           <w:p>
             <w:pPr>
@@ -30335,7 +32207,7 @@
         </w:tc>
         <w:tc>
           <w:tcPr>
-            <w:tcW w:type="dxa" w:w="1680"/>
+            <w:tcW w:type="dxa" w:w="1152"/>
           </w:tcPr>
           <w:p>
             <w:pPr>
@@ -30351,7 +32223,7 @@
       <w:tr>
         <w:tc>
           <w:tcPr>
-            <w:tcW w:type="dxa" w:w="1680"/>
+            <w:tcW w:type="dxa" w:w="3384"/>
           </w:tcPr>
           <w:p>
             <w:pPr>
@@ -30368,7 +32240,7 @@
         </w:tc>
         <w:tc>
           <w:tcPr>
-            <w:tcW w:type="dxa" w:w="1680"/>
+            <w:tcW w:type="dxa" w:w="1152"/>
           </w:tcPr>
           <w:p>
             <w:pPr>
@@ -30380,9 +32252,11 @@
             </w:r>
           </w:p>
         </w:tc>
-        <w:tc>
-          <w:tcPr>
-            <w:tcW w:type="dxa" w:w="1680"/>
+      </w:tr>
+      <w:tr>
+        <w:tc>
+          <w:tcPr>
+            <w:tcW w:type="dxa" w:w="3384"/>
           </w:tcPr>
           <w:p>
             <w:pPr>
@@ -30399,7 +32273,7 @@
         </w:tc>
         <w:tc>
           <w:tcPr>
-            <w:tcW w:type="dxa" w:w="1680"/>
+            <w:tcW w:type="dxa" w:w="1152"/>
           </w:tcPr>
           <w:p>
             <w:pPr>
@@ -30411,9 +32285,11 @@
             </w:r>
           </w:p>
         </w:tc>
-        <w:tc>
-          <w:tcPr>
-            <w:tcW w:type="dxa" w:w="1680"/>
+      </w:tr>
+      <w:tr>
+        <w:tc>
+          <w:tcPr>
+            <w:tcW w:type="dxa" w:w="3384"/>
           </w:tcPr>
           <w:p>
             <w:pPr>
@@ -30430,7 +32306,7 @@
         </w:tc>
         <w:tc>
           <w:tcPr>
-            <w:tcW w:type="dxa" w:w="1680"/>
+            <w:tcW w:type="dxa" w:w="1152"/>
           </w:tcPr>
           <w:p>
             <w:pPr>
@@ -30446,7 +32322,7 @@
       <w:tr>
         <w:tc>
           <w:tcPr>
-            <w:tcW w:type="dxa" w:w="1680"/>
+            <w:tcW w:type="dxa" w:w="3384"/>
           </w:tcPr>
           <w:p>
             <w:pPr>
@@ -30463,7 +32339,7 @@
         </w:tc>
         <w:tc>
           <w:tcPr>
-            <w:tcW w:type="dxa" w:w="1680"/>
+            <w:tcW w:type="dxa" w:w="1152"/>
           </w:tcPr>
           <w:p>
             <w:pPr>
@@ -30475,9 +32351,11 @@
             </w:r>
           </w:p>
         </w:tc>
-        <w:tc>
-          <w:tcPr>
-            <w:tcW w:type="dxa" w:w="1680"/>
+      </w:tr>
+      <w:tr>
+        <w:tc>
+          <w:tcPr>
+            <w:tcW w:type="dxa" w:w="3384"/>
           </w:tcPr>
           <w:p>
             <w:pPr>
@@ -30494,7 +32372,7 @@
         </w:tc>
         <w:tc>
           <w:tcPr>
-            <w:tcW w:type="dxa" w:w="1680"/>
+            <w:tcW w:type="dxa" w:w="1152"/>
           </w:tcPr>
           <w:p>
             <w:pPr>
@@ -30506,9 +32384,11 @@
             </w:r>
           </w:p>
         </w:tc>
-        <w:tc>
-          <w:tcPr>
-            <w:tcW w:type="dxa" w:w="1680"/>
+      </w:tr>
+      <w:tr>
+        <w:tc>
+          <w:tcPr>
+            <w:tcW w:type="dxa" w:w="3384"/>
           </w:tcPr>
           <w:p>
             <w:pPr>
@@ -30525,7 +32405,7 @@
         </w:tc>
         <w:tc>
           <w:tcPr>
-            <w:tcW w:type="dxa" w:w="1680"/>
+            <w:tcW w:type="dxa" w:w="1152"/>
           </w:tcPr>
           <w:p>
             <w:pPr>
@@ -30541,7 +32421,7 @@
       <w:tr>
         <w:tc>
           <w:tcPr>
-            <w:tcW w:type="dxa" w:w="1680"/>
+            <w:tcW w:type="dxa" w:w="3384"/>
           </w:tcPr>
           <w:p>
             <w:pPr>
@@ -30558,7 +32438,7 @@
         </w:tc>
         <w:tc>
           <w:tcPr>
-            <w:tcW w:type="dxa" w:w="1680"/>
+            <w:tcW w:type="dxa" w:w="1152"/>
           </w:tcPr>
           <w:p>
             <w:pPr>
@@ -30570,9 +32450,11 @@
             </w:r>
           </w:p>
         </w:tc>
-        <w:tc>
-          <w:tcPr>
-            <w:tcW w:type="dxa" w:w="1680"/>
+      </w:tr>
+      <w:tr>
+        <w:tc>
+          <w:tcPr>
+            <w:tcW w:type="dxa" w:w="3384"/>
           </w:tcPr>
           <w:p>
             <w:pPr>
@@ -30589,7 +32471,7 @@
         </w:tc>
         <w:tc>
           <w:tcPr>
-            <w:tcW w:type="dxa" w:w="1680"/>
+            <w:tcW w:type="dxa" w:w="1152"/>
           </w:tcPr>
           <w:p>
             <w:pPr>
@@ -30601,9 +32483,11 @@
             </w:r>
           </w:p>
         </w:tc>
-        <w:tc>
-          <w:tcPr>
-            <w:tcW w:type="dxa" w:w="1680"/>
+      </w:tr>
+      <w:tr>
+        <w:tc>
+          <w:tcPr>
+            <w:tcW w:type="dxa" w:w="3384"/>
           </w:tcPr>
           <w:p>
             <w:pPr>
@@ -30620,7 +32504,7 @@
         </w:tc>
         <w:tc>
           <w:tcPr>
-            <w:tcW w:type="dxa" w:w="1680"/>
+            <w:tcW w:type="dxa" w:w="1152"/>
           </w:tcPr>
           <w:p>
             <w:pPr>
@@ -30636,7 +32520,7 @@
       <w:tr>
         <w:tc>
           <w:tcPr>
-            <w:tcW w:type="dxa" w:w="1680"/>
+            <w:tcW w:type="dxa" w:w="3384"/>
           </w:tcPr>
           <w:p>
             <w:pPr>
@@ -30653,7 +32537,7 @@
         </w:tc>
         <w:tc>
           <w:tcPr>
-            <w:tcW w:type="dxa" w:w="1680"/>
+            <w:tcW w:type="dxa" w:w="1152"/>
           </w:tcPr>
           <w:p>
             <w:pPr>
@@ -30665,9 +32549,11 @@
             </w:r>
           </w:p>
         </w:tc>
-        <w:tc>
-          <w:tcPr>
-            <w:tcW w:type="dxa" w:w="1680"/>
+      </w:tr>
+      <w:tr>
+        <w:tc>
+          <w:tcPr>
+            <w:tcW w:type="dxa" w:w="3384"/>
           </w:tcPr>
           <w:p>
             <w:pPr>
@@ -30684,7 +32570,7 @@
         </w:tc>
         <w:tc>
           <w:tcPr>
-            <w:tcW w:type="dxa" w:w="1680"/>
+            <w:tcW w:type="dxa" w:w="1152"/>
           </w:tcPr>
           <w:p>
             <w:pPr>
@@ -30696,9 +32582,11 @@
             </w:r>
           </w:p>
         </w:tc>
-        <w:tc>
-          <w:tcPr>
-            <w:tcW w:type="dxa" w:w="1680"/>
+      </w:tr>
+      <w:tr>
+        <w:tc>
+          <w:tcPr>
+            <w:tcW w:type="dxa" w:w="3384"/>
           </w:tcPr>
           <w:p>
             <w:pPr>
@@ -30715,7 +32603,7 @@
         </w:tc>
         <w:tc>
           <w:tcPr>
-            <w:tcW w:type="dxa" w:w="1680"/>
+            <w:tcW w:type="dxa" w:w="1152"/>
           </w:tcPr>
           <w:p>
             <w:pPr>
@@ -30731,7 +32619,7 @@
       <w:tr>
         <w:tc>
           <w:tcPr>
-            <w:tcW w:type="dxa" w:w="1680"/>
+            <w:tcW w:type="dxa" w:w="3384"/>
           </w:tcPr>
           <w:p>
             <w:pPr>
@@ -30748,7 +32636,7 @@
         </w:tc>
         <w:tc>
           <w:tcPr>
-            <w:tcW w:type="dxa" w:w="1680"/>
+            <w:tcW w:type="dxa" w:w="1152"/>
           </w:tcPr>
           <w:p>
             <w:pPr>
@@ -30760,9 +32648,11 @@
             </w:r>
           </w:p>
         </w:tc>
-        <w:tc>
-          <w:tcPr>
-            <w:tcW w:type="dxa" w:w="1680"/>
+      </w:tr>
+      <w:tr>
+        <w:tc>
+          <w:tcPr>
+            <w:tcW w:type="dxa" w:w="3384"/>
           </w:tcPr>
           <w:p>
             <w:pPr>
@@ -30779,7 +32669,7 @@
         </w:tc>
         <w:tc>
           <w:tcPr>
-            <w:tcW w:type="dxa" w:w="1680"/>
+            <w:tcW w:type="dxa" w:w="1152"/>
           </w:tcPr>
           <w:p>
             <w:pPr>
@@ -30791,9 +32681,11 @@
             </w:r>
           </w:p>
         </w:tc>
-        <w:tc>
-          <w:tcPr>
-            <w:tcW w:type="dxa" w:w="1680"/>
+      </w:tr>
+      <w:tr>
+        <w:tc>
+          <w:tcPr>
+            <w:tcW w:type="dxa" w:w="3384"/>
           </w:tcPr>
           <w:p>
             <w:pPr>
@@ -30810,7 +32702,7 @@
         </w:tc>
         <w:tc>
           <w:tcPr>
-            <w:tcW w:type="dxa" w:w="1680"/>
+            <w:tcW w:type="dxa" w:w="1152"/>
           </w:tcPr>
           <w:p>
             <w:pPr>
@@ -30826,7 +32718,7 @@
       <w:tr>
         <w:tc>
           <w:tcPr>
-            <w:tcW w:type="dxa" w:w="1680"/>
+            <w:tcW w:type="dxa" w:w="3384"/>
           </w:tcPr>
           <w:p>
             <w:pPr>
@@ -30843,7 +32735,7 @@
         </w:tc>
         <w:tc>
           <w:tcPr>
-            <w:tcW w:type="dxa" w:w="1680"/>
+            <w:tcW w:type="dxa" w:w="1152"/>
           </w:tcPr>
           <w:p>
             <w:pPr>
@@ -30855,9 +32747,11 @@
             </w:r>
           </w:p>
         </w:tc>
-        <w:tc>
-          <w:tcPr>
-            <w:tcW w:type="dxa" w:w="1680"/>
+      </w:tr>
+      <w:tr>
+        <w:tc>
+          <w:tcPr>
+            <w:tcW w:type="dxa" w:w="3384"/>
           </w:tcPr>
           <w:p>
             <w:pPr>
@@ -30874,7 +32768,7 @@
         </w:tc>
         <w:tc>
           <w:tcPr>
-            <w:tcW w:type="dxa" w:w="1680"/>
+            <w:tcW w:type="dxa" w:w="1152"/>
           </w:tcPr>
           <w:p>
             <w:pPr>
@@ -30886,9 +32780,11 @@
             </w:r>
           </w:p>
         </w:tc>
-        <w:tc>
-          <w:tcPr>
-            <w:tcW w:type="dxa" w:w="1680"/>
+      </w:tr>
+      <w:tr>
+        <w:tc>
+          <w:tcPr>
+            <w:tcW w:type="dxa" w:w="3384"/>
           </w:tcPr>
           <w:p>
             <w:pPr>
@@ -30905,7 +32801,7 @@
         </w:tc>
         <w:tc>
           <w:tcPr>
-            <w:tcW w:type="dxa" w:w="1680"/>
+            <w:tcW w:type="dxa" w:w="1152"/>
           </w:tcPr>
           <w:p>
             <w:pPr>
@@ -30921,7 +32817,7 @@
       <w:tr>
         <w:tc>
           <w:tcPr>
-            <w:tcW w:type="dxa" w:w="1680"/>
+            <w:tcW w:type="dxa" w:w="3384"/>
           </w:tcPr>
           <w:p>
             <w:pPr>
@@ -30938,7 +32834,7 @@
         </w:tc>
         <w:tc>
           <w:tcPr>
-            <w:tcW w:type="dxa" w:w="1680"/>
+            <w:tcW w:type="dxa" w:w="1152"/>
           </w:tcPr>
           <w:p>
             <w:pPr>
@@ -30950,9 +32846,11 @@
             </w:r>
           </w:p>
         </w:tc>
-        <w:tc>
-          <w:tcPr>
-            <w:tcW w:type="dxa" w:w="1680"/>
+      </w:tr>
+      <w:tr>
+        <w:tc>
+          <w:tcPr>
+            <w:tcW w:type="dxa" w:w="3384"/>
           </w:tcPr>
           <w:p>
             <w:pPr>
@@ -30969,7 +32867,7 @@
         </w:tc>
         <w:tc>
           <w:tcPr>
-            <w:tcW w:type="dxa" w:w="1680"/>
+            <w:tcW w:type="dxa" w:w="1152"/>
           </w:tcPr>
           <w:p>
             <w:pPr>
@@ -30981,9 +32879,11 @@
             </w:r>
           </w:p>
         </w:tc>
-        <w:tc>
-          <w:tcPr>
-            <w:tcW w:type="dxa" w:w="1680"/>
+      </w:tr>
+      <w:tr>
+        <w:tc>
+          <w:tcPr>
+            <w:tcW w:type="dxa" w:w="3384"/>
           </w:tcPr>
           <w:p>
             <w:pPr>
@@ -31000,7 +32900,7 @@
         </w:tc>
         <w:tc>
           <w:tcPr>
-            <w:tcW w:type="dxa" w:w="1680"/>
+            <w:tcW w:type="dxa" w:w="1152"/>
           </w:tcPr>
           <w:p>
             <w:pPr>
@@ -31016,7 +32916,7 @@
       <w:tr>
         <w:tc>
           <w:tcPr>
-            <w:tcW w:type="dxa" w:w="1680"/>
+            <w:tcW w:type="dxa" w:w="3384"/>
           </w:tcPr>
           <w:p>
             <w:pPr>
@@ -31033,7 +32933,7 @@
         </w:tc>
         <w:tc>
           <w:tcPr>
-            <w:tcW w:type="dxa" w:w="1680"/>
+            <w:tcW w:type="dxa" w:w="1152"/>
           </w:tcPr>
           <w:p>
             <w:pPr>
@@ -31045,9 +32945,11 @@
             </w:r>
           </w:p>
         </w:tc>
-        <w:tc>
-          <w:tcPr>
-            <w:tcW w:type="dxa" w:w="1680"/>
+      </w:tr>
+      <w:tr>
+        <w:tc>
+          <w:tcPr>
+            <w:tcW w:type="dxa" w:w="3384"/>
           </w:tcPr>
           <w:p>
             <w:pPr>
@@ -31064,7 +32966,7 @@
         </w:tc>
         <w:tc>
           <w:tcPr>
-            <w:tcW w:type="dxa" w:w="1680"/>
+            <w:tcW w:type="dxa" w:w="1152"/>
           </w:tcPr>
           <w:p>
             <w:pPr>
@@ -31076,9 +32978,11 @@
             </w:r>
           </w:p>
         </w:tc>
-        <w:tc>
-          <w:tcPr>
-            <w:tcW w:type="dxa" w:w="1680"/>
+      </w:tr>
+      <w:tr>
+        <w:tc>
+          <w:tcPr>
+            <w:tcW w:type="dxa" w:w="3384"/>
           </w:tcPr>
           <w:p>
             <w:pPr>
@@ -31095,7 +32999,7 @@
         </w:tc>
         <w:tc>
           <w:tcPr>
-            <w:tcW w:type="dxa" w:w="1680"/>
+            <w:tcW w:type="dxa" w:w="1152"/>
           </w:tcPr>
           <w:p>
             <w:pPr>
@@ -31111,7 +33015,7 @@
       <w:tr>
         <w:tc>
           <w:tcPr>
-            <w:tcW w:type="dxa" w:w="1680"/>
+            <w:tcW w:type="dxa" w:w="3384"/>
           </w:tcPr>
           <w:p>
             <w:pPr>
@@ -31128,7 +33032,7 @@
         </w:tc>
         <w:tc>
           <w:tcPr>
-            <w:tcW w:type="dxa" w:w="1680"/>
+            <w:tcW w:type="dxa" w:w="1152"/>
           </w:tcPr>
           <w:p>
             <w:pPr>
@@ -31140,9 +33044,11 @@
             </w:r>
           </w:p>
         </w:tc>
-        <w:tc>
-          <w:tcPr>
-            <w:tcW w:type="dxa" w:w="1680"/>
+      </w:tr>
+      <w:tr>
+        <w:tc>
+          <w:tcPr>
+            <w:tcW w:type="dxa" w:w="3384"/>
           </w:tcPr>
           <w:p>
             <w:pPr>
@@ -31159,7 +33065,7 @@
         </w:tc>
         <w:tc>
           <w:tcPr>
-            <w:tcW w:type="dxa" w:w="1680"/>
+            <w:tcW w:type="dxa" w:w="1152"/>
           </w:tcPr>
           <w:p>
             <w:pPr>
@@ -31171,9 +33077,11 @@
             </w:r>
           </w:p>
         </w:tc>
-        <w:tc>
-          <w:tcPr>
-            <w:tcW w:type="dxa" w:w="1680"/>
+      </w:tr>
+      <w:tr>
+        <w:tc>
+          <w:tcPr>
+            <w:tcW w:type="dxa" w:w="3384"/>
           </w:tcPr>
           <w:p>
             <w:pPr>
@@ -31190,7 +33098,7 @@
         </w:tc>
         <w:tc>
           <w:tcPr>
-            <w:tcW w:type="dxa" w:w="1680"/>
+            <w:tcW w:type="dxa" w:w="1152"/>
           </w:tcPr>
           <w:p>
             <w:pPr>
@@ -31206,7 +33114,7 @@
       <w:tr>
         <w:tc>
           <w:tcPr>
-            <w:tcW w:type="dxa" w:w="1680"/>
+            <w:tcW w:type="dxa" w:w="3384"/>
           </w:tcPr>
           <w:p>
             <w:pPr>
@@ -31223,7 +33131,7 @@
         </w:tc>
         <w:tc>
           <w:tcPr>
-            <w:tcW w:type="dxa" w:w="1680"/>
+            <w:tcW w:type="dxa" w:w="1152"/>
           </w:tcPr>
           <w:p>
             <w:pPr>
@@ -31235,9 +33143,11 @@
             </w:r>
           </w:p>
         </w:tc>
-        <w:tc>
-          <w:tcPr>
-            <w:tcW w:type="dxa" w:w="1680"/>
+      </w:tr>
+      <w:tr>
+        <w:tc>
+          <w:tcPr>
+            <w:tcW w:type="dxa" w:w="3384"/>
           </w:tcPr>
           <w:p>
             <w:pPr>
@@ -31254,7 +33164,7 @@
         </w:tc>
         <w:tc>
           <w:tcPr>
-            <w:tcW w:type="dxa" w:w="1680"/>
+            <w:tcW w:type="dxa" w:w="1152"/>
           </w:tcPr>
           <w:p>
             <w:pPr>
@@ -31266,9 +33176,11 @@
             </w:r>
           </w:p>
         </w:tc>
-        <w:tc>
-          <w:tcPr>
-            <w:tcW w:type="dxa" w:w="1680"/>
+      </w:tr>
+      <w:tr>
+        <w:tc>
+          <w:tcPr>
+            <w:tcW w:type="dxa" w:w="3384"/>
           </w:tcPr>
           <w:p>
             <w:pPr>
@@ -31285,7 +33197,7 @@
         </w:tc>
         <w:tc>
           <w:tcPr>
-            <w:tcW w:type="dxa" w:w="1680"/>
+            <w:tcW w:type="dxa" w:w="1152"/>
           </w:tcPr>
           <w:p>
             <w:pPr>
@@ -31301,7 +33213,7 @@
       <w:tr>
         <w:tc>
           <w:tcPr>
-            <w:tcW w:type="dxa" w:w="1680"/>
+            <w:tcW w:type="dxa" w:w="3384"/>
           </w:tcPr>
           <w:p>
             <w:pPr>
@@ -31318,7 +33230,7 @@
         </w:tc>
         <w:tc>
           <w:tcPr>
-            <w:tcW w:type="dxa" w:w="1680"/>
+            <w:tcW w:type="dxa" w:w="1152"/>
           </w:tcPr>
           <w:p>
             <w:pPr>
@@ -31330,9 +33242,11 @@
             </w:r>
           </w:p>
         </w:tc>
-        <w:tc>
-          <w:tcPr>
-            <w:tcW w:type="dxa" w:w="1680"/>
+      </w:tr>
+      <w:tr>
+        <w:tc>
+          <w:tcPr>
+            <w:tcW w:type="dxa" w:w="3384"/>
           </w:tcPr>
           <w:p>
             <w:pPr>
@@ -31349,7 +33263,7 @@
         </w:tc>
         <w:tc>
           <w:tcPr>
-            <w:tcW w:type="dxa" w:w="1680"/>
+            <w:tcW w:type="dxa" w:w="1152"/>
           </w:tcPr>
           <w:p>
             <w:pPr>
@@ -31361,9 +33275,11 @@
             </w:r>
           </w:p>
         </w:tc>
-        <w:tc>
-          <w:tcPr>
-            <w:tcW w:type="dxa" w:w="1680"/>
+      </w:tr>
+      <w:tr>
+        <w:tc>
+          <w:tcPr>
+            <w:tcW w:type="dxa" w:w="3384"/>
           </w:tcPr>
           <w:p>
             <w:pPr>
@@ -31380,7 +33296,7 @@
         </w:tc>
         <w:tc>
           <w:tcPr>
-            <w:tcW w:type="dxa" w:w="1680"/>
+            <w:tcW w:type="dxa" w:w="1152"/>
           </w:tcPr>
           <w:p>
             <w:pPr>
@@ -31396,7 +33312,7 @@
       <w:tr>
         <w:tc>
           <w:tcPr>
-            <w:tcW w:type="dxa" w:w="1680"/>
+            <w:tcW w:type="dxa" w:w="3384"/>
           </w:tcPr>
           <w:p>
             <w:pPr>
@@ -31413,7 +33329,7 @@
         </w:tc>
         <w:tc>
           <w:tcPr>
-            <w:tcW w:type="dxa" w:w="1680"/>
+            <w:tcW w:type="dxa" w:w="1152"/>
           </w:tcPr>
           <w:p>
             <w:pPr>
@@ -31425,9 +33341,11 @@
             </w:r>
           </w:p>
         </w:tc>
-        <w:tc>
-          <w:tcPr>
-            <w:tcW w:type="dxa" w:w="1680"/>
+      </w:tr>
+      <w:tr>
+        <w:tc>
+          <w:tcPr>
+            <w:tcW w:type="dxa" w:w="3384"/>
           </w:tcPr>
           <w:p>
             <w:pPr>
@@ -31444,7 +33362,7 @@
         </w:tc>
         <w:tc>
           <w:tcPr>
-            <w:tcW w:type="dxa" w:w="1680"/>
+            <w:tcW w:type="dxa" w:w="1152"/>
           </w:tcPr>
           <w:p>
             <w:pPr>
@@ -31456,9 +33374,11 @@
             </w:r>
           </w:p>
         </w:tc>
-        <w:tc>
-          <w:tcPr>
-            <w:tcW w:type="dxa" w:w="1680"/>
+      </w:tr>
+      <w:tr>
+        <w:tc>
+          <w:tcPr>
+            <w:tcW w:type="dxa" w:w="3384"/>
           </w:tcPr>
           <w:p>
             <w:pPr>
@@ -31475,7 +33395,7 @@
         </w:tc>
         <w:tc>
           <w:tcPr>
-            <w:tcW w:type="dxa" w:w="1680"/>
+            <w:tcW w:type="dxa" w:w="1152"/>
           </w:tcPr>
           <w:p>
             <w:pPr>
@@ -31491,7 +33411,7 @@
       <w:tr>
         <w:tc>
           <w:tcPr>
-            <w:tcW w:type="dxa" w:w="1680"/>
+            <w:tcW w:type="dxa" w:w="3384"/>
           </w:tcPr>
           <w:p>
             <w:pPr>
@@ -31508,7 +33428,7 @@
         </w:tc>
         <w:tc>
           <w:tcPr>
-            <w:tcW w:type="dxa" w:w="1680"/>
+            <w:tcW w:type="dxa" w:w="1152"/>
           </w:tcPr>
           <w:p>
             <w:pPr>
@@ -31520,9 +33440,11 @@
             </w:r>
           </w:p>
         </w:tc>
-        <w:tc>
-          <w:tcPr>
-            <w:tcW w:type="dxa" w:w="1680"/>
+      </w:tr>
+      <w:tr>
+        <w:tc>
+          <w:tcPr>
+            <w:tcW w:type="dxa" w:w="3384"/>
           </w:tcPr>
           <w:p>
             <w:pPr>
@@ -31539,7 +33461,7 @@
         </w:tc>
         <w:tc>
           <w:tcPr>
-            <w:tcW w:type="dxa" w:w="1680"/>
+            <w:tcW w:type="dxa" w:w="1152"/>
           </w:tcPr>
           <w:p>
             <w:pPr>
@@ -31551,9 +33473,11 @@
             </w:r>
           </w:p>
         </w:tc>
-        <w:tc>
-          <w:tcPr>
-            <w:tcW w:type="dxa" w:w="1680"/>
+      </w:tr>
+      <w:tr>
+        <w:tc>
+          <w:tcPr>
+            <w:tcW w:type="dxa" w:w="3384"/>
           </w:tcPr>
           <w:p>
             <w:pPr>
@@ -31570,7 +33494,7 @@
         </w:tc>
         <w:tc>
           <w:tcPr>
-            <w:tcW w:type="dxa" w:w="1680"/>
+            <w:tcW w:type="dxa" w:w="1152"/>
           </w:tcPr>
           <w:p>
             <w:pPr>
@@ -31586,7 +33510,7 @@
       <w:tr>
         <w:tc>
           <w:tcPr>
-            <w:tcW w:type="dxa" w:w="1680"/>
+            <w:tcW w:type="dxa" w:w="3384"/>
           </w:tcPr>
           <w:p>
             <w:pPr>
@@ -31603,7 +33527,7 @@
         </w:tc>
         <w:tc>
           <w:tcPr>
-            <w:tcW w:type="dxa" w:w="1680"/>
+            <w:tcW w:type="dxa" w:w="1152"/>
           </w:tcPr>
           <w:p>
             <w:pPr>
@@ -31615,9 +33539,11 @@
             </w:r>
           </w:p>
         </w:tc>
-        <w:tc>
-          <w:tcPr>
-            <w:tcW w:type="dxa" w:w="1680"/>
+      </w:tr>
+      <w:tr>
+        <w:tc>
+          <w:tcPr>
+            <w:tcW w:type="dxa" w:w="3384"/>
           </w:tcPr>
           <w:p>
             <w:pPr>
@@ -31634,7 +33560,7 @@
         </w:tc>
         <w:tc>
           <w:tcPr>
-            <w:tcW w:type="dxa" w:w="1680"/>
+            <w:tcW w:type="dxa" w:w="1152"/>
           </w:tcPr>
           <w:p>
             <w:pPr>
@@ -31646,9 +33572,11 @@
             </w:r>
           </w:p>
         </w:tc>
-        <w:tc>
-          <w:tcPr>
-            <w:tcW w:type="dxa" w:w="1680"/>
+      </w:tr>
+      <w:tr>
+        <w:tc>
+          <w:tcPr>
+            <w:tcW w:type="dxa" w:w="3384"/>
           </w:tcPr>
           <w:p>
             <w:pPr>
@@ -31665,7 +33593,7 @@
         </w:tc>
         <w:tc>
           <w:tcPr>
-            <w:tcW w:type="dxa" w:w="1680"/>
+            <w:tcW w:type="dxa" w:w="1152"/>
           </w:tcPr>
           <w:p>
             <w:pPr>
@@ -31681,7 +33609,7 @@
       <w:tr>
         <w:tc>
           <w:tcPr>
-            <w:tcW w:type="dxa" w:w="1680"/>
+            <w:tcW w:type="dxa" w:w="3384"/>
           </w:tcPr>
           <w:p>
             <w:pPr>
@@ -31698,7 +33626,7 @@
         </w:tc>
         <w:tc>
           <w:tcPr>
-            <w:tcW w:type="dxa" w:w="1680"/>
+            <w:tcW w:type="dxa" w:w="1152"/>
           </w:tcPr>
           <w:p>
             <w:pPr>
@@ -31710,9 +33638,11 @@
             </w:r>
           </w:p>
         </w:tc>
-        <w:tc>
-          <w:tcPr>
-            <w:tcW w:type="dxa" w:w="1680"/>
+      </w:tr>
+      <w:tr>
+        <w:tc>
+          <w:tcPr>
+            <w:tcW w:type="dxa" w:w="3384"/>
           </w:tcPr>
           <w:p>
             <w:pPr>
@@ -31729,7 +33659,7 @@
         </w:tc>
         <w:tc>
           <w:tcPr>
-            <w:tcW w:type="dxa" w:w="1680"/>
+            <w:tcW w:type="dxa" w:w="1152"/>
           </w:tcPr>
           <w:p>
             <w:pPr>
@@ -31741,9 +33671,11 @@
             </w:r>
           </w:p>
         </w:tc>
-        <w:tc>
-          <w:tcPr>
-            <w:tcW w:type="dxa" w:w="1680"/>
+      </w:tr>
+      <w:tr>
+        <w:tc>
+          <w:tcPr>
+            <w:tcW w:type="dxa" w:w="3384"/>
           </w:tcPr>
           <w:p>
             <w:pPr>
@@ -31760,7 +33692,7 @@
         </w:tc>
         <w:tc>
           <w:tcPr>
-            <w:tcW w:type="dxa" w:w="1680"/>
+            <w:tcW w:type="dxa" w:w="1152"/>
           </w:tcPr>
           <w:p>
             <w:pPr>
@@ -31776,7 +33708,7 @@
       <w:tr>
         <w:tc>
           <w:tcPr>
-            <w:tcW w:type="dxa" w:w="1680"/>
+            <w:tcW w:type="dxa" w:w="3384"/>
           </w:tcPr>
           <w:p>
             <w:pPr>
@@ -31793,7 +33725,7 @@
         </w:tc>
         <w:tc>
           <w:tcPr>
-            <w:tcW w:type="dxa" w:w="1680"/>
+            <w:tcW w:type="dxa" w:w="1152"/>
           </w:tcPr>
           <w:p>
             <w:pPr>
@@ -31805,9 +33737,11 @@
             </w:r>
           </w:p>
         </w:tc>
-        <w:tc>
-          <w:tcPr>
-            <w:tcW w:type="dxa" w:w="1680"/>
+      </w:tr>
+      <w:tr>
+        <w:tc>
+          <w:tcPr>
+            <w:tcW w:type="dxa" w:w="3384"/>
           </w:tcPr>
           <w:p>
             <w:pPr>
@@ -31824,7 +33758,7 @@
         </w:tc>
         <w:tc>
           <w:tcPr>
-            <w:tcW w:type="dxa" w:w="1680"/>
+            <w:tcW w:type="dxa" w:w="1152"/>
           </w:tcPr>
           <w:p>
             <w:pPr>
@@ -31836,9 +33770,11 @@
             </w:r>
           </w:p>
         </w:tc>
-        <w:tc>
-          <w:tcPr>
-            <w:tcW w:type="dxa" w:w="1680"/>
+      </w:tr>
+      <w:tr>
+        <w:tc>
+          <w:tcPr>
+            <w:tcW w:type="dxa" w:w="3384"/>
           </w:tcPr>
           <w:p>
             <w:pPr>
@@ -31855,7 +33791,7 @@
         </w:tc>
         <w:tc>
           <w:tcPr>
-            <w:tcW w:type="dxa" w:w="1680"/>
+            <w:tcW w:type="dxa" w:w="1152"/>
           </w:tcPr>
           <w:p>
             <w:pPr>
@@ -31871,7 +33807,7 @@
       <w:tr>
         <w:tc>
           <w:tcPr>
-            <w:tcW w:type="dxa" w:w="1680"/>
+            <w:tcW w:type="dxa" w:w="3384"/>
           </w:tcPr>
           <w:p>
             <w:pPr>
@@ -31888,7 +33824,7 @@
         </w:tc>
         <w:tc>
           <w:tcPr>
-            <w:tcW w:type="dxa" w:w="1680"/>
+            <w:tcW w:type="dxa" w:w="1152"/>
           </w:tcPr>
           <w:p>
             <w:pPr>
@@ -31900,9 +33836,11 @@
             </w:r>
           </w:p>
         </w:tc>
-        <w:tc>
-          <w:tcPr>
-            <w:tcW w:type="dxa" w:w="1680"/>
+      </w:tr>
+      <w:tr>
+        <w:tc>
+          <w:tcPr>
+            <w:tcW w:type="dxa" w:w="3384"/>
           </w:tcPr>
           <w:p>
             <w:pPr>
@@ -31919,7 +33857,7 @@
         </w:tc>
         <w:tc>
           <w:tcPr>
-            <w:tcW w:type="dxa" w:w="1680"/>
+            <w:tcW w:type="dxa" w:w="1152"/>
           </w:tcPr>
           <w:p>
             <w:pPr>
@@ -31931,9 +33869,11 @@
             </w:r>
           </w:p>
         </w:tc>
-        <w:tc>
-          <w:tcPr>
-            <w:tcW w:type="dxa" w:w="1680"/>
+      </w:tr>
+      <w:tr>
+        <w:tc>
+          <w:tcPr>
+            <w:tcW w:type="dxa" w:w="3384"/>
           </w:tcPr>
           <w:p>
             <w:pPr>
@@ -31950,7 +33890,7 @@
         </w:tc>
         <w:tc>
           <w:tcPr>
-            <w:tcW w:type="dxa" w:w="1680"/>
+            <w:tcW w:type="dxa" w:w="1152"/>
           </w:tcPr>
           <w:p>
             <w:pPr>
@@ -31966,7 +33906,7 @@
       <w:tr>
         <w:tc>
           <w:tcPr>
-            <w:tcW w:type="dxa" w:w="1680"/>
+            <w:tcW w:type="dxa" w:w="3384"/>
           </w:tcPr>
           <w:p>
             <w:pPr>
@@ -31983,7 +33923,7 @@
         </w:tc>
         <w:tc>
           <w:tcPr>
-            <w:tcW w:type="dxa" w:w="1680"/>
+            <w:tcW w:type="dxa" w:w="1152"/>
           </w:tcPr>
           <w:p>
             <w:pPr>
@@ -31995,9 +33935,11 @@
             </w:r>
           </w:p>
         </w:tc>
-        <w:tc>
-          <w:tcPr>
-            <w:tcW w:type="dxa" w:w="1680"/>
+      </w:tr>
+      <w:tr>
+        <w:tc>
+          <w:tcPr>
+            <w:tcW w:type="dxa" w:w="3384"/>
           </w:tcPr>
           <w:p>
             <w:pPr>
@@ -32014,7 +33956,7 @@
         </w:tc>
         <w:tc>
           <w:tcPr>
-            <w:tcW w:type="dxa" w:w="1680"/>
+            <w:tcW w:type="dxa" w:w="1152"/>
           </w:tcPr>
           <w:p>
             <w:pPr>
@@ -32026,9 +33968,11 @@
             </w:r>
           </w:p>
         </w:tc>
-        <w:tc>
-          <w:tcPr>
-            <w:tcW w:type="dxa" w:w="1680"/>
+      </w:tr>
+      <w:tr>
+        <w:tc>
+          <w:tcPr>
+            <w:tcW w:type="dxa" w:w="3384"/>
           </w:tcPr>
           <w:p>
             <w:pPr>
@@ -32045,7 +33989,7 @@
         </w:tc>
         <w:tc>
           <w:tcPr>
-            <w:tcW w:type="dxa" w:w="1680"/>
+            <w:tcW w:type="dxa" w:w="1152"/>
           </w:tcPr>
           <w:p>
             <w:pPr>
@@ -32061,7 +34005,7 @@
       <w:tr>
         <w:tc>
           <w:tcPr>
-            <w:tcW w:type="dxa" w:w="1680"/>
+            <w:tcW w:type="dxa" w:w="3384"/>
           </w:tcPr>
           <w:p>
             <w:pPr>
@@ -32078,7 +34022,7 @@
         </w:tc>
         <w:tc>
           <w:tcPr>
-            <w:tcW w:type="dxa" w:w="1680"/>
+            <w:tcW w:type="dxa" w:w="1152"/>
           </w:tcPr>
           <w:p>
             <w:pPr>
@@ -32090,9 +34034,11 @@
             </w:r>
           </w:p>
         </w:tc>
-        <w:tc>
-          <w:tcPr>
-            <w:tcW w:type="dxa" w:w="1680"/>
+      </w:tr>
+      <w:tr>
+        <w:tc>
+          <w:tcPr>
+            <w:tcW w:type="dxa" w:w="3384"/>
           </w:tcPr>
           <w:p>
             <w:pPr>
@@ -32109,7 +34055,7 @@
         </w:tc>
         <w:tc>
           <w:tcPr>
-            <w:tcW w:type="dxa" w:w="1680"/>
+            <w:tcW w:type="dxa" w:w="1152"/>
           </w:tcPr>
           <w:p>
             <w:pPr>
@@ -32121,9 +34067,11 @@
             </w:r>
           </w:p>
         </w:tc>
-        <w:tc>
-          <w:tcPr>
-            <w:tcW w:type="dxa" w:w="1680"/>
+      </w:tr>
+      <w:tr>
+        <w:tc>
+          <w:tcPr>
+            <w:tcW w:type="dxa" w:w="3384"/>
           </w:tcPr>
           <w:p>
             <w:pPr>
@@ -32140,7 +34088,7 @@
         </w:tc>
         <w:tc>
           <w:tcPr>
-            <w:tcW w:type="dxa" w:w="1680"/>
+            <w:tcW w:type="dxa" w:w="1152"/>
           </w:tcPr>
           <w:p>
             <w:pPr>
@@ -32156,7 +34104,7 @@
       <w:tr>
         <w:tc>
           <w:tcPr>
-            <w:tcW w:type="dxa" w:w="1680"/>
+            <w:tcW w:type="dxa" w:w="3384"/>
           </w:tcPr>
           <w:p>
             <w:pPr>
@@ -32173,7 +34121,7 @@
         </w:tc>
         <w:tc>
           <w:tcPr>
-            <w:tcW w:type="dxa" w:w="1680"/>
+            <w:tcW w:type="dxa" w:w="1152"/>
           </w:tcPr>
           <w:p>
             <w:pPr>
@@ -32185,9 +34133,11 @@
             </w:r>
           </w:p>
         </w:tc>
-        <w:tc>
-          <w:tcPr>
-            <w:tcW w:type="dxa" w:w="1680"/>
+      </w:tr>
+      <w:tr>
+        <w:tc>
+          <w:tcPr>
+            <w:tcW w:type="dxa" w:w="3384"/>
           </w:tcPr>
           <w:p>
             <w:pPr>
@@ -32204,7 +34154,7 @@
         </w:tc>
         <w:tc>
           <w:tcPr>
-            <w:tcW w:type="dxa" w:w="1680"/>
+            <w:tcW w:type="dxa" w:w="1152"/>
           </w:tcPr>
           <w:p>
             <w:pPr>
@@ -32216,9 +34166,11 @@
             </w:r>
           </w:p>
         </w:tc>
-        <w:tc>
-          <w:tcPr>
-            <w:tcW w:type="dxa" w:w="1680"/>
+      </w:tr>
+      <w:tr>
+        <w:tc>
+          <w:tcPr>
+            <w:tcW w:type="dxa" w:w="3384"/>
           </w:tcPr>
           <w:p>
             <w:pPr>
@@ -32235,7 +34187,7 @@
         </w:tc>
         <w:tc>
           <w:tcPr>
-            <w:tcW w:type="dxa" w:w="1680"/>
+            <w:tcW w:type="dxa" w:w="1152"/>
           </w:tcPr>
           <w:p>
             <w:pPr>
@@ -32251,7 +34203,7 @@
       <w:tr>
         <w:tc>
           <w:tcPr>
-            <w:tcW w:type="dxa" w:w="1680"/>
+            <w:tcW w:type="dxa" w:w="3384"/>
           </w:tcPr>
           <w:p>
             <w:pPr>
@@ -32268,7 +34220,7 @@
         </w:tc>
         <w:tc>
           <w:tcPr>
-            <w:tcW w:type="dxa" w:w="1680"/>
+            <w:tcW w:type="dxa" w:w="1152"/>
           </w:tcPr>
           <w:p>
             <w:pPr>
@@ -32280,9 +34232,11 @@
             </w:r>
           </w:p>
         </w:tc>
-        <w:tc>
-          <w:tcPr>
-            <w:tcW w:type="dxa" w:w="1680"/>
+      </w:tr>
+      <w:tr>
+        <w:tc>
+          <w:tcPr>
+            <w:tcW w:type="dxa" w:w="3384"/>
           </w:tcPr>
           <w:p>
             <w:pPr>
@@ -32299,7 +34253,7 @@
         </w:tc>
         <w:tc>
           <w:tcPr>
-            <w:tcW w:type="dxa" w:w="1680"/>
+            <w:tcW w:type="dxa" w:w="1152"/>
           </w:tcPr>
           <w:p>
             <w:pPr>
@@ -32311,9 +34265,11 @@
             </w:r>
           </w:p>
         </w:tc>
-        <w:tc>
-          <w:tcPr>
-            <w:tcW w:type="dxa" w:w="1680"/>
+      </w:tr>
+      <w:tr>
+        <w:tc>
+          <w:tcPr>
+            <w:tcW w:type="dxa" w:w="3384"/>
           </w:tcPr>
           <w:p>
             <w:pPr>
@@ -32330,7 +34286,7 @@
         </w:tc>
         <w:tc>
           <w:tcPr>
-            <w:tcW w:type="dxa" w:w="1680"/>
+            <w:tcW w:type="dxa" w:w="1152"/>
           </w:tcPr>
           <w:p>
             <w:pPr>
@@ -32346,7 +34302,7 @@
       <w:tr>
         <w:tc>
           <w:tcPr>
-            <w:tcW w:type="dxa" w:w="1680"/>
+            <w:tcW w:type="dxa" w:w="3384"/>
           </w:tcPr>
           <w:p>
             <w:pPr>
@@ -32363,7 +34319,7 @@
         </w:tc>
         <w:tc>
           <w:tcPr>
-            <w:tcW w:type="dxa" w:w="1680"/>
+            <w:tcW w:type="dxa" w:w="1152"/>
           </w:tcPr>
           <w:p>
             <w:pPr>
@@ -32375,9 +34331,11 @@
             </w:r>
           </w:p>
         </w:tc>
-        <w:tc>
-          <w:tcPr>
-            <w:tcW w:type="dxa" w:w="1680"/>
+      </w:tr>
+      <w:tr>
+        <w:tc>
+          <w:tcPr>
+            <w:tcW w:type="dxa" w:w="3384"/>
           </w:tcPr>
           <w:p>
             <w:pPr>
@@ -32394,7 +34352,7 @@
         </w:tc>
         <w:tc>
           <w:tcPr>
-            <w:tcW w:type="dxa" w:w="1680"/>
+            <w:tcW w:type="dxa" w:w="1152"/>
           </w:tcPr>
           <w:p>
             <w:pPr>
@@ -32406,9 +34364,11 @@
             </w:r>
           </w:p>
         </w:tc>
-        <w:tc>
-          <w:tcPr>
-            <w:tcW w:type="dxa" w:w="1680"/>
+      </w:tr>
+      <w:tr>
+        <w:tc>
+          <w:tcPr>
+            <w:tcW w:type="dxa" w:w="3384"/>
           </w:tcPr>
           <w:p>
             <w:pPr>
@@ -32425,7 +34385,7 @@
         </w:tc>
         <w:tc>
           <w:tcPr>
-            <w:tcW w:type="dxa" w:w="1680"/>
+            <w:tcW w:type="dxa" w:w="1152"/>
           </w:tcPr>
           <w:p>
             <w:pPr>
@@ -32441,7 +34401,7 @@
       <w:tr>
         <w:tc>
           <w:tcPr>
-            <w:tcW w:type="dxa" w:w="1680"/>
+            <w:tcW w:type="dxa" w:w="3384"/>
           </w:tcPr>
           <w:p>
             <w:pPr>
@@ -32458,7 +34418,7 @@
         </w:tc>
         <w:tc>
           <w:tcPr>
-            <w:tcW w:type="dxa" w:w="1680"/>
+            <w:tcW w:type="dxa" w:w="1152"/>
           </w:tcPr>
           <w:p>
             <w:pPr>
@@ -32470,9 +34430,11 @@
             </w:r>
           </w:p>
         </w:tc>
-        <w:tc>
-          <w:tcPr>
-            <w:tcW w:type="dxa" w:w="1680"/>
+      </w:tr>
+      <w:tr>
+        <w:tc>
+          <w:tcPr>
+            <w:tcW w:type="dxa" w:w="3384"/>
           </w:tcPr>
           <w:p>
             <w:pPr>
@@ -32489,7 +34451,7 @@
         </w:tc>
         <w:tc>
           <w:tcPr>
-            <w:tcW w:type="dxa" w:w="1680"/>
+            <w:tcW w:type="dxa" w:w="1152"/>
           </w:tcPr>
           <w:p>
             <w:pPr>
@@ -32501,9 +34463,11 @@
             </w:r>
           </w:p>
         </w:tc>
-        <w:tc>
-          <w:tcPr>
-            <w:tcW w:type="dxa" w:w="1680"/>
+      </w:tr>
+      <w:tr>
+        <w:tc>
+          <w:tcPr>
+            <w:tcW w:type="dxa" w:w="3384"/>
           </w:tcPr>
           <w:p>
             <w:pPr>
@@ -32520,7 +34484,7 @@
         </w:tc>
         <w:tc>
           <w:tcPr>
-            <w:tcW w:type="dxa" w:w="1680"/>
+            <w:tcW w:type="dxa" w:w="1152"/>
           </w:tcPr>
           <w:p>
             <w:pPr>
@@ -32536,7 +34500,7 @@
       <w:tr>
         <w:tc>
           <w:tcPr>
-            <w:tcW w:type="dxa" w:w="1680"/>
+            <w:tcW w:type="dxa" w:w="3384"/>
           </w:tcPr>
           <w:p>
             <w:pPr>
@@ -32553,7 +34517,7 @@
         </w:tc>
         <w:tc>
           <w:tcPr>
-            <w:tcW w:type="dxa" w:w="1680"/>
+            <w:tcW w:type="dxa" w:w="1152"/>
           </w:tcPr>
           <w:p>
             <w:pPr>
@@ -32565,9 +34529,11 @@
             </w:r>
           </w:p>
         </w:tc>
-        <w:tc>
-          <w:tcPr>
-            <w:tcW w:type="dxa" w:w="1680"/>
+      </w:tr>
+      <w:tr>
+        <w:tc>
+          <w:tcPr>
+            <w:tcW w:type="dxa" w:w="3384"/>
           </w:tcPr>
           <w:p>
             <w:pPr>
@@ -32584,7 +34550,7 @@
         </w:tc>
         <w:tc>
           <w:tcPr>
-            <w:tcW w:type="dxa" w:w="1680"/>
+            <w:tcW w:type="dxa" w:w="1152"/>
           </w:tcPr>
           <w:p>
             <w:pPr>
@@ -32596,9 +34562,11 @@
             </w:r>
           </w:p>
         </w:tc>
-        <w:tc>
-          <w:tcPr>
-            <w:tcW w:type="dxa" w:w="1680"/>
+      </w:tr>
+      <w:tr>
+        <w:tc>
+          <w:tcPr>
+            <w:tcW w:type="dxa" w:w="3384"/>
           </w:tcPr>
           <w:p>
             <w:pPr>
@@ -32615,7 +34583,7 @@
         </w:tc>
         <w:tc>
           <w:tcPr>
-            <w:tcW w:type="dxa" w:w="1680"/>
+            <w:tcW w:type="dxa" w:w="1152"/>
           </w:tcPr>
           <w:p>
             <w:pPr>
@@ -32631,7 +34599,7 @@
       <w:tr>
         <w:tc>
           <w:tcPr>
-            <w:tcW w:type="dxa" w:w="1680"/>
+            <w:tcW w:type="dxa" w:w="3384"/>
           </w:tcPr>
           <w:p>
             <w:pPr>
@@ -32648,7 +34616,7 @@
         </w:tc>
         <w:tc>
           <w:tcPr>
-            <w:tcW w:type="dxa" w:w="1680"/>
+            <w:tcW w:type="dxa" w:w="1152"/>
           </w:tcPr>
           <w:p>
             <w:pPr>
@@ -32660,9 +34628,11 @@
             </w:r>
           </w:p>
         </w:tc>
-        <w:tc>
-          <w:tcPr>
-            <w:tcW w:type="dxa" w:w="1680"/>
+      </w:tr>
+      <w:tr>
+        <w:tc>
+          <w:tcPr>
+            <w:tcW w:type="dxa" w:w="3384"/>
           </w:tcPr>
           <w:p>
             <w:pPr>
@@ -32679,7 +34649,7 @@
         </w:tc>
         <w:tc>
           <w:tcPr>
-            <w:tcW w:type="dxa" w:w="1680"/>
+            <w:tcW w:type="dxa" w:w="1152"/>
           </w:tcPr>
           <w:p>
             <w:pPr>
@@ -32691,9 +34661,11 @@
             </w:r>
           </w:p>
         </w:tc>
-        <w:tc>
-          <w:tcPr>
-            <w:tcW w:type="dxa" w:w="1680"/>
+      </w:tr>
+      <w:tr>
+        <w:tc>
+          <w:tcPr>
+            <w:tcW w:type="dxa" w:w="3384"/>
           </w:tcPr>
           <w:p>
             <w:pPr>
@@ -32710,7 +34682,7 @@
         </w:tc>
         <w:tc>
           <w:tcPr>
-            <w:tcW w:type="dxa" w:w="1680"/>
+            <w:tcW w:type="dxa" w:w="1152"/>
           </w:tcPr>
           <w:p>
             <w:pPr>
@@ -32726,7 +34698,7 @@
       <w:tr>
         <w:tc>
           <w:tcPr>
-            <w:tcW w:type="dxa" w:w="1680"/>
+            <w:tcW w:type="dxa" w:w="3384"/>
           </w:tcPr>
           <w:p>
             <w:pPr>
@@ -32743,7 +34715,7 @@
         </w:tc>
         <w:tc>
           <w:tcPr>
-            <w:tcW w:type="dxa" w:w="1680"/>
+            <w:tcW w:type="dxa" w:w="1152"/>
           </w:tcPr>
           <w:p>
             <w:pPr>
@@ -32755,9 +34727,11 @@
             </w:r>
           </w:p>
         </w:tc>
-        <w:tc>
-          <w:tcPr>
-            <w:tcW w:type="dxa" w:w="1680"/>
+      </w:tr>
+      <w:tr>
+        <w:tc>
+          <w:tcPr>
+            <w:tcW w:type="dxa" w:w="3384"/>
           </w:tcPr>
           <w:p>
             <w:pPr>
@@ -32774,7 +34748,7 @@
         </w:tc>
         <w:tc>
           <w:tcPr>
-            <w:tcW w:type="dxa" w:w="1680"/>
+            <w:tcW w:type="dxa" w:w="1152"/>
           </w:tcPr>
           <w:p>
             <w:pPr>
@@ -32786,9 +34760,11 @@
             </w:r>
           </w:p>
         </w:tc>
-        <w:tc>
-          <w:tcPr>
-            <w:tcW w:type="dxa" w:w="1680"/>
+      </w:tr>
+      <w:tr>
+        <w:tc>
+          <w:tcPr>
+            <w:tcW w:type="dxa" w:w="3384"/>
           </w:tcPr>
           <w:p>
             <w:pPr>
@@ -32805,7 +34781,7 @@
         </w:tc>
         <w:tc>
           <w:tcPr>
-            <w:tcW w:type="dxa" w:w="1680"/>
+            <w:tcW w:type="dxa" w:w="1152"/>
           </w:tcPr>
           <w:p>
             <w:pPr>
@@ -32821,7 +34797,7 @@
       <w:tr>
         <w:tc>
           <w:tcPr>
-            <w:tcW w:type="dxa" w:w="1680"/>
+            <w:tcW w:type="dxa" w:w="3384"/>
           </w:tcPr>
           <w:p>
             <w:pPr>
@@ -32838,7 +34814,7 @@
         </w:tc>
         <w:tc>
           <w:tcPr>
-            <w:tcW w:type="dxa" w:w="1680"/>
+            <w:tcW w:type="dxa" w:w="1152"/>
           </w:tcPr>
           <w:p>
             <w:pPr>
@@ -32850,9 +34826,11 @@
             </w:r>
           </w:p>
         </w:tc>
-        <w:tc>
-          <w:tcPr>
-            <w:tcW w:type="dxa" w:w="1680"/>
+      </w:tr>
+      <w:tr>
+        <w:tc>
+          <w:tcPr>
+            <w:tcW w:type="dxa" w:w="3384"/>
           </w:tcPr>
           <w:p>
             <w:pPr>
@@ -32869,7 +34847,7 @@
         </w:tc>
         <w:tc>
           <w:tcPr>
-            <w:tcW w:type="dxa" w:w="1680"/>
+            <w:tcW w:type="dxa" w:w="1152"/>
           </w:tcPr>
           <w:p>
             <w:pPr>
@@ -32881,9 +34859,11 @@
             </w:r>
           </w:p>
         </w:tc>
-        <w:tc>
-          <w:tcPr>
-            <w:tcW w:type="dxa" w:w="1680"/>
+      </w:tr>
+      <w:tr>
+        <w:tc>
+          <w:tcPr>
+            <w:tcW w:type="dxa" w:w="3384"/>
           </w:tcPr>
           <w:p>
             <w:pPr>
@@ -32900,7 +34880,7 @@
         </w:tc>
         <w:tc>
           <w:tcPr>
-            <w:tcW w:type="dxa" w:w="1680"/>
+            <w:tcW w:type="dxa" w:w="1152"/>
           </w:tcPr>
           <w:p>
             <w:pPr>
@@ -32916,7 +34896,7 @@
       <w:tr>
         <w:tc>
           <w:tcPr>
-            <w:tcW w:type="dxa" w:w="1680"/>
+            <w:tcW w:type="dxa" w:w="3384"/>
           </w:tcPr>
           <w:p>
             <w:pPr>
@@ -32933,7 +34913,7 @@
         </w:tc>
         <w:tc>
           <w:tcPr>
-            <w:tcW w:type="dxa" w:w="1680"/>
+            <w:tcW w:type="dxa" w:w="1152"/>
           </w:tcPr>
           <w:p>
             <w:pPr>
@@ -32945,9 +34925,11 @@
             </w:r>
           </w:p>
         </w:tc>
-        <w:tc>
-          <w:tcPr>
-            <w:tcW w:type="dxa" w:w="1680"/>
+      </w:tr>
+      <w:tr>
+        <w:tc>
+          <w:tcPr>
+            <w:tcW w:type="dxa" w:w="3384"/>
           </w:tcPr>
           <w:p>
             <w:pPr>
@@ -32964,7 +34946,7 @@
         </w:tc>
         <w:tc>
           <w:tcPr>
-            <w:tcW w:type="dxa" w:w="1680"/>
+            <w:tcW w:type="dxa" w:w="1152"/>
           </w:tcPr>
           <w:p>
             <w:pPr>
@@ -32976,9 +34958,11 @@
             </w:r>
           </w:p>
         </w:tc>
-        <w:tc>
-          <w:tcPr>
-            <w:tcW w:type="dxa" w:w="1680"/>
+      </w:tr>
+      <w:tr>
+        <w:tc>
+          <w:tcPr>
+            <w:tcW w:type="dxa" w:w="3384"/>
           </w:tcPr>
           <w:p>
             <w:pPr>
@@ -32995,7 +34979,7 @@
         </w:tc>
         <w:tc>
           <w:tcPr>
-            <w:tcW w:type="dxa" w:w="1680"/>
+            <w:tcW w:type="dxa" w:w="1152"/>
           </w:tcPr>
           <w:p>
             <w:pPr>
@@ -33011,7 +34995,7 @@
       <w:tr>
         <w:tc>
           <w:tcPr>
-            <w:tcW w:type="dxa" w:w="1680"/>
+            <w:tcW w:type="dxa" w:w="3384"/>
           </w:tcPr>
           <w:p>
             <w:pPr>
@@ -33028,7 +35012,7 @@
         </w:tc>
         <w:tc>
           <w:tcPr>
-            <w:tcW w:type="dxa" w:w="1680"/>
+            <w:tcW w:type="dxa" w:w="1152"/>
           </w:tcPr>
           <w:p>
             <w:pPr>
@@ -33040,9 +35024,11 @@
             </w:r>
           </w:p>
         </w:tc>
-        <w:tc>
-          <w:tcPr>
-            <w:tcW w:type="dxa" w:w="1680"/>
+      </w:tr>
+      <w:tr>
+        <w:tc>
+          <w:tcPr>
+            <w:tcW w:type="dxa" w:w="3384"/>
           </w:tcPr>
           <w:p>
             <w:pPr>
@@ -33059,7 +35045,7 @@
         </w:tc>
         <w:tc>
           <w:tcPr>
-            <w:tcW w:type="dxa" w:w="1680"/>
+            <w:tcW w:type="dxa" w:w="1152"/>
           </w:tcPr>
           <w:p>
             <w:pPr>
@@ -33071,9 +35057,11 @@
             </w:r>
           </w:p>
         </w:tc>
-        <w:tc>
-          <w:tcPr>
-            <w:tcW w:type="dxa" w:w="1680"/>
+      </w:tr>
+      <w:tr>
+        <w:tc>
+          <w:tcPr>
+            <w:tcW w:type="dxa" w:w="3384"/>
           </w:tcPr>
           <w:p>
             <w:pPr>
@@ -33090,7 +35078,7 @@
         </w:tc>
         <w:tc>
           <w:tcPr>
-            <w:tcW w:type="dxa" w:w="1680"/>
+            <w:tcW w:type="dxa" w:w="1152"/>
           </w:tcPr>
           <w:p>
             <w:pPr>
@@ -33106,7 +35094,7 @@
       <w:tr>
         <w:tc>
           <w:tcPr>
-            <w:tcW w:type="dxa" w:w="1680"/>
+            <w:tcW w:type="dxa" w:w="3384"/>
           </w:tcPr>
           <w:p>
             <w:pPr>
@@ -33123,7 +35111,7 @@
         </w:tc>
         <w:tc>
           <w:tcPr>
-            <w:tcW w:type="dxa" w:w="1680"/>
+            <w:tcW w:type="dxa" w:w="1152"/>
           </w:tcPr>
           <w:p>
             <w:pPr>
@@ -33135,9 +35123,11 @@
             </w:r>
           </w:p>
         </w:tc>
-        <w:tc>
-          <w:tcPr>
-            <w:tcW w:type="dxa" w:w="1680"/>
+      </w:tr>
+      <w:tr>
+        <w:tc>
+          <w:tcPr>
+            <w:tcW w:type="dxa" w:w="3384"/>
           </w:tcPr>
           <w:p>
             <w:pPr>
@@ -33154,7 +35144,7 @@
         </w:tc>
         <w:tc>
           <w:tcPr>
-            <w:tcW w:type="dxa" w:w="1680"/>
+            <w:tcW w:type="dxa" w:w="1152"/>
           </w:tcPr>
           <w:p>
             <w:pPr>
@@ -33166,9 +35156,11 @@
             </w:r>
           </w:p>
         </w:tc>
-        <w:tc>
-          <w:tcPr>
-            <w:tcW w:type="dxa" w:w="1680"/>
+      </w:tr>
+      <w:tr>
+        <w:tc>
+          <w:tcPr>
+            <w:tcW w:type="dxa" w:w="3384"/>
           </w:tcPr>
           <w:p>
             <w:pPr>
@@ -33185,7 +35177,7 @@
         </w:tc>
         <w:tc>
           <w:tcPr>
-            <w:tcW w:type="dxa" w:w="1680"/>
+            <w:tcW w:type="dxa" w:w="1152"/>
           </w:tcPr>
           <w:p>
             <w:pPr>
@@ -33201,7 +35193,7 @@
       <w:tr>
         <w:tc>
           <w:tcPr>
-            <w:tcW w:type="dxa" w:w="1680"/>
+            <w:tcW w:type="dxa" w:w="3384"/>
           </w:tcPr>
           <w:p>
             <w:pPr>
@@ -33218,7 +35210,7 @@
         </w:tc>
         <w:tc>
           <w:tcPr>
-            <w:tcW w:type="dxa" w:w="1680"/>
+            <w:tcW w:type="dxa" w:w="1152"/>
           </w:tcPr>
           <w:p>
             <w:pPr>
@@ -33230,9 +35222,11 @@
             </w:r>
           </w:p>
         </w:tc>
-        <w:tc>
-          <w:tcPr>
-            <w:tcW w:type="dxa" w:w="1680"/>
+      </w:tr>
+      <w:tr>
+        <w:tc>
+          <w:tcPr>
+            <w:tcW w:type="dxa" w:w="3384"/>
           </w:tcPr>
           <w:p>
             <w:pPr>
@@ -33249,7 +35243,7 @@
         </w:tc>
         <w:tc>
           <w:tcPr>
-            <w:tcW w:type="dxa" w:w="1680"/>
+            <w:tcW w:type="dxa" w:w="1152"/>
           </w:tcPr>
           <w:p>
             <w:pPr>
@@ -33261,9 +35255,11 @@
             </w:r>
           </w:p>
         </w:tc>
-        <w:tc>
-          <w:tcPr>
-            <w:tcW w:type="dxa" w:w="1680"/>
+      </w:tr>
+      <w:tr>
+        <w:tc>
+          <w:tcPr>
+            <w:tcW w:type="dxa" w:w="3384"/>
           </w:tcPr>
           <w:p>
             <w:pPr>
@@ -33280,7 +35276,7 @@
         </w:tc>
         <w:tc>
           <w:tcPr>
-            <w:tcW w:type="dxa" w:w="1680"/>
+            <w:tcW w:type="dxa" w:w="1152"/>
           </w:tcPr>
           <w:p>
             <w:pPr>
@@ -33296,7 +35292,7 @@
       <w:tr>
         <w:tc>
           <w:tcPr>
-            <w:tcW w:type="dxa" w:w="1680"/>
+            <w:tcW w:type="dxa" w:w="3384"/>
           </w:tcPr>
           <w:p>
             <w:pPr>
@@ -33313,7 +35309,7 @@
         </w:tc>
         <w:tc>
           <w:tcPr>
-            <w:tcW w:type="dxa" w:w="1680"/>
+            <w:tcW w:type="dxa" w:w="1152"/>
           </w:tcPr>
           <w:p>
             <w:pPr>
@@ -33325,9 +35321,11 @@
             </w:r>
           </w:p>
         </w:tc>
-        <w:tc>
-          <w:tcPr>
-            <w:tcW w:type="dxa" w:w="1680"/>
+      </w:tr>
+      <w:tr>
+        <w:tc>
+          <w:tcPr>
+            <w:tcW w:type="dxa" w:w="3384"/>
           </w:tcPr>
           <w:p>
             <w:pPr>
@@ -33344,7 +35342,7 @@
         </w:tc>
         <w:tc>
           <w:tcPr>
-            <w:tcW w:type="dxa" w:w="1680"/>
+            <w:tcW w:type="dxa" w:w="1152"/>
           </w:tcPr>
           <w:p>
             <w:pPr>
@@ -33356,9 +35354,11 @@
             </w:r>
           </w:p>
         </w:tc>
-        <w:tc>
-          <w:tcPr>
-            <w:tcW w:type="dxa" w:w="1680"/>
+      </w:tr>
+      <w:tr>
+        <w:tc>
+          <w:tcPr>
+            <w:tcW w:type="dxa" w:w="3384"/>
           </w:tcPr>
           <w:p>
             <w:pPr>
@@ -33375,7 +35375,7 @@
         </w:tc>
         <w:tc>
           <w:tcPr>
-            <w:tcW w:type="dxa" w:w="1680"/>
+            <w:tcW w:type="dxa" w:w="1152"/>
           </w:tcPr>
           <w:p>
             <w:pPr>
@@ -33391,7 +35391,7 @@
       <w:tr>
         <w:tc>
           <w:tcPr>
-            <w:tcW w:type="dxa" w:w="1680"/>
+            <w:tcW w:type="dxa" w:w="3384"/>
           </w:tcPr>
           <w:p>
             <w:pPr>
@@ -33408,7 +35408,7 @@
         </w:tc>
         <w:tc>
           <w:tcPr>
-            <w:tcW w:type="dxa" w:w="1680"/>
+            <w:tcW w:type="dxa" w:w="1152"/>
           </w:tcPr>
           <w:p>
             <w:pPr>
@@ -33420,9 +35420,11 @@
             </w:r>
           </w:p>
         </w:tc>
-        <w:tc>
-          <w:tcPr>
-            <w:tcW w:type="dxa" w:w="1680"/>
+      </w:tr>
+      <w:tr>
+        <w:tc>
+          <w:tcPr>
+            <w:tcW w:type="dxa" w:w="3384"/>
           </w:tcPr>
           <w:p>
             <w:pPr>
@@ -33439,7 +35441,7 @@
         </w:tc>
         <w:tc>
           <w:tcPr>
-            <w:tcW w:type="dxa" w:w="1680"/>
+            <w:tcW w:type="dxa" w:w="1152"/>
           </w:tcPr>
           <w:p>
             <w:pPr>
@@ -33451,9 +35453,11 @@
             </w:r>
           </w:p>
         </w:tc>
-        <w:tc>
-          <w:tcPr>
-            <w:tcW w:type="dxa" w:w="1680"/>
+      </w:tr>
+      <w:tr>
+        <w:tc>
+          <w:tcPr>
+            <w:tcW w:type="dxa" w:w="3384"/>
           </w:tcPr>
           <w:p>
             <w:pPr>
@@ -33470,7 +35474,7 @@
         </w:tc>
         <w:tc>
           <w:tcPr>
-            <w:tcW w:type="dxa" w:w="1680"/>
+            <w:tcW w:type="dxa" w:w="1152"/>
           </w:tcPr>
           <w:p>
             <w:pPr>
@@ -33486,7 +35490,7 @@
       <w:tr>
         <w:tc>
           <w:tcPr>
-            <w:tcW w:type="dxa" w:w="1680"/>
+            <w:tcW w:type="dxa" w:w="3384"/>
           </w:tcPr>
           <w:p>
             <w:pPr>
@@ -33503,7 +35507,7 @@
         </w:tc>
         <w:tc>
           <w:tcPr>
-            <w:tcW w:type="dxa" w:w="1680"/>
+            <w:tcW w:type="dxa" w:w="1152"/>
           </w:tcPr>
           <w:p>
             <w:pPr>
@@ -33515,9 +35519,11 @@
             </w:r>
           </w:p>
         </w:tc>
-        <w:tc>
-          <w:tcPr>
-            <w:tcW w:type="dxa" w:w="1680"/>
+      </w:tr>
+      <w:tr>
+        <w:tc>
+          <w:tcPr>
+            <w:tcW w:type="dxa" w:w="3384"/>
           </w:tcPr>
           <w:p>
             <w:pPr>
@@ -33534,7 +35540,7 @@
         </w:tc>
         <w:tc>
           <w:tcPr>
-            <w:tcW w:type="dxa" w:w="1680"/>
+            <w:tcW w:type="dxa" w:w="1152"/>
           </w:tcPr>
           <w:p>
             <w:pPr>
@@ -33546,9 +35552,11 @@
             </w:r>
           </w:p>
         </w:tc>
-        <w:tc>
-          <w:tcPr>
-            <w:tcW w:type="dxa" w:w="1680"/>
+      </w:tr>
+      <w:tr>
+        <w:tc>
+          <w:tcPr>
+            <w:tcW w:type="dxa" w:w="3384"/>
           </w:tcPr>
           <w:p>
             <w:pPr>
@@ -33565,7 +35573,7 @@
         </w:tc>
         <w:tc>
           <w:tcPr>
-            <w:tcW w:type="dxa" w:w="1680"/>
+            <w:tcW w:type="dxa" w:w="1152"/>
           </w:tcPr>
           <w:p>
             <w:pPr>
@@ -33581,7 +35589,7 @@
       <w:tr>
         <w:tc>
           <w:tcPr>
-            <w:tcW w:type="dxa" w:w="1680"/>
+            <w:tcW w:type="dxa" w:w="3384"/>
           </w:tcPr>
           <w:p>
             <w:pPr>
@@ -33598,7 +35606,7 @@
         </w:tc>
         <w:tc>
           <w:tcPr>
-            <w:tcW w:type="dxa" w:w="1680"/>
+            <w:tcW w:type="dxa" w:w="1152"/>
           </w:tcPr>
           <w:p>
             <w:pPr>
@@ -33610,9 +35618,11 @@
             </w:r>
           </w:p>
         </w:tc>
-        <w:tc>
-          <w:tcPr>
-            <w:tcW w:type="dxa" w:w="1680"/>
+      </w:tr>
+      <w:tr>
+        <w:tc>
+          <w:tcPr>
+            <w:tcW w:type="dxa" w:w="3384"/>
           </w:tcPr>
           <w:p>
             <w:pPr>
@@ -33629,7 +35639,7 @@
         </w:tc>
         <w:tc>
           <w:tcPr>
-            <w:tcW w:type="dxa" w:w="1680"/>
+            <w:tcW w:type="dxa" w:w="1152"/>
           </w:tcPr>
           <w:p>
             <w:pPr>
@@ -33641,9 +35651,11 @@
             </w:r>
           </w:p>
         </w:tc>
-        <w:tc>
-          <w:tcPr>
-            <w:tcW w:type="dxa" w:w="1680"/>
+      </w:tr>
+      <w:tr>
+        <w:tc>
+          <w:tcPr>
+            <w:tcW w:type="dxa" w:w="3384"/>
           </w:tcPr>
           <w:p>
             <w:pPr>
@@ -33660,7 +35672,7 @@
         </w:tc>
         <w:tc>
           <w:tcPr>
-            <w:tcW w:type="dxa" w:w="1680"/>
+            <w:tcW w:type="dxa" w:w="1152"/>
           </w:tcPr>
           <w:p>
             <w:pPr>
@@ -33676,7 +35688,7 @@
       <w:tr>
         <w:tc>
           <w:tcPr>
-            <w:tcW w:type="dxa" w:w="1680"/>
+            <w:tcW w:type="dxa" w:w="3384"/>
           </w:tcPr>
           <w:p>
             <w:pPr>
@@ -33693,7 +35705,7 @@
         </w:tc>
         <w:tc>
           <w:tcPr>
-            <w:tcW w:type="dxa" w:w="1680"/>
+            <w:tcW w:type="dxa" w:w="1152"/>
           </w:tcPr>
           <w:p>
             <w:pPr>
@@ -33705,9 +35717,11 @@
             </w:r>
           </w:p>
         </w:tc>
-        <w:tc>
-          <w:tcPr>
-            <w:tcW w:type="dxa" w:w="1680"/>
+      </w:tr>
+      <w:tr>
+        <w:tc>
+          <w:tcPr>
+            <w:tcW w:type="dxa" w:w="3384"/>
           </w:tcPr>
           <w:p>
             <w:pPr>
@@ -33724,7 +35738,7 @@
         </w:tc>
         <w:tc>
           <w:tcPr>
-            <w:tcW w:type="dxa" w:w="1680"/>
+            <w:tcW w:type="dxa" w:w="1152"/>
           </w:tcPr>
           <w:p>
             <w:pPr>
@@ -33736,9 +35750,11 @@
             </w:r>
           </w:p>
         </w:tc>
-        <w:tc>
-          <w:tcPr>
-            <w:tcW w:type="dxa" w:w="1680"/>
+      </w:tr>
+      <w:tr>
+        <w:tc>
+          <w:tcPr>
+            <w:tcW w:type="dxa" w:w="3384"/>
           </w:tcPr>
           <w:p>
             <w:pPr>
@@ -33755,7 +35771,7 @@
         </w:tc>
         <w:tc>
           <w:tcPr>
-            <w:tcW w:type="dxa" w:w="1680"/>
+            <w:tcW w:type="dxa" w:w="1152"/>
           </w:tcPr>
           <w:p>
             <w:pPr>
@@ -33771,7 +35787,7 @@
       <w:tr>
         <w:tc>
           <w:tcPr>
-            <w:tcW w:type="dxa" w:w="1680"/>
+            <w:tcW w:type="dxa" w:w="3384"/>
           </w:tcPr>
           <w:p>
             <w:pPr>
@@ -33788,7 +35804,7 @@
         </w:tc>
         <w:tc>
           <w:tcPr>
-            <w:tcW w:type="dxa" w:w="1680"/>
+            <w:tcW w:type="dxa" w:w="1152"/>
           </w:tcPr>
           <w:p>
             <w:pPr>
@@ -33800,9 +35816,11 @@
             </w:r>
           </w:p>
         </w:tc>
-        <w:tc>
-          <w:tcPr>
-            <w:tcW w:type="dxa" w:w="1680"/>
+      </w:tr>
+      <w:tr>
+        <w:tc>
+          <w:tcPr>
+            <w:tcW w:type="dxa" w:w="3384"/>
           </w:tcPr>
           <w:p>
             <w:pPr>
@@ -33819,7 +35837,7 @@
         </w:tc>
         <w:tc>
           <w:tcPr>
-            <w:tcW w:type="dxa" w:w="1680"/>
+            <w:tcW w:type="dxa" w:w="1152"/>
           </w:tcPr>
           <w:p>
             <w:pPr>
@@ -33831,9 +35849,11 @@
             </w:r>
           </w:p>
         </w:tc>
-        <w:tc>
-          <w:tcPr>
-            <w:tcW w:type="dxa" w:w="1680"/>
+      </w:tr>
+      <w:tr>
+        <w:tc>
+          <w:tcPr>
+            <w:tcW w:type="dxa" w:w="3384"/>
           </w:tcPr>
           <w:p>
             <w:pPr>
@@ -33850,7 +35870,7 @@
         </w:tc>
         <w:tc>
           <w:tcPr>
-            <w:tcW w:type="dxa" w:w="1680"/>
+            <w:tcW w:type="dxa" w:w="1152"/>
           </w:tcPr>
           <w:p>
             <w:pPr>
@@ -33866,7 +35886,7 @@
       <w:tr>
         <w:tc>
           <w:tcPr>
-            <w:tcW w:type="dxa" w:w="1680"/>
+            <w:tcW w:type="dxa" w:w="3384"/>
           </w:tcPr>
           <w:p>
             <w:pPr>
@@ -33883,7 +35903,7 @@
         </w:tc>
         <w:tc>
           <w:tcPr>
-            <w:tcW w:type="dxa" w:w="1680"/>
+            <w:tcW w:type="dxa" w:w="1152"/>
           </w:tcPr>
           <w:p>
             <w:pPr>
@@ -33895,9 +35915,11 @@
             </w:r>
           </w:p>
         </w:tc>
-        <w:tc>
-          <w:tcPr>
-            <w:tcW w:type="dxa" w:w="1680"/>
+      </w:tr>
+      <w:tr>
+        <w:tc>
+          <w:tcPr>
+            <w:tcW w:type="dxa" w:w="3384"/>
           </w:tcPr>
           <w:p>
             <w:pPr>
@@ -33914,7 +35936,7 @@
         </w:tc>
         <w:tc>
           <w:tcPr>
-            <w:tcW w:type="dxa" w:w="1680"/>
+            <w:tcW w:type="dxa" w:w="1152"/>
           </w:tcPr>
           <w:p>
             <w:pPr>
@@ -33926,9 +35948,11 @@
             </w:r>
           </w:p>
         </w:tc>
-        <w:tc>
-          <w:tcPr>
-            <w:tcW w:type="dxa" w:w="1680"/>
+      </w:tr>
+      <w:tr>
+        <w:tc>
+          <w:tcPr>
+            <w:tcW w:type="dxa" w:w="3384"/>
           </w:tcPr>
           <w:p>
             <w:pPr>
@@ -33945,7 +35969,7 @@
         </w:tc>
         <w:tc>
           <w:tcPr>
-            <w:tcW w:type="dxa" w:w="1680"/>
+            <w:tcW w:type="dxa" w:w="1152"/>
           </w:tcPr>
           <w:p>
             <w:pPr>
@@ -33961,7 +35985,7 @@
       <w:tr>
         <w:tc>
           <w:tcPr>
-            <w:tcW w:type="dxa" w:w="1680"/>
+            <w:tcW w:type="dxa" w:w="3384"/>
           </w:tcPr>
           <w:p>
             <w:pPr>
@@ -33978,7 +36002,7 @@
         </w:tc>
         <w:tc>
           <w:tcPr>
-            <w:tcW w:type="dxa" w:w="1680"/>
+            <w:tcW w:type="dxa" w:w="1152"/>
           </w:tcPr>
           <w:p>
             <w:pPr>
@@ -33990,9 +36014,11 @@
             </w:r>
           </w:p>
         </w:tc>
-        <w:tc>
-          <w:tcPr>
-            <w:tcW w:type="dxa" w:w="1680"/>
+      </w:tr>
+      <w:tr>
+        <w:tc>
+          <w:tcPr>
+            <w:tcW w:type="dxa" w:w="3384"/>
           </w:tcPr>
           <w:p>
             <w:pPr>
@@ -34009,7 +36035,7 @@
         </w:tc>
         <w:tc>
           <w:tcPr>
-            <w:tcW w:type="dxa" w:w="1680"/>
+            <w:tcW w:type="dxa" w:w="1152"/>
           </w:tcPr>
           <w:p>
             <w:pPr>
@@ -34021,9 +36047,11 @@
             </w:r>
           </w:p>
         </w:tc>
-        <w:tc>
-          <w:tcPr>
-            <w:tcW w:type="dxa" w:w="1680"/>
+      </w:tr>
+      <w:tr>
+        <w:tc>
+          <w:tcPr>
+            <w:tcW w:type="dxa" w:w="3384"/>
           </w:tcPr>
           <w:p>
             <w:pPr>
@@ -34040,7 +36068,7 @@
         </w:tc>
         <w:tc>
           <w:tcPr>
-            <w:tcW w:type="dxa" w:w="1680"/>
+            <w:tcW w:type="dxa" w:w="1152"/>
           </w:tcPr>
           <w:p>
             <w:pPr>
@@ -34056,7 +36084,7 @@
       <w:tr>
         <w:tc>
           <w:tcPr>
-            <w:tcW w:type="dxa" w:w="1680"/>
+            <w:tcW w:type="dxa" w:w="3384"/>
           </w:tcPr>
           <w:p>
             <w:pPr>
@@ -34073,7 +36101,7 @@
         </w:tc>
         <w:tc>
           <w:tcPr>
-            <w:tcW w:type="dxa" w:w="1680"/>
+            <w:tcW w:type="dxa" w:w="1152"/>
           </w:tcPr>
           <w:p>
             <w:pPr>
@@ -34085,9 +36113,11 @@
             </w:r>
           </w:p>
         </w:tc>
-        <w:tc>
-          <w:tcPr>
-            <w:tcW w:type="dxa" w:w="1680"/>
+      </w:tr>
+      <w:tr>
+        <w:tc>
+          <w:tcPr>
+            <w:tcW w:type="dxa" w:w="3384"/>
           </w:tcPr>
           <w:p>
             <w:pPr>
@@ -34104,7 +36134,7 @@
         </w:tc>
         <w:tc>
           <w:tcPr>
-            <w:tcW w:type="dxa" w:w="1680"/>
+            <w:tcW w:type="dxa" w:w="1152"/>
           </w:tcPr>
           <w:p>
             <w:pPr>
@@ -34116,9 +36146,11 @@
             </w:r>
           </w:p>
         </w:tc>
-        <w:tc>
-          <w:tcPr>
-            <w:tcW w:type="dxa" w:w="1680"/>
+      </w:tr>
+      <w:tr>
+        <w:tc>
+          <w:tcPr>
+            <w:tcW w:type="dxa" w:w="3384"/>
           </w:tcPr>
           <w:p>
             <w:pPr>
@@ -34135,7 +36167,7 @@
         </w:tc>
         <w:tc>
           <w:tcPr>
-            <w:tcW w:type="dxa" w:w="1680"/>
+            <w:tcW w:type="dxa" w:w="1152"/>
           </w:tcPr>
           <w:p>
             <w:pPr>
@@ -34151,7 +36183,7 @@
       <w:tr>
         <w:tc>
           <w:tcPr>
-            <w:tcW w:type="dxa" w:w="1680"/>
+            <w:tcW w:type="dxa" w:w="3384"/>
           </w:tcPr>
           <w:p>
             <w:pPr>
@@ -34168,7 +36200,7 @@
         </w:tc>
         <w:tc>
           <w:tcPr>
-            <w:tcW w:type="dxa" w:w="1680"/>
+            <w:tcW w:type="dxa" w:w="1152"/>
           </w:tcPr>
           <w:p>
             <w:pPr>
@@ -34180,9 +36212,11 @@
             </w:r>
           </w:p>
         </w:tc>
-        <w:tc>
-          <w:tcPr>
-            <w:tcW w:type="dxa" w:w="1680"/>
+      </w:tr>
+      <w:tr>
+        <w:tc>
+          <w:tcPr>
+            <w:tcW w:type="dxa" w:w="3384"/>
           </w:tcPr>
           <w:p>
             <w:pPr>
@@ -34199,7 +36233,7 @@
         </w:tc>
         <w:tc>
           <w:tcPr>
-            <w:tcW w:type="dxa" w:w="1680"/>
+            <w:tcW w:type="dxa" w:w="1152"/>
           </w:tcPr>
           <w:p>
             <w:pPr>
@@ -34211,9 +36245,11 @@
             </w:r>
           </w:p>
         </w:tc>
-        <w:tc>
-          <w:tcPr>
-            <w:tcW w:type="dxa" w:w="1680"/>
+      </w:tr>
+      <w:tr>
+        <w:tc>
+          <w:tcPr>
+            <w:tcW w:type="dxa" w:w="3384"/>
           </w:tcPr>
           <w:p>
             <w:pPr>
@@ -34230,7 +36266,7 @@
         </w:tc>
         <w:tc>
           <w:tcPr>
-            <w:tcW w:type="dxa" w:w="1680"/>
+            <w:tcW w:type="dxa" w:w="1152"/>
           </w:tcPr>
           <w:p>
             <w:pPr>
@@ -34246,7 +36282,7 @@
       <w:tr>
         <w:tc>
           <w:tcPr>
-            <w:tcW w:type="dxa" w:w="1680"/>
+            <w:tcW w:type="dxa" w:w="3384"/>
           </w:tcPr>
           <w:p>
             <w:pPr>
@@ -34263,7 +36299,7 @@
         </w:tc>
         <w:tc>
           <w:tcPr>
-            <w:tcW w:type="dxa" w:w="1680"/>
+            <w:tcW w:type="dxa" w:w="1152"/>
           </w:tcPr>
           <w:p>
             <w:pPr>
@@ -34275,9 +36311,11 @@
             </w:r>
           </w:p>
         </w:tc>
-        <w:tc>
-          <w:tcPr>
-            <w:tcW w:type="dxa" w:w="1680"/>
+      </w:tr>
+      <w:tr>
+        <w:tc>
+          <w:tcPr>
+            <w:tcW w:type="dxa" w:w="3384"/>
           </w:tcPr>
           <w:p>
             <w:pPr>
@@ -34294,7 +36332,7 @@
         </w:tc>
         <w:tc>
           <w:tcPr>
-            <w:tcW w:type="dxa" w:w="1680"/>
+            <w:tcW w:type="dxa" w:w="1152"/>
           </w:tcPr>
           <w:p>
             <w:pPr>
@@ -34306,9 +36344,11 @@
             </w:r>
           </w:p>
         </w:tc>
-        <w:tc>
-          <w:tcPr>
-            <w:tcW w:type="dxa" w:w="1680"/>
+      </w:tr>
+      <w:tr>
+        <w:tc>
+          <w:tcPr>
+            <w:tcW w:type="dxa" w:w="3384"/>
           </w:tcPr>
           <w:p>
             <w:pPr>
@@ -34325,7 +36365,7 @@
         </w:tc>
         <w:tc>
           <w:tcPr>
-            <w:tcW w:type="dxa" w:w="1680"/>
+            <w:tcW w:type="dxa" w:w="1152"/>
           </w:tcPr>
           <w:p>
             <w:pPr>
@@ -34341,7 +36381,7 @@
       <w:tr>
         <w:tc>
           <w:tcPr>
-            <w:tcW w:type="dxa" w:w="1680"/>
+            <w:tcW w:type="dxa" w:w="3384"/>
           </w:tcPr>
           <w:p>
             <w:pPr>
@@ -34358,7 +36398,7 @@
         </w:tc>
         <w:tc>
           <w:tcPr>
-            <w:tcW w:type="dxa" w:w="1680"/>
+            <w:tcW w:type="dxa" w:w="1152"/>
           </w:tcPr>
           <w:p>
             <w:pPr>
@@ -34370,9 +36410,11 @@
             </w:r>
           </w:p>
         </w:tc>
-        <w:tc>
-          <w:tcPr>
-            <w:tcW w:type="dxa" w:w="1680"/>
+      </w:tr>
+      <w:tr>
+        <w:tc>
+          <w:tcPr>
+            <w:tcW w:type="dxa" w:w="3384"/>
           </w:tcPr>
           <w:p>
             <w:pPr>
@@ -34389,7 +36431,7 @@
         </w:tc>
         <w:tc>
           <w:tcPr>
-            <w:tcW w:type="dxa" w:w="1680"/>
+            <w:tcW w:type="dxa" w:w="1152"/>
           </w:tcPr>
           <w:p>
             <w:pPr>
@@ -34401,9 +36443,11 @@
             </w:r>
           </w:p>
         </w:tc>
-        <w:tc>
-          <w:tcPr>
-            <w:tcW w:type="dxa" w:w="1680"/>
+      </w:tr>
+      <w:tr>
+        <w:tc>
+          <w:tcPr>
+            <w:tcW w:type="dxa" w:w="3384"/>
           </w:tcPr>
           <w:p>
             <w:pPr>
@@ -34420,7 +36464,7 @@
         </w:tc>
         <w:tc>
           <w:tcPr>
-            <w:tcW w:type="dxa" w:w="1680"/>
+            <w:tcW w:type="dxa" w:w="1152"/>
           </w:tcPr>
           <w:p>
             <w:pPr>
@@ -34436,7 +36480,7 @@
       <w:tr>
         <w:tc>
           <w:tcPr>
-            <w:tcW w:type="dxa" w:w="1680"/>
+            <w:tcW w:type="dxa" w:w="3384"/>
           </w:tcPr>
           <w:p>
             <w:pPr>
@@ -34453,7 +36497,7 @@
         </w:tc>
         <w:tc>
           <w:tcPr>
-            <w:tcW w:type="dxa" w:w="1680"/>
+            <w:tcW w:type="dxa" w:w="1152"/>
           </w:tcPr>
           <w:p>
             <w:pPr>
@@ -34465,9 +36509,11 @@
             </w:r>
           </w:p>
         </w:tc>
-        <w:tc>
-          <w:tcPr>
-            <w:tcW w:type="dxa" w:w="1680"/>
+      </w:tr>
+      <w:tr>
+        <w:tc>
+          <w:tcPr>
+            <w:tcW w:type="dxa" w:w="3384"/>
           </w:tcPr>
           <w:p>
             <w:pPr>
@@ -34484,7 +36530,7 @@
         </w:tc>
         <w:tc>
           <w:tcPr>
-            <w:tcW w:type="dxa" w:w="1680"/>
+            <w:tcW w:type="dxa" w:w="1152"/>
           </w:tcPr>
           <w:p>
             <w:pPr>
@@ -34496,9 +36542,11 @@
             </w:r>
           </w:p>
         </w:tc>
-        <w:tc>
-          <w:tcPr>
-            <w:tcW w:type="dxa" w:w="1680"/>
+      </w:tr>
+      <w:tr>
+        <w:tc>
+          <w:tcPr>
+            <w:tcW w:type="dxa" w:w="3384"/>
           </w:tcPr>
           <w:p>
             <w:pPr>
@@ -34515,7 +36563,7 @@
         </w:tc>
         <w:tc>
           <w:tcPr>
-            <w:tcW w:type="dxa" w:w="1680"/>
+            <w:tcW w:type="dxa" w:w="1152"/>
           </w:tcPr>
           <w:p>
             <w:pPr>
@@ -34531,7 +36579,7 @@
       <w:tr>
         <w:tc>
           <w:tcPr>
-            <w:tcW w:type="dxa" w:w="1680"/>
+            <w:tcW w:type="dxa" w:w="3384"/>
           </w:tcPr>
           <w:p>
             <w:pPr>
@@ -34548,7 +36596,7 @@
         </w:tc>
         <w:tc>
           <w:tcPr>
-            <w:tcW w:type="dxa" w:w="1680"/>
+            <w:tcW w:type="dxa" w:w="1152"/>
           </w:tcPr>
           <w:p>
             <w:pPr>
@@ -34560,9 +36608,11 @@
             </w:r>
           </w:p>
         </w:tc>
-        <w:tc>
-          <w:tcPr>
-            <w:tcW w:type="dxa" w:w="1680"/>
+      </w:tr>
+      <w:tr>
+        <w:tc>
+          <w:tcPr>
+            <w:tcW w:type="dxa" w:w="3384"/>
           </w:tcPr>
           <w:p>
             <w:pPr>
@@ -34579,7 +36629,7 @@
         </w:tc>
         <w:tc>
           <w:tcPr>
-            <w:tcW w:type="dxa" w:w="1680"/>
+            <w:tcW w:type="dxa" w:w="1152"/>
           </w:tcPr>
           <w:p>
             <w:pPr>
@@ -34591,9 +36641,11 @@
             </w:r>
           </w:p>
         </w:tc>
-        <w:tc>
-          <w:tcPr>
-            <w:tcW w:type="dxa" w:w="1680"/>
+      </w:tr>
+      <w:tr>
+        <w:tc>
+          <w:tcPr>
+            <w:tcW w:type="dxa" w:w="3384"/>
           </w:tcPr>
           <w:p>
             <w:pPr>
@@ -34610,7 +36662,7 @@
         </w:tc>
         <w:tc>
           <w:tcPr>
-            <w:tcW w:type="dxa" w:w="1680"/>
+            <w:tcW w:type="dxa" w:w="1152"/>
           </w:tcPr>
           <w:p>
             <w:pPr>
@@ -34626,7 +36678,7 @@
       <w:tr>
         <w:tc>
           <w:tcPr>
-            <w:tcW w:type="dxa" w:w="1680"/>
+            <w:tcW w:type="dxa" w:w="3384"/>
           </w:tcPr>
           <w:p>
             <w:pPr>
@@ -34643,7 +36695,7 @@
         </w:tc>
         <w:tc>
           <w:tcPr>
-            <w:tcW w:type="dxa" w:w="1680"/>
+            <w:tcW w:type="dxa" w:w="1152"/>
           </w:tcPr>
           <w:p>
             <w:pPr>
@@ -34655,9 +36707,11 @@
             </w:r>
           </w:p>
         </w:tc>
-        <w:tc>
-          <w:tcPr>
-            <w:tcW w:type="dxa" w:w="1680"/>
+      </w:tr>
+      <w:tr>
+        <w:tc>
+          <w:tcPr>
+            <w:tcW w:type="dxa" w:w="3384"/>
           </w:tcPr>
           <w:p>
             <w:pPr>
@@ -34674,7 +36728,7 @@
         </w:tc>
         <w:tc>
           <w:tcPr>
-            <w:tcW w:type="dxa" w:w="1680"/>
+            <w:tcW w:type="dxa" w:w="1152"/>
           </w:tcPr>
           <w:p>
             <w:pPr>
@@ -34686,9 +36740,11 @@
             </w:r>
           </w:p>
         </w:tc>
-        <w:tc>
-          <w:tcPr>
-            <w:tcW w:type="dxa" w:w="1680"/>
+      </w:tr>
+      <w:tr>
+        <w:tc>
+          <w:tcPr>
+            <w:tcW w:type="dxa" w:w="3384"/>
           </w:tcPr>
           <w:p>
             <w:pPr>
@@ -34705,7 +36761,7 @@
         </w:tc>
         <w:tc>
           <w:tcPr>
-            <w:tcW w:type="dxa" w:w="1680"/>
+            <w:tcW w:type="dxa" w:w="1152"/>
           </w:tcPr>
           <w:p>
             <w:pPr>
@@ -34721,7 +36777,7 @@
       <w:tr>
         <w:tc>
           <w:tcPr>
-            <w:tcW w:type="dxa" w:w="1680"/>
+            <w:tcW w:type="dxa" w:w="3384"/>
           </w:tcPr>
           <w:p>
             <w:pPr>
@@ -34738,7 +36794,7 @@
         </w:tc>
         <w:tc>
           <w:tcPr>
-            <w:tcW w:type="dxa" w:w="1680"/>
+            <w:tcW w:type="dxa" w:w="1152"/>
           </w:tcPr>
           <w:p>
             <w:pPr>
@@ -34750,9 +36806,11 @@
             </w:r>
           </w:p>
         </w:tc>
-        <w:tc>
-          <w:tcPr>
-            <w:tcW w:type="dxa" w:w="1680"/>
+      </w:tr>
+      <w:tr>
+        <w:tc>
+          <w:tcPr>
+            <w:tcW w:type="dxa" w:w="3384"/>
           </w:tcPr>
           <w:p>
             <w:pPr>
@@ -34769,7 +36827,7 @@
         </w:tc>
         <w:tc>
           <w:tcPr>
-            <w:tcW w:type="dxa" w:w="1680"/>
+            <w:tcW w:type="dxa" w:w="1152"/>
           </w:tcPr>
           <w:p>
             <w:pPr>
@@ -34781,9 +36839,11 @@
             </w:r>
           </w:p>
         </w:tc>
-        <w:tc>
-          <w:tcPr>
-            <w:tcW w:type="dxa" w:w="1680"/>
+      </w:tr>
+      <w:tr>
+        <w:tc>
+          <w:tcPr>
+            <w:tcW w:type="dxa" w:w="3384"/>
           </w:tcPr>
           <w:p>
             <w:pPr>
@@ -34800,7 +36860,7 @@
         </w:tc>
         <w:tc>
           <w:tcPr>
-            <w:tcW w:type="dxa" w:w="1680"/>
+            <w:tcW w:type="dxa" w:w="1152"/>
           </w:tcPr>
           <w:p>
             <w:pPr>
@@ -34816,7 +36876,7 @@
       <w:tr>
         <w:tc>
           <w:tcPr>
-            <w:tcW w:type="dxa" w:w="1680"/>
+            <w:tcW w:type="dxa" w:w="3384"/>
           </w:tcPr>
           <w:p>
             <w:pPr>
@@ -34833,7 +36893,7 @@
         </w:tc>
         <w:tc>
           <w:tcPr>
-            <w:tcW w:type="dxa" w:w="1680"/>
+            <w:tcW w:type="dxa" w:w="1152"/>
           </w:tcPr>
           <w:p>
             <w:pPr>
@@ -34845,9 +36905,11 @@
             </w:r>
           </w:p>
         </w:tc>
-        <w:tc>
-          <w:tcPr>
-            <w:tcW w:type="dxa" w:w="1680"/>
+      </w:tr>
+      <w:tr>
+        <w:tc>
+          <w:tcPr>
+            <w:tcW w:type="dxa" w:w="3384"/>
           </w:tcPr>
           <w:p>
             <w:pPr>
@@ -34864,7 +36926,7 @@
         </w:tc>
         <w:tc>
           <w:tcPr>
-            <w:tcW w:type="dxa" w:w="1680"/>
+            <w:tcW w:type="dxa" w:w="1152"/>
           </w:tcPr>
           <w:p>
             <w:pPr>
@@ -34876,9 +36938,11 @@
             </w:r>
           </w:p>
         </w:tc>
-        <w:tc>
-          <w:tcPr>
-            <w:tcW w:type="dxa" w:w="1680"/>
+      </w:tr>
+      <w:tr>
+        <w:tc>
+          <w:tcPr>
+            <w:tcW w:type="dxa" w:w="3384"/>
           </w:tcPr>
           <w:p>
             <w:pPr>
@@ -34895,7 +36959,7 @@
         </w:tc>
         <w:tc>
           <w:tcPr>
-            <w:tcW w:type="dxa" w:w="1680"/>
+            <w:tcW w:type="dxa" w:w="1152"/>
           </w:tcPr>
           <w:p>
             <w:pPr>
@@ -34911,7 +36975,7 @@
       <w:tr>
         <w:tc>
           <w:tcPr>
-            <w:tcW w:type="dxa" w:w="1680"/>
+            <w:tcW w:type="dxa" w:w="3384"/>
           </w:tcPr>
           <w:p>
             <w:pPr>
@@ -34928,7 +36992,7 @@
         </w:tc>
         <w:tc>
           <w:tcPr>
-            <w:tcW w:type="dxa" w:w="1680"/>
+            <w:tcW w:type="dxa" w:w="1152"/>
           </w:tcPr>
           <w:p>
             <w:pPr>
@@ -34940,9 +37004,11 @@
             </w:r>
           </w:p>
         </w:tc>
-        <w:tc>
-          <w:tcPr>
-            <w:tcW w:type="dxa" w:w="1680"/>
+      </w:tr>
+      <w:tr>
+        <w:tc>
+          <w:tcPr>
+            <w:tcW w:type="dxa" w:w="3384"/>
           </w:tcPr>
           <w:p>
             <w:pPr>
@@ -34959,7 +37025,7 @@
         </w:tc>
         <w:tc>
           <w:tcPr>
-            <w:tcW w:type="dxa" w:w="1680"/>
+            <w:tcW w:type="dxa" w:w="1152"/>
           </w:tcPr>
           <w:p>
             <w:pPr>
@@ -34971,9 +37037,11 @@
             </w:r>
           </w:p>
         </w:tc>
-        <w:tc>
-          <w:tcPr>
-            <w:tcW w:type="dxa" w:w="1680"/>
+      </w:tr>
+      <w:tr>
+        <w:tc>
+          <w:tcPr>
+            <w:tcW w:type="dxa" w:w="3384"/>
           </w:tcPr>
           <w:p>
             <w:pPr>
@@ -34990,7 +37058,7 @@
         </w:tc>
         <w:tc>
           <w:tcPr>
-            <w:tcW w:type="dxa" w:w="1680"/>
+            <w:tcW w:type="dxa" w:w="1152"/>
           </w:tcPr>
           <w:p>
             <w:pPr>
@@ -35006,7 +37074,7 @@
       <w:tr>
         <w:tc>
           <w:tcPr>
-            <w:tcW w:type="dxa" w:w="1680"/>
+            <w:tcW w:type="dxa" w:w="3384"/>
           </w:tcPr>
           <w:p>
             <w:pPr>
@@ -35023,7 +37091,7 @@
         </w:tc>
         <w:tc>
           <w:tcPr>
-            <w:tcW w:type="dxa" w:w="1680"/>
+            <w:tcW w:type="dxa" w:w="1152"/>
           </w:tcPr>
           <w:p>
             <w:pPr>
@@ -35035,9 +37103,11 @@
             </w:r>
           </w:p>
         </w:tc>
-        <w:tc>
-          <w:tcPr>
-            <w:tcW w:type="dxa" w:w="1680"/>
+      </w:tr>
+      <w:tr>
+        <w:tc>
+          <w:tcPr>
+            <w:tcW w:type="dxa" w:w="3384"/>
           </w:tcPr>
           <w:p>
             <w:pPr>
@@ -35054,7 +37124,7 @@
         </w:tc>
         <w:tc>
           <w:tcPr>
-            <w:tcW w:type="dxa" w:w="1680"/>
+            <w:tcW w:type="dxa" w:w="1152"/>
           </w:tcPr>
           <w:p>
             <w:pPr>
@@ -35066,9 +37136,11 @@
             </w:r>
           </w:p>
         </w:tc>
-        <w:tc>
-          <w:tcPr>
-            <w:tcW w:type="dxa" w:w="1680"/>
+      </w:tr>
+      <w:tr>
+        <w:tc>
+          <w:tcPr>
+            <w:tcW w:type="dxa" w:w="3384"/>
           </w:tcPr>
           <w:p>
             <w:pPr>
@@ -35085,7 +37157,7 @@
         </w:tc>
         <w:tc>
           <w:tcPr>
-            <w:tcW w:type="dxa" w:w="1680"/>
+            <w:tcW w:type="dxa" w:w="1152"/>
           </w:tcPr>
           <w:p>
             <w:pPr>
@@ -35101,7 +37173,7 @@
       <w:tr>
         <w:tc>
           <w:tcPr>
-            <w:tcW w:type="dxa" w:w="1680"/>
+            <w:tcW w:type="dxa" w:w="3384"/>
           </w:tcPr>
           <w:p>
             <w:pPr>
@@ -35118,7 +37190,7 @@
         </w:tc>
         <w:tc>
           <w:tcPr>
-            <w:tcW w:type="dxa" w:w="1680"/>
+            <w:tcW w:type="dxa" w:w="1152"/>
           </w:tcPr>
           <w:p>
             <w:pPr>
@@ -35130,9 +37202,11 @@
             </w:r>
           </w:p>
         </w:tc>
-        <w:tc>
-          <w:tcPr>
-            <w:tcW w:type="dxa" w:w="1680"/>
+      </w:tr>
+      <w:tr>
+        <w:tc>
+          <w:tcPr>
+            <w:tcW w:type="dxa" w:w="3384"/>
           </w:tcPr>
           <w:p>
             <w:pPr>
@@ -35149,7 +37223,7 @@
         </w:tc>
         <w:tc>
           <w:tcPr>
-            <w:tcW w:type="dxa" w:w="1680"/>
+            <w:tcW w:type="dxa" w:w="1152"/>
           </w:tcPr>
           <w:p>
             <w:pPr>
@@ -35161,9 +37235,11 @@
             </w:r>
           </w:p>
         </w:tc>
-        <w:tc>
-          <w:tcPr>
-            <w:tcW w:type="dxa" w:w="1680"/>
+      </w:tr>
+      <w:tr>
+        <w:tc>
+          <w:tcPr>
+            <w:tcW w:type="dxa" w:w="3384"/>
           </w:tcPr>
           <w:p>
             <w:pPr>
@@ -35180,7 +37256,7 @@
         </w:tc>
         <w:tc>
           <w:tcPr>
-            <w:tcW w:type="dxa" w:w="1680"/>
+            <w:tcW w:type="dxa" w:w="1152"/>
           </w:tcPr>
           <w:p>
             <w:pPr>
@@ -35196,7 +37272,7 @@
       <w:tr>
         <w:tc>
           <w:tcPr>
-            <w:tcW w:type="dxa" w:w="1680"/>
+            <w:tcW w:type="dxa" w:w="3384"/>
           </w:tcPr>
           <w:p>
             <w:pPr>
@@ -35213,7 +37289,7 @@
         </w:tc>
         <w:tc>
           <w:tcPr>
-            <w:tcW w:type="dxa" w:w="1680"/>
+            <w:tcW w:type="dxa" w:w="1152"/>
           </w:tcPr>
           <w:p>
             <w:pPr>
@@ -35225,9 +37301,11 @@
             </w:r>
           </w:p>
         </w:tc>
-        <w:tc>
-          <w:tcPr>
-            <w:tcW w:type="dxa" w:w="1680"/>
+      </w:tr>
+      <w:tr>
+        <w:tc>
+          <w:tcPr>
+            <w:tcW w:type="dxa" w:w="3384"/>
           </w:tcPr>
           <w:p>
             <w:pPr>
@@ -35244,7 +37322,7 @@
         </w:tc>
         <w:tc>
           <w:tcPr>
-            <w:tcW w:type="dxa" w:w="1680"/>
+            <w:tcW w:type="dxa" w:w="1152"/>
           </w:tcPr>
           <w:p>
             <w:pPr>
@@ -35256,9 +37334,11 @@
             </w:r>
           </w:p>
         </w:tc>
-        <w:tc>
-          <w:tcPr>
-            <w:tcW w:type="dxa" w:w="1680"/>
+      </w:tr>
+      <w:tr>
+        <w:tc>
+          <w:tcPr>
+            <w:tcW w:type="dxa" w:w="3384"/>
           </w:tcPr>
           <w:p>
             <w:pPr>
@@ -35275,7 +37355,7 @@
         </w:tc>
         <w:tc>
           <w:tcPr>
-            <w:tcW w:type="dxa" w:w="1680"/>
+            <w:tcW w:type="dxa" w:w="1152"/>
           </w:tcPr>
           <w:p>
             <w:pPr>
@@ -35291,7 +37371,7 @@
       <w:tr>
         <w:tc>
           <w:tcPr>
-            <w:tcW w:type="dxa" w:w="1680"/>
+            <w:tcW w:type="dxa" w:w="3384"/>
           </w:tcPr>
           <w:p>
             <w:pPr>
@@ -35308,7 +37388,7 @@
         </w:tc>
         <w:tc>
           <w:tcPr>
-            <w:tcW w:type="dxa" w:w="1680"/>
+            <w:tcW w:type="dxa" w:w="1152"/>
           </w:tcPr>
           <w:p>
             <w:pPr>
@@ -35320,9 +37400,11 @@
             </w:r>
           </w:p>
         </w:tc>
-        <w:tc>
-          <w:tcPr>
-            <w:tcW w:type="dxa" w:w="1680"/>
+      </w:tr>
+      <w:tr>
+        <w:tc>
+          <w:tcPr>
+            <w:tcW w:type="dxa" w:w="3384"/>
           </w:tcPr>
           <w:p>
             <w:pPr>
@@ -35339,7 +37421,7 @@
         </w:tc>
         <w:tc>
           <w:tcPr>
-            <w:tcW w:type="dxa" w:w="1680"/>
+            <w:tcW w:type="dxa" w:w="1152"/>
           </w:tcPr>
           <w:p>
             <w:pPr>
@@ -35351,9 +37433,11 @@
             </w:r>
           </w:p>
         </w:tc>
-        <w:tc>
-          <w:tcPr>
-            <w:tcW w:type="dxa" w:w="1680"/>
+      </w:tr>
+      <w:tr>
+        <w:tc>
+          <w:tcPr>
+            <w:tcW w:type="dxa" w:w="3384"/>
           </w:tcPr>
           <w:p>
             <w:pPr>
@@ -35370,7 +37454,7 @@
         </w:tc>
         <w:tc>
           <w:tcPr>
-            <w:tcW w:type="dxa" w:w="1680"/>
+            <w:tcW w:type="dxa" w:w="1152"/>
           </w:tcPr>
           <w:p>
             <w:pPr>
@@ -35386,7 +37470,7 @@
       <w:tr>
         <w:tc>
           <w:tcPr>
-            <w:tcW w:type="dxa" w:w="1680"/>
+            <w:tcW w:type="dxa" w:w="3384"/>
           </w:tcPr>
           <w:p>
             <w:pPr>
@@ -35403,7 +37487,7 @@
         </w:tc>
         <w:tc>
           <w:tcPr>
-            <w:tcW w:type="dxa" w:w="1680"/>
+            <w:tcW w:type="dxa" w:w="1152"/>
           </w:tcPr>
           <w:p>
             <w:pPr>
@@ -35415,9 +37499,11 @@
             </w:r>
           </w:p>
         </w:tc>
-        <w:tc>
-          <w:tcPr>
-            <w:tcW w:type="dxa" w:w="1680"/>
+      </w:tr>
+      <w:tr>
+        <w:tc>
+          <w:tcPr>
+            <w:tcW w:type="dxa" w:w="3384"/>
           </w:tcPr>
           <w:p>
             <w:pPr>
@@ -35434,7 +37520,7 @@
         </w:tc>
         <w:tc>
           <w:tcPr>
-            <w:tcW w:type="dxa" w:w="1680"/>
+            <w:tcW w:type="dxa" w:w="1152"/>
           </w:tcPr>
           <w:p>
             <w:pPr>
@@ -35446,9 +37532,11 @@
             </w:r>
           </w:p>
         </w:tc>
-        <w:tc>
-          <w:tcPr>
-            <w:tcW w:type="dxa" w:w="1680"/>
+      </w:tr>
+      <w:tr>
+        <w:tc>
+          <w:tcPr>
+            <w:tcW w:type="dxa" w:w="3384"/>
           </w:tcPr>
           <w:p>
             <w:pPr>
@@ -35465,7 +37553,7 @@
         </w:tc>
         <w:tc>
           <w:tcPr>
-            <w:tcW w:type="dxa" w:w="1680"/>
+            <w:tcW w:type="dxa" w:w="1152"/>
           </w:tcPr>
           <w:p>
             <w:pPr>
@@ -35481,7 +37569,7 @@
       <w:tr>
         <w:tc>
           <w:tcPr>
-            <w:tcW w:type="dxa" w:w="1680"/>
+            <w:tcW w:type="dxa" w:w="3384"/>
           </w:tcPr>
           <w:p>
             <w:pPr>
@@ -35498,7 +37586,7 @@
         </w:tc>
         <w:tc>
           <w:tcPr>
-            <w:tcW w:type="dxa" w:w="1680"/>
+            <w:tcW w:type="dxa" w:w="1152"/>
           </w:tcPr>
           <w:p>
             <w:pPr>
@@ -35510,9 +37598,11 @@
             </w:r>
           </w:p>
         </w:tc>
-        <w:tc>
-          <w:tcPr>
-            <w:tcW w:type="dxa" w:w="1680"/>
+      </w:tr>
+      <w:tr>
+        <w:tc>
+          <w:tcPr>
+            <w:tcW w:type="dxa" w:w="3384"/>
           </w:tcPr>
           <w:p>
             <w:pPr>
@@ -35529,7 +37619,7 @@
         </w:tc>
         <w:tc>
           <w:tcPr>
-            <w:tcW w:type="dxa" w:w="1680"/>
+            <w:tcW w:type="dxa" w:w="1152"/>
           </w:tcPr>
           <w:p>
             <w:pPr>
@@ -35541,9 +37631,11 @@
             </w:r>
           </w:p>
         </w:tc>
-        <w:tc>
-          <w:tcPr>
-            <w:tcW w:type="dxa" w:w="1680"/>
+      </w:tr>
+      <w:tr>
+        <w:tc>
+          <w:tcPr>
+            <w:tcW w:type="dxa" w:w="3384"/>
           </w:tcPr>
           <w:p>
             <w:pPr>
@@ -35560,7 +37652,7 @@
         </w:tc>
         <w:tc>
           <w:tcPr>
-            <w:tcW w:type="dxa" w:w="1680"/>
+            <w:tcW w:type="dxa" w:w="1152"/>
           </w:tcPr>
           <w:p>
             <w:pPr>
@@ -35576,7 +37668,7 @@
       <w:tr>
         <w:tc>
           <w:tcPr>
-            <w:tcW w:type="dxa" w:w="1680"/>
+            <w:tcW w:type="dxa" w:w="3384"/>
           </w:tcPr>
           <w:p>
             <w:pPr>
@@ -35593,7 +37685,7 @@
         </w:tc>
         <w:tc>
           <w:tcPr>
-            <w:tcW w:type="dxa" w:w="1680"/>
+            <w:tcW w:type="dxa" w:w="1152"/>
           </w:tcPr>
           <w:p>
             <w:pPr>
@@ -35605,9 +37697,11 @@
             </w:r>
           </w:p>
         </w:tc>
-        <w:tc>
-          <w:tcPr>
-            <w:tcW w:type="dxa" w:w="1680"/>
+      </w:tr>
+      <w:tr>
+        <w:tc>
+          <w:tcPr>
+            <w:tcW w:type="dxa" w:w="3384"/>
           </w:tcPr>
           <w:p>
             <w:pPr>
@@ -35624,7 +37718,7 @@
         </w:tc>
         <w:tc>
           <w:tcPr>
-            <w:tcW w:type="dxa" w:w="1680"/>
+            <w:tcW w:type="dxa" w:w="1152"/>
           </w:tcPr>
           <w:p>
             <w:pPr>
@@ -35636,9 +37730,11 @@
             </w:r>
           </w:p>
         </w:tc>
-        <w:tc>
-          <w:tcPr>
-            <w:tcW w:type="dxa" w:w="1680"/>
+      </w:tr>
+      <w:tr>
+        <w:tc>
+          <w:tcPr>
+            <w:tcW w:type="dxa" w:w="3384"/>
           </w:tcPr>
           <w:p>
             <w:pPr>
@@ -35655,7 +37751,7 @@
         </w:tc>
         <w:tc>
           <w:tcPr>
-            <w:tcW w:type="dxa" w:w="1680"/>
+            <w:tcW w:type="dxa" w:w="1152"/>
           </w:tcPr>
           <w:p>
             <w:pPr>
@@ -35671,7 +37767,7 @@
       <w:tr>
         <w:tc>
           <w:tcPr>
-            <w:tcW w:type="dxa" w:w="1680"/>
+            <w:tcW w:type="dxa" w:w="3384"/>
           </w:tcPr>
           <w:p>
             <w:pPr>
@@ -35688,7 +37784,7 @@
         </w:tc>
         <w:tc>
           <w:tcPr>
-            <w:tcW w:type="dxa" w:w="1680"/>
+            <w:tcW w:type="dxa" w:w="1152"/>
           </w:tcPr>
           <w:p>
             <w:pPr>
@@ -35700,9 +37796,11 @@
             </w:r>
           </w:p>
         </w:tc>
-        <w:tc>
-          <w:tcPr>
-            <w:tcW w:type="dxa" w:w="1680"/>
+      </w:tr>
+      <w:tr>
+        <w:tc>
+          <w:tcPr>
+            <w:tcW w:type="dxa" w:w="3384"/>
           </w:tcPr>
           <w:p>
             <w:pPr>
@@ -35719,7 +37817,7 @@
         </w:tc>
         <w:tc>
           <w:tcPr>
-            <w:tcW w:type="dxa" w:w="1680"/>
+            <w:tcW w:type="dxa" w:w="1152"/>
           </w:tcPr>
           <w:p>
             <w:pPr>
@@ -35731,9 +37829,11 @@
             </w:r>
           </w:p>
         </w:tc>
-        <w:tc>
-          <w:tcPr>
-            <w:tcW w:type="dxa" w:w="1680"/>
+      </w:tr>
+      <w:tr>
+        <w:tc>
+          <w:tcPr>
+            <w:tcW w:type="dxa" w:w="3384"/>
           </w:tcPr>
           <w:p>
             <w:pPr>
@@ -35750,7 +37850,7 @@
         </w:tc>
         <w:tc>
           <w:tcPr>
-            <w:tcW w:type="dxa" w:w="1680"/>
+            <w:tcW w:type="dxa" w:w="1152"/>
           </w:tcPr>
           <w:p>
             <w:pPr>
@@ -35766,7 +37866,7 @@
       <w:tr>
         <w:tc>
           <w:tcPr>
-            <w:tcW w:type="dxa" w:w="1680"/>
+            <w:tcW w:type="dxa" w:w="3384"/>
           </w:tcPr>
           <w:p>
             <w:pPr>
@@ -35783,7 +37883,7 @@
         </w:tc>
         <w:tc>
           <w:tcPr>
-            <w:tcW w:type="dxa" w:w="1680"/>
+            <w:tcW w:type="dxa" w:w="1152"/>
           </w:tcPr>
           <w:p>
             <w:pPr>
@@ -35795,9 +37895,11 @@
             </w:r>
           </w:p>
         </w:tc>
-        <w:tc>
-          <w:tcPr>
-            <w:tcW w:type="dxa" w:w="1680"/>
+      </w:tr>
+      <w:tr>
+        <w:tc>
+          <w:tcPr>
+            <w:tcW w:type="dxa" w:w="3384"/>
           </w:tcPr>
           <w:p>
             <w:pPr>
@@ -35814,7 +37916,7 @@
         </w:tc>
         <w:tc>
           <w:tcPr>
-            <w:tcW w:type="dxa" w:w="1680"/>
+            <w:tcW w:type="dxa" w:w="1152"/>
           </w:tcPr>
           <w:p>
             <w:pPr>
@@ -35826,9 +37928,11 @@
             </w:r>
           </w:p>
         </w:tc>
-        <w:tc>
-          <w:tcPr>
-            <w:tcW w:type="dxa" w:w="1680"/>
+      </w:tr>
+      <w:tr>
+        <w:tc>
+          <w:tcPr>
+            <w:tcW w:type="dxa" w:w="3384"/>
           </w:tcPr>
           <w:p>
             <w:pPr>
@@ -35845,7 +37949,7 @@
         </w:tc>
         <w:tc>
           <w:tcPr>
-            <w:tcW w:type="dxa" w:w="1680"/>
+            <w:tcW w:type="dxa" w:w="1152"/>
           </w:tcPr>
           <w:p>
             <w:pPr>
@@ -35861,7 +37965,7 @@
       <w:tr>
         <w:tc>
           <w:tcPr>
-            <w:tcW w:type="dxa" w:w="1680"/>
+            <w:tcW w:type="dxa" w:w="3384"/>
           </w:tcPr>
           <w:p>
             <w:pPr>
@@ -35878,7 +37982,7 @@
         </w:tc>
         <w:tc>
           <w:tcPr>
-            <w:tcW w:type="dxa" w:w="1680"/>
+            <w:tcW w:type="dxa" w:w="1152"/>
           </w:tcPr>
           <w:p>
             <w:pPr>
@@ -35890,9 +37994,11 @@
             </w:r>
           </w:p>
         </w:tc>
-        <w:tc>
-          <w:tcPr>
-            <w:tcW w:type="dxa" w:w="1680"/>
+      </w:tr>
+      <w:tr>
+        <w:tc>
+          <w:tcPr>
+            <w:tcW w:type="dxa" w:w="3384"/>
           </w:tcPr>
           <w:p>
             <w:pPr>
@@ -35909,7 +38015,7 @@
         </w:tc>
         <w:tc>
           <w:tcPr>
-            <w:tcW w:type="dxa" w:w="1680"/>
+            <w:tcW w:type="dxa" w:w="1152"/>
           </w:tcPr>
           <w:p>
             <w:pPr>
@@ -35921,9 +38027,11 @@
             </w:r>
           </w:p>
         </w:tc>
-        <w:tc>
-          <w:tcPr>
-            <w:tcW w:type="dxa" w:w="1680"/>
+      </w:tr>
+      <w:tr>
+        <w:tc>
+          <w:tcPr>
+            <w:tcW w:type="dxa" w:w="3384"/>
           </w:tcPr>
           <w:p>
             <w:pPr>
@@ -35940,7 +38048,7 @@
         </w:tc>
         <w:tc>
           <w:tcPr>
-            <w:tcW w:type="dxa" w:w="1680"/>
+            <w:tcW w:type="dxa" w:w="1152"/>
           </w:tcPr>
           <w:p>
             <w:pPr>
@@ -35956,7 +38064,7 @@
       <w:tr>
         <w:tc>
           <w:tcPr>
-            <w:tcW w:type="dxa" w:w="1680"/>
+            <w:tcW w:type="dxa" w:w="3384"/>
           </w:tcPr>
           <w:p>
             <w:pPr>
@@ -35973,7 +38081,7 @@
         </w:tc>
         <w:tc>
           <w:tcPr>
-            <w:tcW w:type="dxa" w:w="1680"/>
+            <w:tcW w:type="dxa" w:w="1152"/>
           </w:tcPr>
           <w:p>
             <w:pPr>
@@ -35985,9 +38093,11 @@
             </w:r>
           </w:p>
         </w:tc>
-        <w:tc>
-          <w:tcPr>
-            <w:tcW w:type="dxa" w:w="1680"/>
+      </w:tr>
+      <w:tr>
+        <w:tc>
+          <w:tcPr>
+            <w:tcW w:type="dxa" w:w="3384"/>
           </w:tcPr>
           <w:p>
             <w:pPr>
@@ -36004,7 +38114,7 @@
         </w:tc>
         <w:tc>
           <w:tcPr>
-            <w:tcW w:type="dxa" w:w="1680"/>
+            <w:tcW w:type="dxa" w:w="1152"/>
           </w:tcPr>
           <w:p>
             <w:pPr>
@@ -36016,9 +38126,11 @@
             </w:r>
           </w:p>
         </w:tc>
-        <w:tc>
-          <w:tcPr>
-            <w:tcW w:type="dxa" w:w="1680"/>
+      </w:tr>
+      <w:tr>
+        <w:tc>
+          <w:tcPr>
+            <w:tcW w:type="dxa" w:w="3384"/>
           </w:tcPr>
           <w:p>
             <w:pPr>
@@ -36035,7 +38147,7 @@
         </w:tc>
         <w:tc>
           <w:tcPr>
-            <w:tcW w:type="dxa" w:w="1680"/>
+            <w:tcW w:type="dxa" w:w="1152"/>
           </w:tcPr>
           <w:p>
             <w:pPr>
@@ -36051,7 +38163,7 @@
       <w:tr>
         <w:tc>
           <w:tcPr>
-            <w:tcW w:type="dxa" w:w="1680"/>
+            <w:tcW w:type="dxa" w:w="3384"/>
           </w:tcPr>
           <w:p>
             <w:pPr>
@@ -36068,7 +38180,7 @@
         </w:tc>
         <w:tc>
           <w:tcPr>
-            <w:tcW w:type="dxa" w:w="1680"/>
+            <w:tcW w:type="dxa" w:w="1152"/>
           </w:tcPr>
           <w:p>
             <w:pPr>
@@ -36080,9 +38192,11 @@
             </w:r>
           </w:p>
         </w:tc>
-        <w:tc>
-          <w:tcPr>
-            <w:tcW w:type="dxa" w:w="1680"/>
+      </w:tr>
+      <w:tr>
+        <w:tc>
+          <w:tcPr>
+            <w:tcW w:type="dxa" w:w="3384"/>
           </w:tcPr>
           <w:p>
             <w:pPr>
@@ -36099,7 +38213,7 @@
         </w:tc>
         <w:tc>
           <w:tcPr>
-            <w:tcW w:type="dxa" w:w="1680"/>
+            <w:tcW w:type="dxa" w:w="1152"/>
           </w:tcPr>
           <w:p>
             <w:pPr>
@@ -36111,9 +38225,11 @@
             </w:r>
           </w:p>
         </w:tc>
-        <w:tc>
-          <w:tcPr>
-            <w:tcW w:type="dxa" w:w="1680"/>
+      </w:tr>
+      <w:tr>
+        <w:tc>
+          <w:tcPr>
+            <w:tcW w:type="dxa" w:w="3384"/>
           </w:tcPr>
           <w:p>
             <w:pPr>
@@ -36130,7 +38246,7 @@
         </w:tc>
         <w:tc>
           <w:tcPr>
-            <w:tcW w:type="dxa" w:w="1680"/>
+            <w:tcW w:type="dxa" w:w="1152"/>
           </w:tcPr>
           <w:p>
             <w:pPr>
@@ -36146,7 +38262,7 @@
       <w:tr>
         <w:tc>
           <w:tcPr>
-            <w:tcW w:type="dxa" w:w="1680"/>
+            <w:tcW w:type="dxa" w:w="3384"/>
           </w:tcPr>
           <w:p>
             <w:pPr>
@@ -36163,7 +38279,7 @@
         </w:tc>
         <w:tc>
           <w:tcPr>
-            <w:tcW w:type="dxa" w:w="1680"/>
+            <w:tcW w:type="dxa" w:w="1152"/>
           </w:tcPr>
           <w:p>
             <w:pPr>
@@ -36173,52 +38289,13 @@
             <w:r>
               <w:t xml:space="preserve">float</w:t>
             </w:r>
-          </w:p>
-        </w:tc>
-        <w:tc>
-          <w:tcPr>
-            <w:tcW w:type="dxa" w:w="1680"/>
-          </w:tcPr>
-          <w:p>
-            <w:pPr>
-              <w:pStyle w:val="Compact"/>
-            </w:pPr>
-          </w:p>
-        </w:tc>
-        <w:tc>
-          <w:tcPr>
-            <w:tcW w:type="dxa" w:w="1680"/>
-          </w:tcPr>
-          <w:p>
-            <w:pPr>
-              <w:pStyle w:val="Compact"/>
-            </w:pPr>
-          </w:p>
-        </w:tc>
-        <w:tc>
-          <w:tcPr>
-            <w:tcW w:type="dxa" w:w="1680"/>
-          </w:tcPr>
-          <w:p>
-            <w:pPr>
-              <w:pStyle w:val="Compact"/>
-            </w:pPr>
-          </w:p>
-        </w:tc>
-        <w:tc>
-          <w:tcPr>
-            <w:tcW w:type="dxa" w:w="1680"/>
-          </w:tcPr>
-          <w:p>
-            <w:pPr>
-              <w:pStyle w:val="Compact"/>
-            </w:pPr>
           </w:p>
         </w:tc>
       </w:tr>
     </w:tbl>
-    <w:bookmarkStart w:id="144" w:name="refs"/>
-    <w:bookmarkStart w:id="105" w:name="ref-adamiak2018"/>
+    <w:bookmarkEnd w:id="116"/>
+    <w:bookmarkStart w:id="157" w:name="refs"/>
+    <w:bookmarkStart w:id="118" w:name="ref-adamiak2018"/>
     <w:p>
       <w:pPr>
         <w:pStyle w:val="Bibliography"/>
@@ -36281,7 +38358,7 @@
       <w:r>
         <w:t xml:space="preserve"> </w:t>
       </w:r>
-      <w:hyperlink r:id="rId104">
+      <w:hyperlink r:id="rId117">
         <w:r>
           <w:rPr>
             <w:rStyle w:val="Hyperlink"/>
@@ -36293,8 +38370,8 @@
         <w:t xml:space="preserve">.</w:t>
       </w:r>
     </w:p>
-    <w:bookmarkEnd w:id="105"/>
-    <w:bookmarkStart w:id="106" w:name="ref-insideairbnb"/>
+    <w:bookmarkEnd w:id="118"/>
+    <w:bookmarkStart w:id="119" w:name="ref-insideairbnb"/>
     <w:p>
       <w:pPr>
         <w:pStyle w:val="Bibliography"/>
@@ -36333,8 +38410,8 @@
         <w:t xml:space="preserve">insideairbnb.com, 2026.</w:t>
       </w:r>
     </w:p>
-    <w:bookmarkEnd w:id="106"/>
-    <w:bookmarkStart w:id="108" w:name="ref-gunter2018"/>
+    <w:bookmarkEnd w:id="119"/>
+    <w:bookmarkStart w:id="121" w:name="ref-gunter2018"/>
     <w:p>
       <w:pPr>
         <w:pStyle w:val="Bibliography"/>
@@ -36397,7 +38474,7 @@
       <w:r>
         <w:t xml:space="preserve"> </w:t>
       </w:r>
-      <w:hyperlink r:id="rId107">
+      <w:hyperlink r:id="rId120">
         <w:r>
           <w:rPr>
             <w:rStyle w:val="Hyperlink"/>
@@ -36409,8 +38486,8 @@
         <w:t xml:space="preserve">.</w:t>
       </w:r>
     </w:p>
-    <w:bookmarkEnd w:id="108"/>
-    <w:bookmarkStart w:id="110" w:name="ref-wang2017"/>
+    <w:bookmarkEnd w:id="121"/>
+    <w:bookmarkStart w:id="123" w:name="ref-wang2017"/>
     <w:p>
       <w:pPr>
         <w:pStyle w:val="Bibliography"/>
@@ -36458,7 +38535,7 @@
       <w:r>
         <w:t xml:space="preserve"> </w:t>
       </w:r>
-      <w:hyperlink r:id="rId109">
+      <w:hyperlink r:id="rId122">
         <w:r>
           <w:rPr>
             <w:rStyle w:val="Hyperlink"/>
@@ -36470,8 +38547,8 @@
         <w:t xml:space="preserve">.</w:t>
       </w:r>
     </w:p>
-    <w:bookmarkEnd w:id="110"/>
-    <w:bookmarkStart w:id="112" w:name="ref-tang2024"/>
+    <w:bookmarkEnd w:id="123"/>
+    <w:bookmarkStart w:id="125" w:name="ref-tang2024"/>
     <w:p>
       <w:pPr>
         <w:pStyle w:val="Bibliography"/>
@@ -36522,7 +38599,7 @@
       <w:r>
         <w:t xml:space="preserve"> </w:t>
       </w:r>
-      <w:hyperlink r:id="rId111">
+      <w:hyperlink r:id="rId124">
         <w:r>
           <w:rPr>
             <w:rStyle w:val="Hyperlink"/>
@@ -36534,8 +38611,8 @@
         <w:t xml:space="preserve">.</w:t>
       </w:r>
     </w:p>
-    <w:bookmarkEnd w:id="112"/>
-    <w:bookmarkStart w:id="114" w:name="ref-camatti2024"/>
+    <w:bookmarkEnd w:id="125"/>
+    <w:bookmarkStart w:id="127" w:name="ref-camatti2024"/>
     <w:p>
       <w:pPr>
         <w:pStyle w:val="Bibliography"/>
@@ -36586,7 +38663,7 @@
       <w:r>
         <w:t xml:space="preserve"> </w:t>
       </w:r>
-      <w:hyperlink r:id="rId113">
+      <w:hyperlink r:id="rId126">
         <w:r>
           <w:rPr>
             <w:rStyle w:val="Hyperlink"/>
@@ -36598,8 +38675,8 @@
         <w:t xml:space="preserve">.</w:t>
       </w:r>
     </w:p>
-    <w:bookmarkEnd w:id="114"/>
-    <w:bookmarkStart w:id="115" w:name="ref-kalehbasti2019"/>
+    <w:bookmarkEnd w:id="127"/>
+    <w:bookmarkStart w:id="128" w:name="ref-kalehbasti2019"/>
     <w:p>
       <w:pPr>
         <w:pStyle w:val="Bibliography"/>
@@ -36645,8 +38722,8 @@
         <w:t xml:space="preserve">, 2019.</w:t>
       </w:r>
     </w:p>
-    <w:bookmarkEnd w:id="115"/>
-    <w:bookmarkStart w:id="116" w:name="ref-siker2018"/>
+    <w:bookmarkEnd w:id="128"/>
+    <w:bookmarkStart w:id="129" w:name="ref-siker2018"/>
     <w:p>
       <w:pPr>
         <w:pStyle w:val="Bibliography"/>
@@ -36688,8 +38765,8 @@
         <w:t xml:space="preserve">Technical Report, 2018.</w:t>
       </w:r>
     </w:p>
-    <w:bookmarkEnd w:id="116"/>
-    <w:bookmarkStart w:id="117" w:name="ref-chapman2023"/>
+    <w:bookmarkEnd w:id="129"/>
+    <w:bookmarkStart w:id="130" w:name="ref-chapman2023"/>
     <w:p>
       <w:pPr>
         <w:pStyle w:val="Bibliography"/>
@@ -36726,8 +38803,8 @@
         <w:t xml:space="preserve">, 2023.</w:t>
       </w:r>
     </w:p>
-    <w:bookmarkEnd w:id="117"/>
-    <w:bookmarkStart w:id="119" w:name="ref-islam2022"/>
+    <w:bookmarkEnd w:id="130"/>
+    <w:bookmarkStart w:id="132" w:name="ref-islam2022"/>
     <w:p>
       <w:pPr>
         <w:pStyle w:val="Bibliography"/>
@@ -36799,7 +38876,7 @@
       <w:r>
         <w:t xml:space="preserve"> </w:t>
       </w:r>
-      <w:hyperlink r:id="rId118">
+      <w:hyperlink r:id="rId131">
         <w:r>
           <w:rPr>
             <w:rStyle w:val="Hyperlink"/>
@@ -36811,8 +38888,8 @@
         <w:t xml:space="preserve">.</w:t>
       </w:r>
     </w:p>
-    <w:bookmarkEnd w:id="119"/>
-    <w:bookmarkStart w:id="121" w:name="ref-tobin1958"/>
+    <w:bookmarkEnd w:id="132"/>
+    <w:bookmarkStart w:id="134" w:name="ref-tobin1958"/>
     <w:p>
       <w:pPr>
         <w:pStyle w:val="Bibliography"/>
@@ -36851,7 +38928,7 @@
       <w:r>
         <w:t xml:space="preserve"> </w:t>
       </w:r>
-      <w:hyperlink r:id="rId120">
+      <w:hyperlink r:id="rId133">
         <w:r>
           <w:rPr>
             <w:rStyle w:val="Hyperlink"/>
@@ -36863,8 +38940,8 @@
         <w:t xml:space="preserve">.</w:t>
       </w:r>
     </w:p>
-    <w:bookmarkEnd w:id="121"/>
-    <w:bookmarkStart w:id="123" w:name="ref-quinlan1986"/>
+    <w:bookmarkEnd w:id="134"/>
+    <w:bookmarkStart w:id="136" w:name="ref-quinlan1986"/>
     <w:p>
       <w:pPr>
         <w:pStyle w:val="Bibliography"/>
@@ -36903,7 +38980,7 @@
       <w:r>
         <w:t xml:space="preserve"> </w:t>
       </w:r>
-      <w:hyperlink r:id="rId122">
+      <w:hyperlink r:id="rId135">
         <w:r>
           <w:rPr>
             <w:rStyle w:val="Hyperlink"/>
@@ -36915,8 +38992,8 @@
         <w:t xml:space="preserve">.</w:t>
       </w:r>
     </w:p>
-    <w:bookmarkEnd w:id="123"/>
-    <w:bookmarkStart w:id="125" w:name="ref-breiman1996"/>
+    <w:bookmarkEnd w:id="136"/>
+    <w:bookmarkStart w:id="138" w:name="ref-breiman1996"/>
     <w:p>
       <w:pPr>
         <w:pStyle w:val="Bibliography"/>
@@ -36955,7 +39032,7 @@
       <w:r>
         <w:t xml:space="preserve"> </w:t>
       </w:r>
-      <w:hyperlink r:id="rId124">
+      <w:hyperlink r:id="rId137">
         <w:r>
           <w:rPr>
             <w:rStyle w:val="Hyperlink"/>
@@ -36967,8 +39044,8 @@
         <w:t xml:space="preserve">.</w:t>
       </w:r>
     </w:p>
-    <w:bookmarkEnd w:id="125"/>
-    <w:bookmarkStart w:id="127" w:name="ref-breiman2001"/>
+    <w:bookmarkEnd w:id="138"/>
+    <w:bookmarkStart w:id="140" w:name="ref-breiman2001"/>
     <w:p>
       <w:pPr>
         <w:pStyle w:val="Bibliography"/>
@@ -37007,7 +39084,7 @@
       <w:r>
         <w:t xml:space="preserve"> </w:t>
       </w:r>
-      <w:hyperlink r:id="rId126">
+      <w:hyperlink r:id="rId139">
         <w:r>
           <w:rPr>
             <w:rStyle w:val="Hyperlink"/>
@@ -37019,8 +39096,8 @@
         <w:t xml:space="preserve">.</w:t>
       </w:r>
     </w:p>
-    <w:bookmarkEnd w:id="127"/>
-    <w:bookmarkStart w:id="129" w:name="ref-friedman2001"/>
+    <w:bookmarkEnd w:id="140"/>
+    <w:bookmarkStart w:id="142" w:name="ref-friedman2001"/>
     <w:p>
       <w:pPr>
         <w:pStyle w:val="Bibliography"/>
@@ -37059,7 +39136,7 @@
       <w:r>
         <w:t xml:space="preserve"> </w:t>
       </w:r>
-      <w:hyperlink r:id="rId128">
+      <w:hyperlink r:id="rId141">
         <w:r>
           <w:rPr>
             <w:rStyle w:val="Hyperlink"/>
@@ -37071,8 +39148,8 @@
         <w:t xml:space="preserve">.</w:t>
       </w:r>
     </w:p>
-    <w:bookmarkEnd w:id="129"/>
-    <w:bookmarkStart w:id="131" w:name="ref-chen2016xgboost"/>
+    <w:bookmarkEnd w:id="142"/>
+    <w:bookmarkStart w:id="144" w:name="ref-chen2016xgboost"/>
     <w:p>
       <w:pPr>
         <w:pStyle w:val="Bibliography"/>
@@ -37123,7 +39200,7 @@
       <w:r>
         <w:t xml:space="preserve"> </w:t>
       </w:r>
-      <w:hyperlink r:id="rId130">
+      <w:hyperlink r:id="rId143">
         <w:r>
           <w:rPr>
             <w:rStyle w:val="Hyperlink"/>
@@ -37135,8 +39212,8 @@
         <w:t xml:space="preserve">.</w:t>
       </w:r>
     </w:p>
-    <w:bookmarkEnd w:id="131"/>
-    <w:bookmarkStart w:id="133" w:name="ref-hastie2009esl"/>
+    <w:bookmarkEnd w:id="144"/>
+    <w:bookmarkStart w:id="146" w:name="ref-hastie2009esl"/>
     <w:p>
       <w:pPr>
         <w:pStyle w:val="Bibliography"/>
@@ -37169,7 +39246,7 @@
       <w:r>
         <w:t xml:space="preserve"> </w:t>
       </w:r>
-      <w:hyperlink r:id="rId132">
+      <w:hyperlink r:id="rId145">
         <w:r>
           <w:rPr>
             <w:rStyle w:val="Hyperlink"/>
@@ -37181,8 +39258,8 @@
         <w:t xml:space="preserve">.</w:t>
       </w:r>
     </w:p>
-    <w:bookmarkEnd w:id="133"/>
-    <w:bookmarkStart w:id="134" w:name="ref-pedregosa2011sklearn"/>
+    <w:bookmarkEnd w:id="146"/>
+    <w:bookmarkStart w:id="147" w:name="ref-pedregosa2011sklearn"/>
     <w:p>
       <w:pPr>
         <w:pStyle w:val="Bibliography"/>
@@ -37241,8 +39318,8 @@
         <w:t xml:space="preserve">, vol. 12, pp. 2825–2830, 2011.</w:t>
       </w:r>
     </w:p>
-    <w:bookmarkEnd w:id="134"/>
-    <w:bookmarkStart w:id="135" w:name="ref-bergstra2012random"/>
+    <w:bookmarkEnd w:id="147"/>
+    <w:bookmarkStart w:id="148" w:name="ref-bergstra2012random"/>
     <w:p>
       <w:pPr>
         <w:pStyle w:val="Bibliography"/>
@@ -37279,8 +39356,8 @@
         <w:t xml:space="preserve">, vol. 13, pp. 281–305, 2012.</w:t>
       </w:r>
     </w:p>
-    <w:bookmarkEnd w:id="135"/>
-    <w:bookmarkStart w:id="137" w:name="ref-dietterich1998"/>
+    <w:bookmarkEnd w:id="148"/>
+    <w:bookmarkStart w:id="150" w:name="ref-dietterich1998"/>
     <w:p>
       <w:pPr>
         <w:pStyle w:val="Bibliography"/>
@@ -37319,7 +39396,7 @@
       <w:r>
         <w:t xml:space="preserve"> </w:t>
       </w:r>
-      <w:hyperlink r:id="rId136">
+      <w:hyperlink r:id="rId149">
         <w:r>
           <w:rPr>
             <w:rStyle w:val="Hyperlink"/>
@@ -37331,8 +39408,8 @@
         <w:t xml:space="preserve">.</w:t>
       </w:r>
     </w:p>
-    <w:bookmarkEnd w:id="137"/>
-    <w:bookmarkStart w:id="139" w:name="ref-wolpert1992stacked"/>
+    <w:bookmarkEnd w:id="150"/>
+    <w:bookmarkStart w:id="152" w:name="ref-wolpert1992stacked"/>
     <w:p>
       <w:pPr>
         <w:pStyle w:val="Bibliography"/>
@@ -37371,7 +39448,7 @@
       <w:r>
         <w:t xml:space="preserve"> </w:t>
       </w:r>
-      <w:hyperlink r:id="rId138">
+      <w:hyperlink r:id="rId151">
         <w:r>
           <w:rPr>
             <w:rStyle w:val="Hyperlink"/>
@@ -37383,8 +39460,8 @@
         <w:t xml:space="preserve">.</w:t>
       </w:r>
     </w:p>
-    <w:bookmarkEnd w:id="139"/>
-    <w:bookmarkStart w:id="140" w:name="ref-paszke2019pytorch"/>
+    <w:bookmarkEnd w:id="152"/>
+    <w:bookmarkStart w:id="153" w:name="ref-paszke2019pytorch"/>
     <w:p>
       <w:pPr>
         <w:pStyle w:val="Bibliography"/>
@@ -37446,8 +39523,8 @@
         <w:t xml:space="preserve">, 2019, pp. 8024–8035.</w:t>
       </w:r>
     </w:p>
-    <w:bookmarkEnd w:id="140"/>
-    <w:bookmarkStart w:id="141" w:name="ref-kingma2015adam"/>
+    <w:bookmarkEnd w:id="153"/>
+    <w:bookmarkStart w:id="154" w:name="ref-kingma2015adam"/>
     <w:p>
       <w:pPr>
         <w:pStyle w:val="Bibliography"/>
@@ -37496,8 +39573,8 @@
         <w:t xml:space="preserve">, 2015.</w:t>
       </w:r>
     </w:p>
-    <w:bookmarkEnd w:id="141"/>
-    <w:bookmarkStart w:id="142" w:name="ref-ke2017lightgbm"/>
+    <w:bookmarkEnd w:id="154"/>
+    <w:bookmarkStart w:id="155" w:name="ref-ke2017lightgbm"/>
     <w:p>
       <w:pPr>
         <w:pStyle w:val="Bibliography"/>
@@ -37559,8 +39636,8 @@
         <w:t xml:space="preserve">, 2017.</w:t>
       </w:r>
     </w:p>
-    <w:bookmarkEnd w:id="142"/>
-    <w:bookmarkStart w:id="143" w:name="ref-prokhorenkova2018catboost"/>
+    <w:bookmarkEnd w:id="155"/>
+    <w:bookmarkStart w:id="156" w:name="ref-prokhorenkova2018catboost"/>
     <w:p>
       <w:pPr>
         <w:pStyle w:val="Bibliography"/>
@@ -37609,9 +39686,9 @@
         <w:t xml:space="preserve">, 2018.</w:t>
       </w:r>
     </w:p>
-    <w:bookmarkEnd w:id="143"/>
-    <w:bookmarkEnd w:id="144"/>
-    <w:bookmarkEnd w:id="145"/>
+    <w:bookmarkEnd w:id="156"/>
+    <w:bookmarkEnd w:id="157"/>
+    <w:bookmarkEnd w:id="158"/>
     <w:sectPr>
       <w:footnotePr>
         <w:numRestart w:val="eachSect"/>
@@ -37619,7 +39696,7 @@
       <w:type w:val="continuous"/>
       <w:pgSz w:w="12240" w:h="15840"/>
       <w:pgMar w:top="1080" w:bottom="1440" w:left="900" w:right="900"/>
-      <w:cols w:num="1" w:space="360" w:equalWidth="1"/>
+      <w:cols w:num="2" w:space="360" w:equalWidth="1"/>
     </w:sectPr>
   </w:body>
 </w:document>
